--- a/ACPOS_SYSTEM_LOGIC_GLOBAL_INTEGRATION_Mother_Basic_Design_OPTIMIZED.docx
+++ b/ACPOS_SYSTEM_LOGIC_GLOBAL_INTEGRATION_Mother_Basic_Design_OPTIMIZED.docx
@@ -7936,10 +7936,3143 @@
       </w:tr>
     </w:tbl>
     <w:p/>
+    <w:p>
+      <w:pPr>
+        <w:sectPr>
+          <w:footerReference w:type="default" r:id="rId9"/>
+          <w:pgSz w:w="11909" w:h="16834"/>
+          <w:pgMar w:top="792" w:right="835" w:bottom="792" w:left="835" w:header="720" w:footer="720" w:gutter="0"/>
+          <w:cols w:space="720"/>
+          <w:docGrid w:linePitch="360"/>
+        </w:sectPr>
+      </w:pPr>
+    </w:p>
+    <w:p>
+      <w:pPr>
+        <w:pStyle w:val="Heading1"/>
+      </w:pPr>
+      <w:r>
+        <w:t>Exhaustive Functional / System Logic / Cross-stage Closure Contract</w:t>
+      </w:r>
+    </w:p>
+    <w:p>
+      <w:r>
+        <w:rPr>
+          <w:b/>
+        </w:rPr>
+        <w:t xml:space="preserve">[ACPOS-20260921-BATCH-01-FOUNDATION-CLOSURE-V1] </w:t>
+      </w:r>
+      <w:r>
+        <w:t>本節為 0921acpos Current Word package 的正式缺口閉合內容。只定義 Basic Design / authority contract；若缺 Runtime / Production evidence，狀態仍必須維持 NOT_EXECUTED / IMPLEMENTATION_REQUIRED，不得因文件定義完成而宣告 Runtime 完成。</w:t>
+      </w:r>
+    </w:p>
+    <w:p>
+      <w:r>
+        <w:t>對每個 REQUIRED Function / Operation / system-logic concern，必須逐項標示 REQUIRED 或 NOT_APPLICABLE；NOT_APPLICABLE 必須有 Authority reason。缺欄、UNKNOWN、以其他頁存在作替代、或只寫 UI 名稱，都不能取得 closure credit。</w:t>
+      </w:r>
+    </w:p>
+    <w:p>
+      <w:pPr>
+        <w:pStyle w:val="Heading2"/>
+      </w:pPr>
+      <w:r>
+        <w:t>L01–L24 Functional Forward/Backward Chain</w:t>
+      </w:r>
+    </w:p>
+    <w:tbl>
+      <w:tblPr>
+        <w:tblStyle w:val="TableGrid"/>
+        <w:tblW w:type="auto" w:w="0"/>
+        <w:tblLook w:firstColumn="1" w:firstRow="1" w:lastColumn="0" w:lastRow="0" w:noHBand="0" w:noVBand="1" w:val="04A0"/>
+      </w:tblPr>
+      <w:tblGrid>
+        <w:gridCol w:w="5208"/>
+        <w:gridCol w:w="5208"/>
+        <w:gridCol w:w="5208"/>
+      </w:tblGrid>
+      <w:tr>
+        <w:trPr>
+          <w:tblHeader w:val="true"/>
+        </w:trPr>
+        <w:tc>
+          <w:tcPr>
+            <w:tcW w:type="dxa" w:w="5208"/>
+            <w:shd w:fill="EDE9FE"/>
+          </w:tcPr>
+          <w:p>
+            <w:r>
+              <w:rPr>
+                <w:sz w:val="11"/>
+              </w:rPr>
+              <w:t>ID</w:t>
+            </w:r>
+          </w:p>
+        </w:tc>
+        <w:tc>
+          <w:tcPr>
+            <w:tcW w:type="dxa" w:w="5208"/>
+            <w:shd w:fill="EDE9FE"/>
+          </w:tcPr>
+          <w:p>
+            <w:r>
+              <w:rPr>
+                <w:sz w:val="11"/>
+              </w:rPr>
+              <w:t>Node</w:t>
+            </w:r>
+          </w:p>
+        </w:tc>
+        <w:tc>
+          <w:tcPr>
+            <w:tcW w:type="dxa" w:w="5208"/>
+            <w:shd w:fill="EDE9FE"/>
+          </w:tcPr>
+          <w:p>
+            <w:r>
+              <w:rPr>
+                <w:sz w:val="11"/>
+              </w:rPr>
+              <w:t>Required closure</w:t>
+            </w:r>
+          </w:p>
+        </w:tc>
+      </w:tr>
+      <w:tr>
+        <w:tc>
+          <w:tcPr>
+            <w:tcW w:type="dxa" w:w="5208"/>
+          </w:tcPr>
+          <w:p>
+            <w:r>
+              <w:rPr>
+                <w:sz w:val="11"/>
+              </w:rPr>
+              <w:t>L01</w:t>
+            </w:r>
+          </w:p>
+        </w:tc>
+        <w:tc>
+          <w:tcPr>
+            <w:tcW w:type="dxa" w:w="5208"/>
+          </w:tcPr>
+          <w:p>
+            <w:r>
+              <w:rPr>
+                <w:sz w:val="11"/>
+              </w:rPr>
+              <w:t>Previous Context</w:t>
+            </w:r>
+          </w:p>
+        </w:tc>
+        <w:tc>
+          <w:tcPr>
+            <w:tcW w:type="dxa" w:w="5208"/>
+          </w:tcPr>
+          <w:p>
+            <w:r>
+              <w:rPr>
+                <w:sz w:val="11"/>
+              </w:rPr>
+              <w:t>Resolve predecessor state / exact source refs.</w:t>
+            </w:r>
+          </w:p>
+        </w:tc>
+      </w:tr>
+      <w:tr>
+        <w:tc>
+          <w:tcPr>
+            <w:tcW w:type="dxa" w:w="5208"/>
+          </w:tcPr>
+          <w:p>
+            <w:r>
+              <w:rPr>
+                <w:sz w:val="11"/>
+              </w:rPr>
+              <w:t>L02</w:t>
+            </w:r>
+          </w:p>
+        </w:tc>
+        <w:tc>
+          <w:tcPr>
+            <w:tcW w:type="dxa" w:w="5208"/>
+          </w:tcPr>
+          <w:p>
+            <w:r>
+              <w:rPr>
+                <w:sz w:val="11"/>
+              </w:rPr>
+              <w:t>Trigger</w:t>
+            </w:r>
+          </w:p>
+        </w:tc>
+        <w:tc>
+          <w:tcPr>
+            <w:tcW w:type="dxa" w:w="5208"/>
+          </w:tcPr>
+          <w:p>
+            <w:r>
+              <w:rPr>
+                <w:sz w:val="11"/>
+              </w:rPr>
+              <w:t>Named control/event that begins the function.</w:t>
+            </w:r>
+          </w:p>
+        </w:tc>
+      </w:tr>
+      <w:tr>
+        <w:tc>
+          <w:tcPr>
+            <w:tcW w:type="dxa" w:w="5208"/>
+          </w:tcPr>
+          <w:p>
+            <w:r>
+              <w:rPr>
+                <w:sz w:val="11"/>
+              </w:rPr>
+              <w:t>L03</w:t>
+            </w:r>
+          </w:p>
+        </w:tc>
+        <w:tc>
+          <w:tcPr>
+            <w:tcW w:type="dxa" w:w="5208"/>
+          </w:tcPr>
+          <w:p>
+            <w:r>
+              <w:rPr>
+                <w:sz w:val="11"/>
+              </w:rPr>
+              <w:t>Input</w:t>
+            </w:r>
+          </w:p>
+        </w:tc>
+        <w:tc>
+          <w:tcPr>
+            <w:tcW w:type="dxa" w:w="5208"/>
+          </w:tcPr>
+          <w:p>
+            <w:r>
+              <w:rPr>
+                <w:sz w:val="11"/>
+              </w:rPr>
+              <w:t>Typed user/system inputs and exact refs.</w:t>
+            </w:r>
+          </w:p>
+        </w:tc>
+      </w:tr>
+      <w:tr>
+        <w:tc>
+          <w:tcPr>
+            <w:tcW w:type="dxa" w:w="5208"/>
+          </w:tcPr>
+          <w:p>
+            <w:r>
+              <w:rPr>
+                <w:sz w:val="11"/>
+              </w:rPr>
+              <w:t>L04</w:t>
+            </w:r>
+          </w:p>
+        </w:tc>
+        <w:tc>
+          <w:tcPr>
+            <w:tcW w:type="dxa" w:w="5208"/>
+          </w:tcPr>
+          <w:p>
+            <w:r>
+              <w:rPr>
+                <w:sz w:val="11"/>
+              </w:rPr>
+              <w:t>Validation</w:t>
+            </w:r>
+          </w:p>
+        </w:tc>
+        <w:tc>
+          <w:tcPr>
+            <w:tcW w:type="dxa" w:w="5208"/>
+          </w:tcPr>
+          <w:p>
+            <w:r>
+              <w:rPr>
+                <w:sz w:val="11"/>
+              </w:rPr>
+              <w:t>Pre-action validation and fail-closed checks.</w:t>
+            </w:r>
+          </w:p>
+        </w:tc>
+      </w:tr>
+      <w:tr>
+        <w:tc>
+          <w:tcPr>
+            <w:tcW w:type="dxa" w:w="5208"/>
+          </w:tcPr>
+          <w:p>
+            <w:r>
+              <w:rPr>
+                <w:sz w:val="11"/>
+              </w:rPr>
+              <w:t>L05</w:t>
+            </w:r>
+          </w:p>
+        </w:tc>
+        <w:tc>
+          <w:tcPr>
+            <w:tcW w:type="dxa" w:w="5208"/>
+          </w:tcPr>
+          <w:p>
+            <w:r>
+              <w:rPr>
+                <w:sz w:val="11"/>
+              </w:rPr>
+              <w:t>Action</w:t>
+            </w:r>
+          </w:p>
+        </w:tc>
+        <w:tc>
+          <w:tcPr>
+            <w:tcW w:type="dxa" w:w="5208"/>
+          </w:tcPr>
+          <w:p>
+            <w:r>
+              <w:rPr>
+                <w:sz w:val="11"/>
+              </w:rPr>
+              <w:t>User/system intent mapped to one governed action.</w:t>
+            </w:r>
+          </w:p>
+        </w:tc>
+      </w:tr>
+      <w:tr>
+        <w:tc>
+          <w:tcPr>
+            <w:tcW w:type="dxa" w:w="5208"/>
+          </w:tcPr>
+          <w:p>
+            <w:r>
+              <w:rPr>
+                <w:sz w:val="11"/>
+              </w:rPr>
+              <w:t>L06</w:t>
+            </w:r>
+          </w:p>
+        </w:tc>
+        <w:tc>
+          <w:tcPr>
+            <w:tcW w:type="dxa" w:w="5208"/>
+          </w:tcPr>
+          <w:p>
+            <w:r>
+              <w:rPr>
+                <w:sz w:val="11"/>
+              </w:rPr>
+              <w:t>Operation</w:t>
+            </w:r>
+          </w:p>
+        </w:tc>
+        <w:tc>
+          <w:tcPr>
+            <w:tcW w:type="dxa" w:w="5208"/>
+          </w:tcPr>
+          <w:p>
+            <w:r>
+              <w:rPr>
+                <w:sz w:val="11"/>
+              </w:rPr>
+              <w:t>Canonical operation / command name.</w:t>
+            </w:r>
+          </w:p>
+        </w:tc>
+      </w:tr>
+      <w:tr>
+        <w:tc>
+          <w:tcPr>
+            <w:tcW w:type="dxa" w:w="5208"/>
+          </w:tcPr>
+          <w:p>
+            <w:r>
+              <w:rPr>
+                <w:sz w:val="11"/>
+              </w:rPr>
+              <w:t>L07</w:t>
+            </w:r>
+          </w:p>
+        </w:tc>
+        <w:tc>
+          <w:tcPr>
+            <w:tcW w:type="dxa" w:w="5208"/>
+          </w:tcPr>
+          <w:p>
+            <w:r>
+              <w:rPr>
+                <w:sz w:val="11"/>
+              </w:rPr>
+              <w:t>Payload</w:t>
+            </w:r>
+          </w:p>
+        </w:tc>
+        <w:tc>
+          <w:tcPr>
+            <w:tcW w:type="dxa" w:w="5208"/>
+          </w:tcPr>
+          <w:p>
+            <w:r>
+              <w:rPr>
+                <w:sz w:val="11"/>
+              </w:rPr>
+              <w:t>Typed payload fields + constraints.</w:t>
+            </w:r>
+          </w:p>
+        </w:tc>
+      </w:tr>
+      <w:tr>
+        <w:tc>
+          <w:tcPr>
+            <w:tcW w:type="dxa" w:w="5208"/>
+          </w:tcPr>
+          <w:p>
+            <w:r>
+              <w:rPr>
+                <w:sz w:val="11"/>
+              </w:rPr>
+              <w:t>L08</w:t>
+            </w:r>
+          </w:p>
+        </w:tc>
+        <w:tc>
+          <w:tcPr>
+            <w:tcW w:type="dxa" w:w="5208"/>
+          </w:tcPr>
+          <w:p>
+            <w:r>
+              <w:rPr>
+                <w:sz w:val="11"/>
+              </w:rPr>
+              <w:t>Owner</w:t>
+            </w:r>
+          </w:p>
+        </w:tc>
+        <w:tc>
+          <w:tcPr>
+            <w:tcW w:type="dxa" w:w="5208"/>
+          </w:tcPr>
+          <w:p>
+            <w:r>
+              <w:rPr>
+                <w:sz w:val="11"/>
+              </w:rPr>
+              <w:t>Canonical owner of the operation.</w:t>
+            </w:r>
+          </w:p>
+        </w:tc>
+      </w:tr>
+      <w:tr>
+        <w:tc>
+          <w:tcPr>
+            <w:tcW w:type="dxa" w:w="5208"/>
+          </w:tcPr>
+          <w:p>
+            <w:r>
+              <w:rPr>
+                <w:sz w:val="11"/>
+              </w:rPr>
+              <w:t>L09</w:t>
+            </w:r>
+          </w:p>
+        </w:tc>
+        <w:tc>
+          <w:tcPr>
+            <w:tcW w:type="dxa" w:w="5208"/>
+          </w:tcPr>
+          <w:p>
+            <w:r>
+              <w:rPr>
+                <w:sz w:val="11"/>
+              </w:rPr>
+              <w:t>Runtime</w:t>
+            </w:r>
+          </w:p>
+        </w:tc>
+        <w:tc>
+          <w:tcPr>
+            <w:tcW w:type="dxa" w:w="5208"/>
+          </w:tcPr>
+          <w:p>
+            <w:r>
+              <w:rPr>
+                <w:sz w:val="11"/>
+              </w:rPr>
+              <w:t>Runtime/port/worker/provider binding or explicit IMPLEMENTATION_REQUIRED.</w:t>
+            </w:r>
+          </w:p>
+        </w:tc>
+      </w:tr>
+      <w:tr>
+        <w:tc>
+          <w:tcPr>
+            <w:tcW w:type="dxa" w:w="5208"/>
+          </w:tcPr>
+          <w:p>
+            <w:r>
+              <w:rPr>
+                <w:sz w:val="11"/>
+              </w:rPr>
+              <w:t>L10</w:t>
+            </w:r>
+          </w:p>
+        </w:tc>
+        <w:tc>
+          <w:tcPr>
+            <w:tcW w:type="dxa" w:w="5208"/>
+          </w:tcPr>
+          <w:p>
+            <w:r>
+              <w:rPr>
+                <w:sz w:val="11"/>
+              </w:rPr>
+              <w:t>Authorization</w:t>
+            </w:r>
+          </w:p>
+        </w:tc>
+        <w:tc>
+          <w:tcPr>
+            <w:tcW w:type="dxa" w:w="5208"/>
+          </w:tcPr>
+          <w:p>
+            <w:r>
+              <w:rPr>
+                <w:sz w:val="11"/>
+              </w:rPr>
+              <w:t>Permission / role / scope check.</w:t>
+            </w:r>
+          </w:p>
+        </w:tc>
+      </w:tr>
+      <w:tr>
+        <w:tc>
+          <w:tcPr>
+            <w:tcW w:type="dxa" w:w="5208"/>
+          </w:tcPr>
+          <w:p>
+            <w:r>
+              <w:rPr>
+                <w:sz w:val="11"/>
+              </w:rPr>
+              <w:t>L11</w:t>
+            </w:r>
+          </w:p>
+        </w:tc>
+        <w:tc>
+          <w:tcPr>
+            <w:tcW w:type="dxa" w:w="5208"/>
+          </w:tcPr>
+          <w:p>
+            <w:r>
+              <w:rPr>
+                <w:sz w:val="11"/>
+              </w:rPr>
+              <w:t>Mutation_or_Read</w:t>
+            </w:r>
+          </w:p>
+        </w:tc>
+        <w:tc>
+          <w:tcPr>
+            <w:tcW w:type="dxa" w:w="5208"/>
+          </w:tcPr>
+          <w:p>
+            <w:r>
+              <w:rPr>
+                <w:sz w:val="11"/>
+              </w:rPr>
+              <w:t>Exact read/mutation boundary.</w:t>
+            </w:r>
+          </w:p>
+        </w:tc>
+      </w:tr>
+      <w:tr>
+        <w:tc>
+          <w:tcPr>
+            <w:tcW w:type="dxa" w:w="5208"/>
+          </w:tcPr>
+          <w:p>
+            <w:r>
+              <w:rPr>
+                <w:sz w:val="11"/>
+              </w:rPr>
+              <w:t>L12</w:t>
+            </w:r>
+          </w:p>
+        </w:tc>
+        <w:tc>
+          <w:tcPr>
+            <w:tcW w:type="dxa" w:w="5208"/>
+          </w:tcPr>
+          <w:p>
+            <w:r>
+              <w:rPr>
+                <w:sz w:val="11"/>
+              </w:rPr>
+              <w:t>State</w:t>
+            </w:r>
+          </w:p>
+        </w:tc>
+        <w:tc>
+          <w:tcPr>
+            <w:tcW w:type="dxa" w:w="5208"/>
+          </w:tcPr>
+          <w:p>
+            <w:r>
+              <w:rPr>
+                <w:sz w:val="11"/>
+              </w:rPr>
+              <w:t>Pre/post state transition.</w:t>
+            </w:r>
+          </w:p>
+        </w:tc>
+      </w:tr>
+      <w:tr>
+        <w:tc>
+          <w:tcPr>
+            <w:tcW w:type="dxa" w:w="5208"/>
+          </w:tcPr>
+          <w:p>
+            <w:r>
+              <w:rPr>
+                <w:sz w:val="11"/>
+              </w:rPr>
+              <w:t>L13</w:t>
+            </w:r>
+          </w:p>
+        </w:tc>
+        <w:tc>
+          <w:tcPr>
+            <w:tcW w:type="dxa" w:w="5208"/>
+          </w:tcPr>
+          <w:p>
+            <w:r>
+              <w:rPr>
+                <w:sz w:val="11"/>
+              </w:rPr>
+              <w:t>Output</w:t>
+            </w:r>
+          </w:p>
+        </w:tc>
+        <w:tc>
+          <w:tcPr>
+            <w:tcW w:type="dxa" w:w="5208"/>
+          </w:tcPr>
+          <w:p>
+            <w:r>
+              <w:rPr>
+                <w:sz w:val="11"/>
+              </w:rPr>
+              <w:t>Exact output/ref/version produced.</w:t>
+            </w:r>
+          </w:p>
+        </w:tc>
+      </w:tr>
+      <w:tr>
+        <w:tc>
+          <w:tcPr>
+            <w:tcW w:type="dxa" w:w="5208"/>
+          </w:tcPr>
+          <w:p>
+            <w:r>
+              <w:rPr>
+                <w:sz w:val="11"/>
+              </w:rPr>
+              <w:t>L14</w:t>
+            </w:r>
+          </w:p>
+        </w:tc>
+        <w:tc>
+          <w:tcPr>
+            <w:tcW w:type="dxa" w:w="5208"/>
+          </w:tcPr>
+          <w:p>
+            <w:r>
+              <w:rPr>
+                <w:sz w:val="11"/>
+              </w:rPr>
+              <w:t>UI_Effect</w:t>
+            </w:r>
+          </w:p>
+        </w:tc>
+        <w:tc>
+          <w:tcPr>
+            <w:tcW w:type="dxa" w:w="5208"/>
+          </w:tcPr>
+          <w:p>
+            <w:r>
+              <w:rPr>
+                <w:sz w:val="11"/>
+              </w:rPr>
+              <w:t>Visible page effect / updated region.</w:t>
+            </w:r>
+          </w:p>
+        </w:tc>
+      </w:tr>
+      <w:tr>
+        <w:tc>
+          <w:tcPr>
+            <w:tcW w:type="dxa" w:w="5208"/>
+          </w:tcPr>
+          <w:p>
+            <w:r>
+              <w:rPr>
+                <w:sz w:val="11"/>
+              </w:rPr>
+              <w:t>L15</w:t>
+            </w:r>
+          </w:p>
+        </w:tc>
+        <w:tc>
+          <w:tcPr>
+            <w:tcW w:type="dxa" w:w="5208"/>
+          </w:tcPr>
+          <w:p>
+            <w:r>
+              <w:rPr>
+                <w:sz w:val="11"/>
+              </w:rPr>
+              <w:t>Post_Action_Validation</w:t>
+            </w:r>
+          </w:p>
+        </w:tc>
+        <w:tc>
+          <w:tcPr>
+            <w:tcW w:type="dxa" w:w="5208"/>
+          </w:tcPr>
+          <w:p>
+            <w:r>
+              <w:rPr>
+                <w:sz w:val="11"/>
+              </w:rPr>
+              <w:t>Fresh validation after operation.</w:t>
+            </w:r>
+          </w:p>
+        </w:tc>
+      </w:tr>
+      <w:tr>
+        <w:tc>
+          <w:tcPr>
+            <w:tcW w:type="dxa" w:w="5208"/>
+          </w:tcPr>
+          <w:p>
+            <w:r>
+              <w:rPr>
+                <w:sz w:val="11"/>
+              </w:rPr>
+              <w:t>L16</w:t>
+            </w:r>
+          </w:p>
+        </w:tc>
+        <w:tc>
+          <w:tcPr>
+            <w:tcW w:type="dxa" w:w="5208"/>
+          </w:tcPr>
+          <w:p>
+            <w:r>
+              <w:rPr>
+                <w:sz w:val="11"/>
+              </w:rPr>
+              <w:t>Success_Next_State</w:t>
+            </w:r>
+          </w:p>
+        </w:tc>
+        <w:tc>
+          <w:tcPr>
+            <w:tcW w:type="dxa" w:w="5208"/>
+          </w:tcPr>
+          <w:p>
+            <w:r>
+              <w:rPr>
+                <w:sz w:val="11"/>
+              </w:rPr>
+              <w:t>Named successful state.</w:t>
+            </w:r>
+          </w:p>
+        </w:tc>
+      </w:tr>
+      <w:tr>
+        <w:tc>
+          <w:tcPr>
+            <w:tcW w:type="dxa" w:w="5208"/>
+          </w:tcPr>
+          <w:p>
+            <w:r>
+              <w:rPr>
+                <w:sz w:val="11"/>
+              </w:rPr>
+              <w:t>L17</w:t>
+            </w:r>
+          </w:p>
+        </w:tc>
+        <w:tc>
+          <w:tcPr>
+            <w:tcW w:type="dxa" w:w="5208"/>
+          </w:tcPr>
+          <w:p>
+            <w:r>
+              <w:rPr>
+                <w:sz w:val="11"/>
+              </w:rPr>
+              <w:t>Next_Function_or_Page</w:t>
+            </w:r>
+          </w:p>
+        </w:tc>
+        <w:tc>
+          <w:tcPr>
+            <w:tcW w:type="dxa" w:w="5208"/>
+          </w:tcPr>
+          <w:p>
+            <w:r>
+              <w:rPr>
+                <w:sz w:val="11"/>
+              </w:rPr>
+              <w:t>Explicit downstream consumer / route.</w:t>
+            </w:r>
+          </w:p>
+        </w:tc>
+      </w:tr>
+      <w:tr>
+        <w:tc>
+          <w:tcPr>
+            <w:tcW w:type="dxa" w:w="5208"/>
+          </w:tcPr>
+          <w:p>
+            <w:r>
+              <w:rPr>
+                <w:sz w:val="11"/>
+              </w:rPr>
+              <w:t>L18</w:t>
+            </w:r>
+          </w:p>
+        </w:tc>
+        <w:tc>
+          <w:tcPr>
+            <w:tcW w:type="dxa" w:w="5208"/>
+          </w:tcPr>
+          <w:p>
+            <w:r>
+              <w:rPr>
+                <w:sz w:val="11"/>
+              </w:rPr>
+              <w:t>Failure</w:t>
+            </w:r>
+          </w:p>
+        </w:tc>
+        <w:tc>
+          <w:tcPr>
+            <w:tcW w:type="dxa" w:w="5208"/>
+          </w:tcPr>
+          <w:p>
+            <w:r>
+              <w:rPr>
+                <w:sz w:val="11"/>
+              </w:rPr>
+              <w:t>Canonical failure taxonomy / condition.</w:t>
+            </w:r>
+          </w:p>
+        </w:tc>
+      </w:tr>
+      <w:tr>
+        <w:tc>
+          <w:tcPr>
+            <w:tcW w:type="dxa" w:w="5208"/>
+          </w:tcPr>
+          <w:p>
+            <w:r>
+              <w:rPr>
+                <w:sz w:val="11"/>
+              </w:rPr>
+              <w:t>L19</w:t>
+            </w:r>
+          </w:p>
+        </w:tc>
+        <w:tc>
+          <w:tcPr>
+            <w:tcW w:type="dxa" w:w="5208"/>
+          </w:tcPr>
+          <w:p>
+            <w:r>
+              <w:rPr>
+                <w:sz w:val="11"/>
+              </w:rPr>
+              <w:t>Recovery</w:t>
+            </w:r>
+          </w:p>
+        </w:tc>
+        <w:tc>
+          <w:tcPr>
+            <w:tcW w:type="dxa" w:w="5208"/>
+          </w:tcPr>
+          <w:p>
+            <w:r>
+              <w:rPr>
+                <w:sz w:val="11"/>
+              </w:rPr>
+              <w:t>Recovery owner/action.</w:t>
+            </w:r>
+          </w:p>
+        </w:tc>
+      </w:tr>
+      <w:tr>
+        <w:tc>
+          <w:tcPr>
+            <w:tcW w:type="dxa" w:w="5208"/>
+          </w:tcPr>
+          <w:p>
+            <w:r>
+              <w:rPr>
+                <w:sz w:val="11"/>
+              </w:rPr>
+              <w:t>L20</w:t>
+            </w:r>
+          </w:p>
+        </w:tc>
+        <w:tc>
+          <w:tcPr>
+            <w:tcW w:type="dxa" w:w="5208"/>
+          </w:tcPr>
+          <w:p>
+            <w:r>
+              <w:rPr>
+                <w:sz w:val="11"/>
+              </w:rPr>
+              <w:t>Retry</w:t>
+            </w:r>
+          </w:p>
+        </w:tc>
+        <w:tc>
+          <w:tcPr>
+            <w:tcW w:type="dxa" w:w="5208"/>
+          </w:tcPr>
+          <w:p>
+            <w:r>
+              <w:rPr>
+                <w:sz w:val="11"/>
+              </w:rPr>
+              <w:t>Retry eligibility / idempotency relationship.</w:t>
+            </w:r>
+          </w:p>
+        </w:tc>
+      </w:tr>
+      <w:tr>
+        <w:tc>
+          <w:tcPr>
+            <w:tcW w:type="dxa" w:w="5208"/>
+          </w:tcPr>
+          <w:p>
+            <w:r>
+              <w:rPr>
+                <w:sz w:val="11"/>
+              </w:rPr>
+              <w:t>L21</w:t>
+            </w:r>
+          </w:p>
+        </w:tc>
+        <w:tc>
+          <w:tcPr>
+            <w:tcW w:type="dxa" w:w="5208"/>
+          </w:tcPr>
+          <w:p>
+            <w:r>
+              <w:rPr>
+                <w:sz w:val="11"/>
+              </w:rPr>
+              <w:t>Cancel</w:t>
+            </w:r>
+          </w:p>
+        </w:tc>
+        <w:tc>
+          <w:tcPr>
+            <w:tcW w:type="dxa" w:w="5208"/>
+          </w:tcPr>
+          <w:p>
+            <w:r>
+              <w:rPr>
+                <w:sz w:val="11"/>
+              </w:rPr>
+              <w:t>Cancellation semantics when applicable.</w:t>
+            </w:r>
+          </w:p>
+        </w:tc>
+      </w:tr>
+      <w:tr>
+        <w:tc>
+          <w:tcPr>
+            <w:tcW w:type="dxa" w:w="5208"/>
+          </w:tcPr>
+          <w:p>
+            <w:r>
+              <w:rPr>
+                <w:sz w:val="11"/>
+              </w:rPr>
+              <w:t>L22</w:t>
+            </w:r>
+          </w:p>
+        </w:tc>
+        <w:tc>
+          <w:tcPr>
+            <w:tcW w:type="dxa" w:w="5208"/>
+          </w:tcPr>
+          <w:p>
+            <w:r>
+              <w:rPr>
+                <w:sz w:val="11"/>
+              </w:rPr>
+              <w:t>Resume_Back</w:t>
+            </w:r>
+          </w:p>
+        </w:tc>
+        <w:tc>
+          <w:tcPr>
+            <w:tcW w:type="dxa" w:w="5208"/>
+          </w:tcPr>
+          <w:p>
+            <w:r>
+              <w:rPr>
+                <w:sz w:val="11"/>
+              </w:rPr>
+              <w:t>Persisted resume/back behavior.</w:t>
+            </w:r>
+          </w:p>
+        </w:tc>
+      </w:tr>
+      <w:tr>
+        <w:tc>
+          <w:tcPr>
+            <w:tcW w:type="dxa" w:w="5208"/>
+          </w:tcPr>
+          <w:p>
+            <w:r>
+              <w:rPr>
+                <w:sz w:val="11"/>
+              </w:rPr>
+              <w:t>L23</w:t>
+            </w:r>
+          </w:p>
+        </w:tc>
+        <w:tc>
+          <w:tcPr>
+            <w:tcW w:type="dxa" w:w="5208"/>
+          </w:tcPr>
+          <w:p>
+            <w:r>
+              <w:rPr>
+                <w:sz w:val="11"/>
+              </w:rPr>
+              <w:t>Downstream_Readiness</w:t>
+            </w:r>
+          </w:p>
+        </w:tc>
+        <w:tc>
+          <w:tcPr>
+            <w:tcW w:type="dxa" w:w="5208"/>
+          </w:tcPr>
+          <w:p>
+            <w:r>
+              <w:rPr>
+                <w:sz w:val="11"/>
+              </w:rPr>
+              <w:t>Consumer-required refs/schema/evidence are present.</w:t>
+            </w:r>
+          </w:p>
+        </w:tc>
+      </w:tr>
+      <w:tr>
+        <w:tc>
+          <w:tcPr>
+            <w:tcW w:type="dxa" w:w="5208"/>
+          </w:tcPr>
+          <w:p>
+            <w:r>
+              <w:rPr>
+                <w:sz w:val="11"/>
+              </w:rPr>
+              <w:t>L24</w:t>
+            </w:r>
+          </w:p>
+        </w:tc>
+        <w:tc>
+          <w:tcPr>
+            <w:tcW w:type="dxa" w:w="5208"/>
+          </w:tcPr>
+          <w:p>
+            <w:r>
+              <w:rPr>
+                <w:sz w:val="11"/>
+              </w:rPr>
+              <w:t>Audit</w:t>
+            </w:r>
+          </w:p>
+        </w:tc>
+        <w:tc>
+          <w:tcPr>
+            <w:tcW w:type="dxa" w:w="5208"/>
+          </w:tcPr>
+          <w:p>
+            <w:r>
+              <w:rPr>
+                <w:sz w:val="11"/>
+              </w:rPr>
+              <w:t>Audit event/evidence/correlation refs persisted.</w:t>
+            </w:r>
+          </w:p>
+        </w:tc>
+      </w:tr>
+    </w:tbl>
+    <w:p>
+      <w:pPr>
+        <w:pStyle w:val="Heading2"/>
+      </w:pPr>
+      <w:r>
+        <w:t>S01–S30 System Logic Applicability + Closure</w:t>
+      </w:r>
+    </w:p>
+    <w:tbl>
+      <w:tblPr>
+        <w:tblStyle w:val="TableGrid"/>
+        <w:tblW w:type="auto" w:w="0"/>
+        <w:tblLook w:firstColumn="1" w:firstRow="1" w:lastColumn="0" w:lastRow="0" w:noHBand="0" w:noVBand="1" w:val="04A0"/>
+      </w:tblPr>
+      <w:tblGrid>
+        <w:gridCol w:w="5208"/>
+        <w:gridCol w:w="5208"/>
+        <w:gridCol w:w="5208"/>
+      </w:tblGrid>
+      <w:tr>
+        <w:trPr>
+          <w:tblHeader w:val="true"/>
+        </w:trPr>
+        <w:tc>
+          <w:tcPr>
+            <w:tcW w:type="dxa" w:w="5208"/>
+            <w:shd w:fill="EDE9FE"/>
+          </w:tcPr>
+          <w:p>
+            <w:r>
+              <w:rPr>
+                <w:sz w:val="11"/>
+              </w:rPr>
+              <w:t>ID</w:t>
+            </w:r>
+          </w:p>
+        </w:tc>
+        <w:tc>
+          <w:tcPr>
+            <w:tcW w:type="dxa" w:w="5208"/>
+            <w:shd w:fill="EDE9FE"/>
+          </w:tcPr>
+          <w:p>
+            <w:r>
+              <w:rPr>
+                <w:sz w:val="11"/>
+              </w:rPr>
+              <w:t>System logic concern</w:t>
+            </w:r>
+          </w:p>
+        </w:tc>
+        <w:tc>
+          <w:tcPr>
+            <w:tcW w:type="dxa" w:w="5208"/>
+            <w:shd w:fill="EDE9FE"/>
+          </w:tcPr>
+          <w:p>
+            <w:r>
+              <w:rPr>
+                <w:sz w:val="11"/>
+              </w:rPr>
+              <w:t>Disposition rule</w:t>
+            </w:r>
+          </w:p>
+        </w:tc>
+      </w:tr>
+      <w:tr>
+        <w:tc>
+          <w:tcPr>
+            <w:tcW w:type="dxa" w:w="5208"/>
+          </w:tcPr>
+          <w:p>
+            <w:r>
+              <w:rPr>
+                <w:sz w:val="11"/>
+              </w:rPr>
+              <w:t>S01</w:t>
+            </w:r>
+          </w:p>
+        </w:tc>
+        <w:tc>
+          <w:tcPr>
+            <w:tcW w:type="dxa" w:w="5208"/>
+          </w:tcPr>
+          <w:p>
+            <w:r>
+              <w:rPr>
+                <w:sz w:val="11"/>
+              </w:rPr>
+              <w:t>Entity Contract</w:t>
+            </w:r>
+          </w:p>
+        </w:tc>
+        <w:tc>
+          <w:tcPr>
+            <w:tcW w:type="dxa" w:w="5208"/>
+          </w:tcPr>
+          <w:p>
+            <w:r>
+              <w:rPr>
+                <w:sz w:val="11"/>
+              </w:rPr>
+              <w:t>REQUIRED→must bind exact contract/evidence; NOT_APPLICABLE→must state authority-backed reason.</w:t>
+            </w:r>
+          </w:p>
+        </w:tc>
+      </w:tr>
+      <w:tr>
+        <w:tc>
+          <w:tcPr>
+            <w:tcW w:type="dxa" w:w="5208"/>
+          </w:tcPr>
+          <w:p>
+            <w:r>
+              <w:rPr>
+                <w:sz w:val="11"/>
+              </w:rPr>
+              <w:t>S02</w:t>
+            </w:r>
+          </w:p>
+        </w:tc>
+        <w:tc>
+          <w:tcPr>
+            <w:tcW w:type="dxa" w:w="5208"/>
+          </w:tcPr>
+          <w:p>
+            <w:r>
+              <w:rPr>
+                <w:sz w:val="11"/>
+              </w:rPr>
+              <w:t>Operation Contract</w:t>
+            </w:r>
+          </w:p>
+        </w:tc>
+        <w:tc>
+          <w:tcPr>
+            <w:tcW w:type="dxa" w:w="5208"/>
+          </w:tcPr>
+          <w:p>
+            <w:r>
+              <w:rPr>
+                <w:sz w:val="11"/>
+              </w:rPr>
+              <w:t>REQUIRED→must bind exact contract/evidence; NOT_APPLICABLE→must state authority-backed reason.</w:t>
+            </w:r>
+          </w:p>
+        </w:tc>
+      </w:tr>
+      <w:tr>
+        <w:tc>
+          <w:tcPr>
+            <w:tcW w:type="dxa" w:w="5208"/>
+          </w:tcPr>
+          <w:p>
+            <w:r>
+              <w:rPr>
+                <w:sz w:val="11"/>
+              </w:rPr>
+              <w:t>S03</w:t>
+            </w:r>
+          </w:p>
+        </w:tc>
+        <w:tc>
+          <w:tcPr>
+            <w:tcW w:type="dxa" w:w="5208"/>
+          </w:tcPr>
+          <w:p>
+            <w:r>
+              <w:rPr>
+                <w:sz w:val="11"/>
+              </w:rPr>
+              <w:t>Input/Payload Schema</w:t>
+            </w:r>
+          </w:p>
+        </w:tc>
+        <w:tc>
+          <w:tcPr>
+            <w:tcW w:type="dxa" w:w="5208"/>
+          </w:tcPr>
+          <w:p>
+            <w:r>
+              <w:rPr>
+                <w:sz w:val="11"/>
+              </w:rPr>
+              <w:t>REQUIRED→must bind exact contract/evidence; NOT_APPLICABLE→must state authority-backed reason.</w:t>
+            </w:r>
+          </w:p>
+        </w:tc>
+      </w:tr>
+      <w:tr>
+        <w:tc>
+          <w:tcPr>
+            <w:tcW w:type="dxa" w:w="5208"/>
+          </w:tcPr>
+          <w:p>
+            <w:r>
+              <w:rPr>
+                <w:sz w:val="11"/>
+              </w:rPr>
+              <w:t>S04</w:t>
+            </w:r>
+          </w:p>
+        </w:tc>
+        <w:tc>
+          <w:tcPr>
+            <w:tcW w:type="dxa" w:w="5208"/>
+          </w:tcPr>
+          <w:p>
+            <w:r>
+              <w:rPr>
+                <w:sz w:val="11"/>
+              </w:rPr>
+              <w:t>Validation Contract</w:t>
+            </w:r>
+          </w:p>
+        </w:tc>
+        <w:tc>
+          <w:tcPr>
+            <w:tcW w:type="dxa" w:w="5208"/>
+          </w:tcPr>
+          <w:p>
+            <w:r>
+              <w:rPr>
+                <w:sz w:val="11"/>
+              </w:rPr>
+              <w:t>REQUIRED→must bind exact contract/evidence; NOT_APPLICABLE→must state authority-backed reason.</w:t>
+            </w:r>
+          </w:p>
+        </w:tc>
+      </w:tr>
+      <w:tr>
+        <w:tc>
+          <w:tcPr>
+            <w:tcW w:type="dxa" w:w="5208"/>
+          </w:tcPr>
+          <w:p>
+            <w:r>
+              <w:rPr>
+                <w:sz w:val="11"/>
+              </w:rPr>
+              <w:t>S05</w:t>
+            </w:r>
+          </w:p>
+        </w:tc>
+        <w:tc>
+          <w:tcPr>
+            <w:tcW w:type="dxa" w:w="5208"/>
+          </w:tcPr>
+          <w:p>
+            <w:r>
+              <w:rPr>
+                <w:sz w:val="11"/>
+              </w:rPr>
+              <w:t>Authorization/Permission</w:t>
+            </w:r>
+          </w:p>
+        </w:tc>
+        <w:tc>
+          <w:tcPr>
+            <w:tcW w:type="dxa" w:w="5208"/>
+          </w:tcPr>
+          <w:p>
+            <w:r>
+              <w:rPr>
+                <w:sz w:val="11"/>
+              </w:rPr>
+              <w:t>REQUIRED→must bind exact contract/evidence; NOT_APPLICABLE→must state authority-backed reason.</w:t>
+            </w:r>
+          </w:p>
+        </w:tc>
+      </w:tr>
+      <w:tr>
+        <w:tc>
+          <w:tcPr>
+            <w:tcW w:type="dxa" w:w="5208"/>
+          </w:tcPr>
+          <w:p>
+            <w:r>
+              <w:rPr>
+                <w:sz w:val="11"/>
+              </w:rPr>
+              <w:t>S06</w:t>
+            </w:r>
+          </w:p>
+        </w:tc>
+        <w:tc>
+          <w:tcPr>
+            <w:tcW w:type="dxa" w:w="5208"/>
+          </w:tcPr>
+          <w:p>
+            <w:r>
+              <w:rPr>
+                <w:sz w:val="11"/>
+              </w:rPr>
+              <w:t>Mutation Contract</w:t>
+            </w:r>
+          </w:p>
+        </w:tc>
+        <w:tc>
+          <w:tcPr>
+            <w:tcW w:type="dxa" w:w="5208"/>
+          </w:tcPr>
+          <w:p>
+            <w:r>
+              <w:rPr>
+                <w:sz w:val="11"/>
+              </w:rPr>
+              <w:t>REQUIRED→must bind exact contract/evidence; NOT_APPLICABLE→must state authority-backed reason.</w:t>
+            </w:r>
+          </w:p>
+        </w:tc>
+      </w:tr>
+      <w:tr>
+        <w:tc>
+          <w:tcPr>
+            <w:tcW w:type="dxa" w:w="5208"/>
+          </w:tcPr>
+          <w:p>
+            <w:r>
+              <w:rPr>
+                <w:sz w:val="11"/>
+              </w:rPr>
+              <w:t>S07</w:t>
+            </w:r>
+          </w:p>
+        </w:tc>
+        <w:tc>
+          <w:tcPr>
+            <w:tcW w:type="dxa" w:w="5208"/>
+          </w:tcPr>
+          <w:p>
+            <w:r>
+              <w:rPr>
+                <w:sz w:val="11"/>
+              </w:rPr>
+              <w:t>Read Contract</w:t>
+            </w:r>
+          </w:p>
+        </w:tc>
+        <w:tc>
+          <w:tcPr>
+            <w:tcW w:type="dxa" w:w="5208"/>
+          </w:tcPr>
+          <w:p>
+            <w:r>
+              <w:rPr>
+                <w:sz w:val="11"/>
+              </w:rPr>
+              <w:t>REQUIRED→must bind exact contract/evidence; NOT_APPLICABLE→must state authority-backed reason.</w:t>
+            </w:r>
+          </w:p>
+        </w:tc>
+      </w:tr>
+      <w:tr>
+        <w:tc>
+          <w:tcPr>
+            <w:tcW w:type="dxa" w:w="5208"/>
+          </w:tcPr>
+          <w:p>
+            <w:r>
+              <w:rPr>
+                <w:sz w:val="11"/>
+              </w:rPr>
+              <w:t>S08</w:t>
+            </w:r>
+          </w:p>
+        </w:tc>
+        <w:tc>
+          <w:tcPr>
+            <w:tcW w:type="dxa" w:w="5208"/>
+          </w:tcPr>
+          <w:p>
+            <w:r>
+              <w:rPr>
+                <w:sz w:val="11"/>
+              </w:rPr>
+              <w:t>State Machine</w:t>
+            </w:r>
+          </w:p>
+        </w:tc>
+        <w:tc>
+          <w:tcPr>
+            <w:tcW w:type="dxa" w:w="5208"/>
+          </w:tcPr>
+          <w:p>
+            <w:r>
+              <w:rPr>
+                <w:sz w:val="11"/>
+              </w:rPr>
+              <w:t>REQUIRED→must bind exact contract/evidence; NOT_APPLICABLE→must state authority-backed reason.</w:t>
+            </w:r>
+          </w:p>
+        </w:tc>
+      </w:tr>
+      <w:tr>
+        <w:tc>
+          <w:tcPr>
+            <w:tcW w:type="dxa" w:w="5208"/>
+          </w:tcPr>
+          <w:p>
+            <w:r>
+              <w:rPr>
+                <w:sz w:val="11"/>
+              </w:rPr>
+              <w:t>S09</w:t>
+            </w:r>
+          </w:p>
+        </w:tc>
+        <w:tc>
+          <w:tcPr>
+            <w:tcW w:type="dxa" w:w="5208"/>
+          </w:tcPr>
+          <w:p>
+            <w:r>
+              <w:rPr>
+                <w:sz w:val="11"/>
+              </w:rPr>
+              <w:t>Transaction Boundary</w:t>
+            </w:r>
+          </w:p>
+        </w:tc>
+        <w:tc>
+          <w:tcPr>
+            <w:tcW w:type="dxa" w:w="5208"/>
+          </w:tcPr>
+          <w:p>
+            <w:r>
+              <w:rPr>
+                <w:sz w:val="11"/>
+              </w:rPr>
+              <w:t>REQUIRED→must bind exact contract/evidence; NOT_APPLICABLE→must state authority-backed reason.</w:t>
+            </w:r>
+          </w:p>
+        </w:tc>
+      </w:tr>
+      <w:tr>
+        <w:tc>
+          <w:tcPr>
+            <w:tcW w:type="dxa" w:w="5208"/>
+          </w:tcPr>
+          <w:p>
+            <w:r>
+              <w:rPr>
+                <w:sz w:val="11"/>
+              </w:rPr>
+              <w:t>S10</w:t>
+            </w:r>
+          </w:p>
+        </w:tc>
+        <w:tc>
+          <w:tcPr>
+            <w:tcW w:type="dxa" w:w="5208"/>
+          </w:tcPr>
+          <w:p>
+            <w:r>
+              <w:rPr>
+                <w:sz w:val="11"/>
+              </w:rPr>
+              <w:t>Idempotency</w:t>
+            </w:r>
+          </w:p>
+        </w:tc>
+        <w:tc>
+          <w:tcPr>
+            <w:tcW w:type="dxa" w:w="5208"/>
+          </w:tcPr>
+          <w:p>
+            <w:r>
+              <w:rPr>
+                <w:sz w:val="11"/>
+              </w:rPr>
+              <w:t>REQUIRED→must bind exact contract/evidence; NOT_APPLICABLE→must state authority-backed reason.</w:t>
+            </w:r>
+          </w:p>
+        </w:tc>
+      </w:tr>
+      <w:tr>
+        <w:tc>
+          <w:tcPr>
+            <w:tcW w:type="dxa" w:w="5208"/>
+          </w:tcPr>
+          <w:p>
+            <w:r>
+              <w:rPr>
+                <w:sz w:val="11"/>
+              </w:rPr>
+              <w:t>S11</w:t>
+            </w:r>
+          </w:p>
+        </w:tc>
+        <w:tc>
+          <w:tcPr>
+            <w:tcW w:type="dxa" w:w="5208"/>
+          </w:tcPr>
+          <w:p>
+            <w:r>
+              <w:rPr>
+                <w:sz w:val="11"/>
+              </w:rPr>
+              <w:t>Concurrency/Race</w:t>
+            </w:r>
+          </w:p>
+        </w:tc>
+        <w:tc>
+          <w:tcPr>
+            <w:tcW w:type="dxa" w:w="5208"/>
+          </w:tcPr>
+          <w:p>
+            <w:r>
+              <w:rPr>
+                <w:sz w:val="11"/>
+              </w:rPr>
+              <w:t>REQUIRED→must bind exact contract/evidence; NOT_APPLICABLE→must state authority-backed reason.</w:t>
+            </w:r>
+          </w:p>
+        </w:tc>
+      </w:tr>
+      <w:tr>
+        <w:tc>
+          <w:tcPr>
+            <w:tcW w:type="dxa" w:w="5208"/>
+          </w:tcPr>
+          <w:p>
+            <w:r>
+              <w:rPr>
+                <w:sz w:val="11"/>
+              </w:rPr>
+              <w:t>S12</w:t>
+            </w:r>
+          </w:p>
+        </w:tc>
+        <w:tc>
+          <w:tcPr>
+            <w:tcW w:type="dxa" w:w="5208"/>
+          </w:tcPr>
+          <w:p>
+            <w:r>
+              <w:rPr>
+                <w:sz w:val="11"/>
+              </w:rPr>
+              <w:t>Consistency</w:t>
+            </w:r>
+          </w:p>
+        </w:tc>
+        <w:tc>
+          <w:tcPr>
+            <w:tcW w:type="dxa" w:w="5208"/>
+          </w:tcPr>
+          <w:p>
+            <w:r>
+              <w:rPr>
+                <w:sz w:val="11"/>
+              </w:rPr>
+              <w:t>REQUIRED→must bind exact contract/evidence; NOT_APPLICABLE→must state authority-backed reason.</w:t>
+            </w:r>
+          </w:p>
+        </w:tc>
+      </w:tr>
+      <w:tr>
+        <w:tc>
+          <w:tcPr>
+            <w:tcW w:type="dxa" w:w="5208"/>
+          </w:tcPr>
+          <w:p>
+            <w:r>
+              <w:rPr>
+                <w:sz w:val="11"/>
+              </w:rPr>
+              <w:t>S13</w:t>
+            </w:r>
+          </w:p>
+        </w:tc>
+        <w:tc>
+          <w:tcPr>
+            <w:tcW w:type="dxa" w:w="5208"/>
+          </w:tcPr>
+          <w:p>
+            <w:r>
+              <w:rPr>
+                <w:sz w:val="11"/>
+              </w:rPr>
+              <w:t>Async/Job Semantics</w:t>
+            </w:r>
+          </w:p>
+        </w:tc>
+        <w:tc>
+          <w:tcPr>
+            <w:tcW w:type="dxa" w:w="5208"/>
+          </w:tcPr>
+          <w:p>
+            <w:r>
+              <w:rPr>
+                <w:sz w:val="11"/>
+              </w:rPr>
+              <w:t>REQUIRED→must bind exact contract/evidence; NOT_APPLICABLE→must state authority-backed reason.</w:t>
+            </w:r>
+          </w:p>
+        </w:tc>
+      </w:tr>
+      <w:tr>
+        <w:tc>
+          <w:tcPr>
+            <w:tcW w:type="dxa" w:w="5208"/>
+          </w:tcPr>
+          <w:p>
+            <w:r>
+              <w:rPr>
+                <w:sz w:val="11"/>
+              </w:rPr>
+              <w:t>S14</w:t>
+            </w:r>
+          </w:p>
+        </w:tc>
+        <w:tc>
+          <w:tcPr>
+            <w:tcW w:type="dxa" w:w="5208"/>
+          </w:tcPr>
+          <w:p>
+            <w:r>
+              <w:rPr>
+                <w:sz w:val="11"/>
+              </w:rPr>
+              <w:t>Queue/Worker</w:t>
+            </w:r>
+          </w:p>
+        </w:tc>
+        <w:tc>
+          <w:tcPr>
+            <w:tcW w:type="dxa" w:w="5208"/>
+          </w:tcPr>
+          <w:p>
+            <w:r>
+              <w:rPr>
+                <w:sz w:val="11"/>
+              </w:rPr>
+              <w:t>REQUIRED→must bind exact contract/evidence; NOT_APPLICABLE→must state authority-backed reason.</w:t>
+            </w:r>
+          </w:p>
+        </w:tc>
+      </w:tr>
+      <w:tr>
+        <w:tc>
+          <w:tcPr>
+            <w:tcW w:type="dxa" w:w="5208"/>
+          </w:tcPr>
+          <w:p>
+            <w:r>
+              <w:rPr>
+                <w:sz w:val="11"/>
+              </w:rPr>
+              <w:t>S15</w:t>
+            </w:r>
+          </w:p>
+        </w:tc>
+        <w:tc>
+          <w:tcPr>
+            <w:tcW w:type="dxa" w:w="5208"/>
+          </w:tcPr>
+          <w:p>
+            <w:r>
+              <w:rPr>
+                <w:sz w:val="11"/>
+              </w:rPr>
+              <w:t>Timeout</w:t>
+            </w:r>
+          </w:p>
+        </w:tc>
+        <w:tc>
+          <w:tcPr>
+            <w:tcW w:type="dxa" w:w="5208"/>
+          </w:tcPr>
+          <w:p>
+            <w:r>
+              <w:rPr>
+                <w:sz w:val="11"/>
+              </w:rPr>
+              <w:t>REQUIRED→must bind exact contract/evidence; NOT_APPLICABLE→must state authority-backed reason.</w:t>
+            </w:r>
+          </w:p>
+        </w:tc>
+      </w:tr>
+      <w:tr>
+        <w:tc>
+          <w:tcPr>
+            <w:tcW w:type="dxa" w:w="5208"/>
+          </w:tcPr>
+          <w:p>
+            <w:r>
+              <w:rPr>
+                <w:sz w:val="11"/>
+              </w:rPr>
+              <w:t>S16</w:t>
+            </w:r>
+          </w:p>
+        </w:tc>
+        <w:tc>
+          <w:tcPr>
+            <w:tcW w:type="dxa" w:w="5208"/>
+          </w:tcPr>
+          <w:p>
+            <w:r>
+              <w:rPr>
+                <w:sz w:val="11"/>
+              </w:rPr>
+              <w:t>Retry</w:t>
+            </w:r>
+          </w:p>
+        </w:tc>
+        <w:tc>
+          <w:tcPr>
+            <w:tcW w:type="dxa" w:w="5208"/>
+          </w:tcPr>
+          <w:p>
+            <w:r>
+              <w:rPr>
+                <w:sz w:val="11"/>
+              </w:rPr>
+              <w:t>REQUIRED→must bind exact contract/evidence; NOT_APPLICABLE→must state authority-backed reason.</w:t>
+            </w:r>
+          </w:p>
+        </w:tc>
+      </w:tr>
+      <w:tr>
+        <w:tc>
+          <w:tcPr>
+            <w:tcW w:type="dxa" w:w="5208"/>
+          </w:tcPr>
+          <w:p>
+            <w:r>
+              <w:rPr>
+                <w:sz w:val="11"/>
+              </w:rPr>
+              <w:t>S17</w:t>
+            </w:r>
+          </w:p>
+        </w:tc>
+        <w:tc>
+          <w:tcPr>
+            <w:tcW w:type="dxa" w:w="5208"/>
+          </w:tcPr>
+          <w:p>
+            <w:r>
+              <w:rPr>
+                <w:sz w:val="11"/>
+              </w:rPr>
+              <w:t>Cancel</w:t>
+            </w:r>
+          </w:p>
+        </w:tc>
+        <w:tc>
+          <w:tcPr>
+            <w:tcW w:type="dxa" w:w="5208"/>
+          </w:tcPr>
+          <w:p>
+            <w:r>
+              <w:rPr>
+                <w:sz w:val="11"/>
+              </w:rPr>
+              <w:t>REQUIRED→must bind exact contract/evidence; NOT_APPLICABLE→must state authority-backed reason.</w:t>
+            </w:r>
+          </w:p>
+        </w:tc>
+      </w:tr>
+      <w:tr>
+        <w:tc>
+          <w:tcPr>
+            <w:tcW w:type="dxa" w:w="5208"/>
+          </w:tcPr>
+          <w:p>
+            <w:r>
+              <w:rPr>
+                <w:sz w:val="11"/>
+              </w:rPr>
+              <w:t>S18</w:t>
+            </w:r>
+          </w:p>
+        </w:tc>
+        <w:tc>
+          <w:tcPr>
+            <w:tcW w:type="dxa" w:w="5208"/>
+          </w:tcPr>
+          <w:p>
+            <w:r>
+              <w:rPr>
+                <w:sz w:val="11"/>
+              </w:rPr>
+              <w:t>Error Taxonomy</w:t>
+            </w:r>
+          </w:p>
+        </w:tc>
+        <w:tc>
+          <w:tcPr>
+            <w:tcW w:type="dxa" w:w="5208"/>
+          </w:tcPr>
+          <w:p>
+            <w:r>
+              <w:rPr>
+                <w:sz w:val="11"/>
+              </w:rPr>
+              <w:t>REQUIRED→must bind exact contract/evidence; NOT_APPLICABLE→must state authority-backed reason.</w:t>
+            </w:r>
+          </w:p>
+        </w:tc>
+      </w:tr>
+      <w:tr>
+        <w:tc>
+          <w:tcPr>
+            <w:tcW w:type="dxa" w:w="5208"/>
+          </w:tcPr>
+          <w:p>
+            <w:r>
+              <w:rPr>
+                <w:sz w:val="11"/>
+              </w:rPr>
+              <w:t>S19</w:t>
+            </w:r>
+          </w:p>
+        </w:tc>
+        <w:tc>
+          <w:tcPr>
+            <w:tcW w:type="dxa" w:w="5208"/>
+          </w:tcPr>
+          <w:p>
+            <w:r>
+              <w:rPr>
+                <w:sz w:val="11"/>
+              </w:rPr>
+              <w:t>Recovery</w:t>
+            </w:r>
+          </w:p>
+        </w:tc>
+        <w:tc>
+          <w:tcPr>
+            <w:tcW w:type="dxa" w:w="5208"/>
+          </w:tcPr>
+          <w:p>
+            <w:r>
+              <w:rPr>
+                <w:sz w:val="11"/>
+              </w:rPr>
+              <w:t>REQUIRED→must bind exact contract/evidence; NOT_APPLICABLE→must state authority-backed reason.</w:t>
+            </w:r>
+          </w:p>
+        </w:tc>
+      </w:tr>
+      <w:tr>
+        <w:tc>
+          <w:tcPr>
+            <w:tcW w:type="dxa" w:w="5208"/>
+          </w:tcPr>
+          <w:p>
+            <w:r>
+              <w:rPr>
+                <w:sz w:val="11"/>
+              </w:rPr>
+              <w:t>S20</w:t>
+            </w:r>
+          </w:p>
+        </w:tc>
+        <w:tc>
+          <w:tcPr>
+            <w:tcW w:type="dxa" w:w="5208"/>
+          </w:tcPr>
+          <w:p>
+            <w:r>
+              <w:rPr>
+                <w:sz w:val="11"/>
+              </w:rPr>
+              <w:t>Resume</w:t>
+            </w:r>
+          </w:p>
+        </w:tc>
+        <w:tc>
+          <w:tcPr>
+            <w:tcW w:type="dxa" w:w="5208"/>
+          </w:tcPr>
+          <w:p>
+            <w:r>
+              <w:rPr>
+                <w:sz w:val="11"/>
+              </w:rPr>
+              <w:t>REQUIRED→must bind exact contract/evidence; NOT_APPLICABLE→must state authority-backed reason.</w:t>
+            </w:r>
+          </w:p>
+        </w:tc>
+      </w:tr>
+      <w:tr>
+        <w:tc>
+          <w:tcPr>
+            <w:tcW w:type="dxa" w:w="5208"/>
+          </w:tcPr>
+          <w:p>
+            <w:r>
+              <w:rPr>
+                <w:sz w:val="11"/>
+              </w:rPr>
+              <w:t>S21</w:t>
+            </w:r>
+          </w:p>
+        </w:tc>
+        <w:tc>
+          <w:tcPr>
+            <w:tcW w:type="dxa" w:w="5208"/>
+          </w:tcPr>
+          <w:p>
+            <w:r>
+              <w:rPr>
+                <w:sz w:val="11"/>
+              </w:rPr>
+              <w:t>Version/Checksum/Exact Ref</w:t>
+            </w:r>
+          </w:p>
+        </w:tc>
+        <w:tc>
+          <w:tcPr>
+            <w:tcW w:type="dxa" w:w="5208"/>
+          </w:tcPr>
+          <w:p>
+            <w:r>
+              <w:rPr>
+                <w:sz w:val="11"/>
+              </w:rPr>
+              <w:t>REQUIRED→must bind exact contract/evidence; NOT_APPLICABLE→must state authority-backed reason.</w:t>
+            </w:r>
+          </w:p>
+        </w:tc>
+      </w:tr>
+      <w:tr>
+        <w:tc>
+          <w:tcPr>
+            <w:tcW w:type="dxa" w:w="5208"/>
+          </w:tcPr>
+          <w:p>
+            <w:r>
+              <w:rPr>
+                <w:sz w:val="11"/>
+              </w:rPr>
+              <w:t>S22</w:t>
+            </w:r>
+          </w:p>
+        </w:tc>
+        <w:tc>
+          <w:tcPr>
+            <w:tcW w:type="dxa" w:w="5208"/>
+          </w:tcPr>
+          <w:p>
+            <w:r>
+              <w:rPr>
+                <w:sz w:val="11"/>
+              </w:rPr>
+              <w:t>Dependency</w:t>
+            </w:r>
+          </w:p>
+        </w:tc>
+        <w:tc>
+          <w:tcPr>
+            <w:tcW w:type="dxa" w:w="5208"/>
+          </w:tcPr>
+          <w:p>
+            <w:r>
+              <w:rPr>
+                <w:sz w:val="11"/>
+              </w:rPr>
+              <w:t>REQUIRED→must bind exact contract/evidence; NOT_APPLICABLE→must state authority-backed reason.</w:t>
+            </w:r>
+          </w:p>
+        </w:tc>
+      </w:tr>
+      <w:tr>
+        <w:tc>
+          <w:tcPr>
+            <w:tcW w:type="dxa" w:w="5208"/>
+          </w:tcPr>
+          <w:p>
+            <w:r>
+              <w:rPr>
+                <w:sz w:val="11"/>
+              </w:rPr>
+              <w:t>S23</w:t>
+            </w:r>
+          </w:p>
+        </w:tc>
+        <w:tc>
+          <w:tcPr>
+            <w:tcW w:type="dxa" w:w="5208"/>
+          </w:tcPr>
+          <w:p>
+            <w:r>
+              <w:rPr>
+                <w:sz w:val="11"/>
+              </w:rPr>
+              <w:t>Provider/External Boundary</w:t>
+            </w:r>
+          </w:p>
+        </w:tc>
+        <w:tc>
+          <w:tcPr>
+            <w:tcW w:type="dxa" w:w="5208"/>
+          </w:tcPr>
+          <w:p>
+            <w:r>
+              <w:rPr>
+                <w:sz w:val="11"/>
+              </w:rPr>
+              <w:t>REQUIRED→must bind exact contract/evidence; NOT_APPLICABLE→must state authority-backed reason.</w:t>
+            </w:r>
+          </w:p>
+        </w:tc>
+      </w:tr>
+      <w:tr>
+        <w:tc>
+          <w:tcPr>
+            <w:tcW w:type="dxa" w:w="5208"/>
+          </w:tcPr>
+          <w:p>
+            <w:r>
+              <w:rPr>
+                <w:sz w:val="11"/>
+              </w:rPr>
+              <w:t>S24</w:t>
+            </w:r>
+          </w:p>
+        </w:tc>
+        <w:tc>
+          <w:tcPr>
+            <w:tcW w:type="dxa" w:w="5208"/>
+          </w:tcPr>
+          <w:p>
+            <w:r>
+              <w:rPr>
+                <w:sz w:val="11"/>
+              </w:rPr>
+              <w:t>Permission/RLS Boundary</w:t>
+            </w:r>
+          </w:p>
+        </w:tc>
+        <w:tc>
+          <w:tcPr>
+            <w:tcW w:type="dxa" w:w="5208"/>
+          </w:tcPr>
+          <w:p>
+            <w:r>
+              <w:rPr>
+                <w:sz w:val="11"/>
+              </w:rPr>
+              <w:t>REQUIRED→must bind exact contract/evidence; NOT_APPLICABLE→must state authority-backed reason.</w:t>
+            </w:r>
+          </w:p>
+        </w:tc>
+      </w:tr>
+      <w:tr>
+        <w:tc>
+          <w:tcPr>
+            <w:tcW w:type="dxa" w:w="5208"/>
+          </w:tcPr>
+          <w:p>
+            <w:r>
+              <w:rPr>
+                <w:sz w:val="11"/>
+              </w:rPr>
+              <w:t>S25</w:t>
+            </w:r>
+          </w:p>
+        </w:tc>
+        <w:tc>
+          <w:tcPr>
+            <w:tcW w:type="dxa" w:w="5208"/>
+          </w:tcPr>
+          <w:p>
+            <w:r>
+              <w:rPr>
+                <w:sz w:val="11"/>
+              </w:rPr>
+              <w:t>Audit/Correlation</w:t>
+            </w:r>
+          </w:p>
+        </w:tc>
+        <w:tc>
+          <w:tcPr>
+            <w:tcW w:type="dxa" w:w="5208"/>
+          </w:tcPr>
+          <w:p>
+            <w:r>
+              <w:rPr>
+                <w:sz w:val="11"/>
+              </w:rPr>
+              <w:t>REQUIRED→must bind exact contract/evidence; NOT_APPLICABLE→must state authority-backed reason.</w:t>
+            </w:r>
+          </w:p>
+        </w:tc>
+      </w:tr>
+      <w:tr>
+        <w:tc>
+          <w:tcPr>
+            <w:tcW w:type="dxa" w:w="5208"/>
+          </w:tcPr>
+          <w:p>
+            <w:r>
+              <w:rPr>
+                <w:sz w:val="11"/>
+              </w:rPr>
+              <w:t>S26</w:t>
+            </w:r>
+          </w:p>
+        </w:tc>
+        <w:tc>
+          <w:tcPr>
+            <w:tcW w:type="dxa" w:w="5208"/>
+          </w:tcPr>
+          <w:p>
+            <w:r>
+              <w:rPr>
+                <w:sz w:val="11"/>
+              </w:rPr>
+              <w:t>Observability</w:t>
+            </w:r>
+          </w:p>
+        </w:tc>
+        <w:tc>
+          <w:tcPr>
+            <w:tcW w:type="dxa" w:w="5208"/>
+          </w:tcPr>
+          <w:p>
+            <w:r>
+              <w:rPr>
+                <w:sz w:val="11"/>
+              </w:rPr>
+              <w:t>REQUIRED→must bind exact contract/evidence; NOT_APPLICABLE→must state authority-backed reason.</w:t>
+            </w:r>
+          </w:p>
+        </w:tc>
+      </w:tr>
+      <w:tr>
+        <w:tc>
+          <w:tcPr>
+            <w:tcW w:type="dxa" w:w="5208"/>
+          </w:tcPr>
+          <w:p>
+            <w:r>
+              <w:rPr>
+                <w:sz w:val="11"/>
+              </w:rPr>
+              <w:t>S27</w:t>
+            </w:r>
+          </w:p>
+        </w:tc>
+        <w:tc>
+          <w:tcPr>
+            <w:tcW w:type="dxa" w:w="5208"/>
+          </w:tcPr>
+          <w:p>
+            <w:r>
+              <w:rPr>
+                <w:sz w:val="11"/>
+              </w:rPr>
+              <w:t>Producer/Consumer Schema</w:t>
+            </w:r>
+          </w:p>
+        </w:tc>
+        <w:tc>
+          <w:tcPr>
+            <w:tcW w:type="dxa" w:w="5208"/>
+          </w:tcPr>
+          <w:p>
+            <w:r>
+              <w:rPr>
+                <w:sz w:val="11"/>
+              </w:rPr>
+              <w:t>REQUIRED→must bind exact contract/evidence; NOT_APPLICABLE→must state authority-backed reason.</w:t>
+            </w:r>
+          </w:p>
+        </w:tc>
+      </w:tr>
+      <w:tr>
+        <w:tc>
+          <w:tcPr>
+            <w:tcW w:type="dxa" w:w="5208"/>
+          </w:tcPr>
+          <w:p>
+            <w:r>
+              <w:rPr>
+                <w:sz w:val="11"/>
+              </w:rPr>
+              <w:t>S28</w:t>
+            </w:r>
+          </w:p>
+        </w:tc>
+        <w:tc>
+          <w:tcPr>
+            <w:tcW w:type="dxa" w:w="5208"/>
+          </w:tcPr>
+          <w:p>
+            <w:r>
+              <w:rPr>
+                <w:sz w:val="11"/>
+              </w:rPr>
+              <w:t>Evidence Contract</w:t>
+            </w:r>
+          </w:p>
+        </w:tc>
+        <w:tc>
+          <w:tcPr>
+            <w:tcW w:type="dxa" w:w="5208"/>
+          </w:tcPr>
+          <w:p>
+            <w:r>
+              <w:rPr>
+                <w:sz w:val="11"/>
+              </w:rPr>
+              <w:t>REQUIRED→must bind exact contract/evidence; NOT_APPLICABLE→must state authority-backed reason.</w:t>
+            </w:r>
+          </w:p>
+        </w:tc>
+      </w:tr>
+      <w:tr>
+        <w:tc>
+          <w:tcPr>
+            <w:tcW w:type="dxa" w:w="5208"/>
+          </w:tcPr>
+          <w:p>
+            <w:r>
+              <w:rPr>
+                <w:sz w:val="11"/>
+              </w:rPr>
+              <w:t>S29</w:t>
+            </w:r>
+          </w:p>
+        </w:tc>
+        <w:tc>
+          <w:tcPr>
+            <w:tcW w:type="dxa" w:w="5208"/>
+          </w:tcPr>
+          <w:p>
+            <w:r>
+              <w:rPr>
+                <w:sz w:val="11"/>
+              </w:rPr>
+              <w:t>Terminal Closure</w:t>
+            </w:r>
+          </w:p>
+        </w:tc>
+        <w:tc>
+          <w:tcPr>
+            <w:tcW w:type="dxa" w:w="5208"/>
+          </w:tcPr>
+          <w:p>
+            <w:r>
+              <w:rPr>
+                <w:sz w:val="11"/>
+              </w:rPr>
+              <w:t>REQUIRED→must bind exact contract/evidence; NOT_APPLICABLE→must state authority-backed reason.</w:t>
+            </w:r>
+          </w:p>
+        </w:tc>
+      </w:tr>
+      <w:tr>
+        <w:tc>
+          <w:tcPr>
+            <w:tcW w:type="dxa" w:w="5208"/>
+          </w:tcPr>
+          <w:p>
+            <w:r>
+              <w:rPr>
+                <w:sz w:val="11"/>
+              </w:rPr>
+              <w:t>S30</w:t>
+            </w:r>
+          </w:p>
+        </w:tc>
+        <w:tc>
+          <w:tcPr>
+            <w:tcW w:type="dxa" w:w="5208"/>
+          </w:tcPr>
+          <w:p>
+            <w:r>
+              <w:rPr>
+                <w:sz w:val="11"/>
+              </w:rPr>
+              <w:t>Applicability Disposition</w:t>
+            </w:r>
+          </w:p>
+        </w:tc>
+        <w:tc>
+          <w:tcPr>
+            <w:tcW w:type="dxa" w:w="5208"/>
+          </w:tcPr>
+          <w:p>
+            <w:r>
+              <w:rPr>
+                <w:sz w:val="11"/>
+              </w:rPr>
+              <w:t>REQUIRED→must bind exact contract/evidence; NOT_APPLICABLE→must state authority-backed reason.</w:t>
+            </w:r>
+          </w:p>
+        </w:tc>
+      </w:tr>
+    </w:tbl>
+    <w:p>
+      <w:pPr>
+        <w:pStyle w:val="Heading2"/>
+      </w:pPr>
+      <w:r>
+        <w:t>H01–H12 Cross-stage Consumer Readiness</w:t>
+      </w:r>
+    </w:p>
+    <w:tbl>
+      <w:tblPr>
+        <w:tblStyle w:val="TableGrid"/>
+        <w:tblW w:type="auto" w:w="0"/>
+        <w:tblLook w:firstColumn="1" w:firstRow="1" w:lastColumn="0" w:lastRow="0" w:noHBand="0" w:noVBand="1" w:val="04A0"/>
+      </w:tblPr>
+      <w:tblGrid>
+        <w:gridCol w:w="5208"/>
+        <w:gridCol w:w="5208"/>
+        <w:gridCol w:w="5208"/>
+      </w:tblGrid>
+      <w:tr>
+        <w:trPr>
+          <w:tblHeader w:val="true"/>
+        </w:trPr>
+        <w:tc>
+          <w:tcPr>
+            <w:tcW w:type="dxa" w:w="5208"/>
+            <w:shd w:fill="EDE9FE"/>
+          </w:tcPr>
+          <w:p>
+            <w:r>
+              <w:rPr>
+                <w:sz w:val="11"/>
+              </w:rPr>
+              <w:t>ID</w:t>
+            </w:r>
+          </w:p>
+        </w:tc>
+        <w:tc>
+          <w:tcPr>
+            <w:tcW w:type="dxa" w:w="5208"/>
+            <w:shd w:fill="EDE9FE"/>
+          </w:tcPr>
+          <w:p>
+            <w:r>
+              <w:rPr>
+                <w:sz w:val="11"/>
+              </w:rPr>
+              <w:t>Cross-stage check</w:t>
+            </w:r>
+          </w:p>
+        </w:tc>
+        <w:tc>
+          <w:tcPr>
+            <w:tcW w:type="dxa" w:w="5208"/>
+            <w:shd w:fill="EDE9FE"/>
+          </w:tcPr>
+          <w:p>
+            <w:r>
+              <w:rPr>
+                <w:sz w:val="11"/>
+              </w:rPr>
+              <w:t>Required result</w:t>
+            </w:r>
+          </w:p>
+        </w:tc>
+      </w:tr>
+      <w:tr>
+        <w:tc>
+          <w:tcPr>
+            <w:tcW w:type="dxa" w:w="5208"/>
+          </w:tcPr>
+          <w:p>
+            <w:r>
+              <w:rPr>
+                <w:sz w:val="11"/>
+              </w:rPr>
+              <w:t>H01</w:t>
+            </w:r>
+          </w:p>
+        </w:tc>
+        <w:tc>
+          <w:tcPr>
+            <w:tcW w:type="dxa" w:w="5208"/>
+          </w:tcPr>
+          <w:p>
+            <w:r>
+              <w:rPr>
+                <w:sz w:val="11"/>
+              </w:rPr>
+              <w:t>Predecessor output exact-ref ready</w:t>
+            </w:r>
+          </w:p>
+        </w:tc>
+        <w:tc>
+          <w:tcPr>
+            <w:tcW w:type="dxa" w:w="5208"/>
+          </w:tcPr>
+          <w:p>
+            <w:r>
+              <w:rPr>
+                <w:sz w:val="11"/>
+              </w:rPr>
+              <w:t>PASS with exact refs/evidence, or BLOCK with owner/recovery; no implicit readiness.</w:t>
+            </w:r>
+          </w:p>
+        </w:tc>
+      </w:tr>
+      <w:tr>
+        <w:tc>
+          <w:tcPr>
+            <w:tcW w:type="dxa" w:w="5208"/>
+          </w:tcPr>
+          <w:p>
+            <w:r>
+              <w:rPr>
+                <w:sz w:val="11"/>
+              </w:rPr>
+              <w:t>H02</w:t>
+            </w:r>
+          </w:p>
+        </w:tc>
+        <w:tc>
+          <w:tcPr>
+            <w:tcW w:type="dxa" w:w="5208"/>
+          </w:tcPr>
+          <w:p>
+            <w:r>
+              <w:rPr>
+                <w:sz w:val="11"/>
+              </w:rPr>
+              <w:t>Predecessor state allowed</w:t>
+            </w:r>
+          </w:p>
+        </w:tc>
+        <w:tc>
+          <w:tcPr>
+            <w:tcW w:type="dxa" w:w="5208"/>
+          </w:tcPr>
+          <w:p>
+            <w:r>
+              <w:rPr>
+                <w:sz w:val="11"/>
+              </w:rPr>
+              <w:t>PASS with exact refs/evidence, or BLOCK with owner/recovery; no implicit readiness.</w:t>
+            </w:r>
+          </w:p>
+        </w:tc>
+      </w:tr>
+      <w:tr>
+        <w:tc>
+          <w:tcPr>
+            <w:tcW w:type="dxa" w:w="5208"/>
+          </w:tcPr>
+          <w:p>
+            <w:r>
+              <w:rPr>
+                <w:sz w:val="11"/>
+              </w:rPr>
+              <w:t>H03</w:t>
+            </w:r>
+          </w:p>
+        </w:tc>
+        <w:tc>
+          <w:tcPr>
+            <w:tcW w:type="dxa" w:w="5208"/>
+          </w:tcPr>
+          <w:p>
+            <w:r>
+              <w:rPr>
+                <w:sz w:val="11"/>
+              </w:rPr>
+              <w:t>Version/checksum bound</w:t>
+            </w:r>
+          </w:p>
+        </w:tc>
+        <w:tc>
+          <w:tcPr>
+            <w:tcW w:type="dxa" w:w="5208"/>
+          </w:tcPr>
+          <w:p>
+            <w:r>
+              <w:rPr>
+                <w:sz w:val="11"/>
+              </w:rPr>
+              <w:t>PASS with exact refs/evidence, or BLOCK with owner/recovery; no implicit readiness.</w:t>
+            </w:r>
+          </w:p>
+        </w:tc>
+      </w:tr>
+      <w:tr>
+        <w:tc>
+          <w:tcPr>
+            <w:tcW w:type="dxa" w:w="5208"/>
+          </w:tcPr>
+          <w:p>
+            <w:r>
+              <w:rPr>
+                <w:sz w:val="11"/>
+              </w:rPr>
+              <w:t>H04</w:t>
+            </w:r>
+          </w:p>
+        </w:tc>
+        <w:tc>
+          <w:tcPr>
+            <w:tcW w:type="dxa" w:w="5208"/>
+          </w:tcPr>
+          <w:p>
+            <w:r>
+              <w:rPr>
+                <w:sz w:val="11"/>
+              </w:rPr>
+              <w:t>Authority/profile/policy refs bound</w:t>
+            </w:r>
+          </w:p>
+        </w:tc>
+        <w:tc>
+          <w:tcPr>
+            <w:tcW w:type="dxa" w:w="5208"/>
+          </w:tcPr>
+          <w:p>
+            <w:r>
+              <w:rPr>
+                <w:sz w:val="11"/>
+              </w:rPr>
+              <w:t>PASS with exact refs/evidence, or BLOCK with owner/recovery; no implicit readiness.</w:t>
+            </w:r>
+          </w:p>
+        </w:tc>
+      </w:tr>
+      <w:tr>
+        <w:tc>
+          <w:tcPr>
+            <w:tcW w:type="dxa" w:w="5208"/>
+          </w:tcPr>
+          <w:p>
+            <w:r>
+              <w:rPr>
+                <w:sz w:val="11"/>
+              </w:rPr>
+              <w:t>H05</w:t>
+            </w:r>
+          </w:p>
+        </w:tc>
+        <w:tc>
+          <w:tcPr>
+            <w:tcW w:type="dxa" w:w="5208"/>
+          </w:tcPr>
+          <w:p>
+            <w:r>
+              <w:rPr>
+                <w:sz w:val="11"/>
+              </w:rPr>
+              <w:t>Required evidence present</w:t>
+            </w:r>
+          </w:p>
+        </w:tc>
+        <w:tc>
+          <w:tcPr>
+            <w:tcW w:type="dxa" w:w="5208"/>
+          </w:tcPr>
+          <w:p>
+            <w:r>
+              <w:rPr>
+                <w:sz w:val="11"/>
+              </w:rPr>
+              <w:t>PASS with exact refs/evidence, or BLOCK with owner/recovery; no implicit readiness.</w:t>
+            </w:r>
+          </w:p>
+        </w:tc>
+      </w:tr>
+      <w:tr>
+        <w:tc>
+          <w:tcPr>
+            <w:tcW w:type="dxa" w:w="5208"/>
+          </w:tcPr>
+          <w:p>
+            <w:r>
+              <w:rPr>
+                <w:sz w:val="11"/>
+              </w:rPr>
+              <w:t>H06</w:t>
+            </w:r>
+          </w:p>
+        </w:tc>
+        <w:tc>
+          <w:tcPr>
+            <w:tcW w:type="dxa" w:w="5208"/>
+          </w:tcPr>
+          <w:p>
+            <w:r>
+              <w:rPr>
+                <w:sz w:val="11"/>
+              </w:rPr>
+              <w:t>Permission context portable</w:t>
+            </w:r>
+          </w:p>
+        </w:tc>
+        <w:tc>
+          <w:tcPr>
+            <w:tcW w:type="dxa" w:w="5208"/>
+          </w:tcPr>
+          <w:p>
+            <w:r>
+              <w:rPr>
+                <w:sz w:val="11"/>
+              </w:rPr>
+              <w:t>PASS with exact refs/evidence, or BLOCK with owner/recovery; no implicit readiness.</w:t>
+            </w:r>
+          </w:p>
+        </w:tc>
+      </w:tr>
+      <w:tr>
+        <w:tc>
+          <w:tcPr>
+            <w:tcW w:type="dxa" w:w="5208"/>
+          </w:tcPr>
+          <w:p>
+            <w:r>
+              <w:rPr>
+                <w:sz w:val="11"/>
+              </w:rPr>
+              <w:t>H07</w:t>
+            </w:r>
+          </w:p>
+        </w:tc>
+        <w:tc>
+          <w:tcPr>
+            <w:tcW w:type="dxa" w:w="5208"/>
+          </w:tcPr>
+          <w:p>
+            <w:r>
+              <w:rPr>
+                <w:sz w:val="11"/>
+              </w:rPr>
+              <w:t>Producer schema matches consumer input</w:t>
+            </w:r>
+          </w:p>
+        </w:tc>
+        <w:tc>
+          <w:tcPr>
+            <w:tcW w:type="dxa" w:w="5208"/>
+          </w:tcPr>
+          <w:p>
+            <w:r>
+              <w:rPr>
+                <w:sz w:val="11"/>
+              </w:rPr>
+              <w:t>PASS with exact refs/evidence, or BLOCK with owner/recovery; no implicit readiness.</w:t>
+            </w:r>
+          </w:p>
+        </w:tc>
+      </w:tr>
+      <w:tr>
+        <w:tc>
+          <w:tcPr>
+            <w:tcW w:type="dxa" w:w="5208"/>
+          </w:tcPr>
+          <w:p>
+            <w:r>
+              <w:rPr>
+                <w:sz w:val="11"/>
+              </w:rPr>
+              <w:t>H08</w:t>
+            </w:r>
+          </w:p>
+        </w:tc>
+        <w:tc>
+          <w:tcPr>
+            <w:tcW w:type="dxa" w:w="5208"/>
+          </w:tcPr>
+          <w:p>
+            <w:r>
+              <w:rPr>
+                <w:sz w:val="11"/>
+              </w:rPr>
+              <w:t>Consumer can reject stale/superseded ref</w:t>
+            </w:r>
+          </w:p>
+        </w:tc>
+        <w:tc>
+          <w:tcPr>
+            <w:tcW w:type="dxa" w:w="5208"/>
+          </w:tcPr>
+          <w:p>
+            <w:r>
+              <w:rPr>
+                <w:sz w:val="11"/>
+              </w:rPr>
+              <w:t>PASS with exact refs/evidence, or BLOCK with owner/recovery; no implicit readiness.</w:t>
+            </w:r>
+          </w:p>
+        </w:tc>
+      </w:tr>
+      <w:tr>
+        <w:tc>
+          <w:tcPr>
+            <w:tcW w:type="dxa" w:w="5208"/>
+          </w:tcPr>
+          <w:p>
+            <w:r>
+              <w:rPr>
+                <w:sz w:val="11"/>
+              </w:rPr>
+              <w:t>H09</w:t>
+            </w:r>
+          </w:p>
+        </w:tc>
+        <w:tc>
+          <w:tcPr>
+            <w:tcW w:type="dxa" w:w="5208"/>
+          </w:tcPr>
+          <w:p>
+            <w:r>
+              <w:rPr>
+                <w:sz w:val="11"/>
+              </w:rPr>
+              <w:t>Failure routes back to canonical owner</w:t>
+            </w:r>
+          </w:p>
+        </w:tc>
+        <w:tc>
+          <w:tcPr>
+            <w:tcW w:type="dxa" w:w="5208"/>
+          </w:tcPr>
+          <w:p>
+            <w:r>
+              <w:rPr>
+                <w:sz w:val="11"/>
+              </w:rPr>
+              <w:t>PASS with exact refs/evidence, or BLOCK with owner/recovery; no implicit readiness.</w:t>
+            </w:r>
+          </w:p>
+        </w:tc>
+      </w:tr>
+      <w:tr>
+        <w:tc>
+          <w:tcPr>
+            <w:tcW w:type="dxa" w:w="5208"/>
+          </w:tcPr>
+          <w:p>
+            <w:r>
+              <w:rPr>
+                <w:sz w:val="11"/>
+              </w:rPr>
+              <w:t>H10</w:t>
+            </w:r>
+          </w:p>
+        </w:tc>
+        <w:tc>
+          <w:tcPr>
+            <w:tcW w:type="dxa" w:w="5208"/>
+          </w:tcPr>
+          <w:p>
+            <w:r>
+              <w:rPr>
+                <w:sz w:val="11"/>
+              </w:rPr>
+              <w:t>Retry/resume preserves lineage</w:t>
+            </w:r>
+          </w:p>
+        </w:tc>
+        <w:tc>
+          <w:tcPr>
+            <w:tcW w:type="dxa" w:w="5208"/>
+          </w:tcPr>
+          <w:p>
+            <w:r>
+              <w:rPr>
+                <w:sz w:val="11"/>
+              </w:rPr>
+              <w:t>PASS with exact refs/evidence, or BLOCK with owner/recovery; no implicit readiness.</w:t>
+            </w:r>
+          </w:p>
+        </w:tc>
+      </w:tr>
+      <w:tr>
+        <w:tc>
+          <w:tcPr>
+            <w:tcW w:type="dxa" w:w="5208"/>
+          </w:tcPr>
+          <w:p>
+            <w:r>
+              <w:rPr>
+                <w:sz w:val="11"/>
+              </w:rPr>
+              <w:t>H11</w:t>
+            </w:r>
+          </w:p>
+        </w:tc>
+        <w:tc>
+          <w:tcPr>
+            <w:tcW w:type="dxa" w:w="5208"/>
+          </w:tcPr>
+          <w:p>
+            <w:r>
+              <w:rPr>
+                <w:sz w:val="11"/>
+              </w:rPr>
+              <w:t>Audit correlation continues across boundary</w:t>
+            </w:r>
+          </w:p>
+        </w:tc>
+        <w:tc>
+          <w:tcPr>
+            <w:tcW w:type="dxa" w:w="5208"/>
+          </w:tcPr>
+          <w:p>
+            <w:r>
+              <w:rPr>
+                <w:sz w:val="11"/>
+              </w:rPr>
+              <w:t>PASS with exact refs/evidence, or BLOCK with owner/recovery; no implicit readiness.</w:t>
+            </w:r>
+          </w:p>
+        </w:tc>
+      </w:tr>
+      <w:tr>
+        <w:tc>
+          <w:tcPr>
+            <w:tcW w:type="dxa" w:w="5208"/>
+          </w:tcPr>
+          <w:p>
+            <w:r>
+              <w:rPr>
+                <w:sz w:val="11"/>
+              </w:rPr>
+              <w:t>H12</w:t>
+            </w:r>
+          </w:p>
+        </w:tc>
+        <w:tc>
+          <w:tcPr>
+            <w:tcW w:type="dxa" w:w="5208"/>
+          </w:tcPr>
+          <w:p>
+            <w:r>
+              <w:rPr>
+                <w:sz w:val="11"/>
+              </w:rPr>
+              <w:t>Successor readiness explicitly PASS/BLOCK</w:t>
+            </w:r>
+          </w:p>
+        </w:tc>
+        <w:tc>
+          <w:tcPr>
+            <w:tcW w:type="dxa" w:w="5208"/>
+          </w:tcPr>
+          <w:p>
+            <w:r>
+              <w:rPr>
+                <w:sz w:val="11"/>
+              </w:rPr>
+              <w:t>PASS with exact refs/evidence, or BLOCK with owner/recovery; no implicit readiness.</w:t>
+            </w:r>
+          </w:p>
+        </w:tc>
+      </w:tr>
+    </w:tbl>
+    <w:p>
+      <w:pPr>
+        <w:pStyle w:val="Heading2"/>
+      </w:pPr>
+      <w:r>
+        <w:t>Exhaustive Denominator Rule</w:t>
+      </w:r>
+    </w:p>
+    <w:tbl>
+      <w:tblPr>
+        <w:tblStyle w:val="TableGrid"/>
+        <w:tblW w:type="auto" w:w="0"/>
+        <w:tblLook w:firstColumn="1" w:firstRow="1" w:lastColumn="0" w:lastRow="0" w:noHBand="0" w:noVBand="1" w:val="04A0"/>
+      </w:tblPr>
+      <w:tblGrid>
+        <w:gridCol w:w="7812"/>
+        <w:gridCol w:w="7812"/>
+      </w:tblGrid>
+      <w:tr>
+        <w:trPr>
+          <w:tblHeader w:val="true"/>
+        </w:trPr>
+        <w:tc>
+          <w:tcPr>
+            <w:tcW w:type="dxa" w:w="7812"/>
+            <w:shd w:fill="EDE9FE"/>
+          </w:tcPr>
+          <w:p>
+            <w:r>
+              <w:rPr>
+                <w:sz w:val="12"/>
+              </w:rPr>
+              <w:t>Denominator</w:t>
+            </w:r>
+          </w:p>
+        </w:tc>
+        <w:tc>
+          <w:tcPr>
+            <w:tcW w:type="dxa" w:w="7812"/>
+            <w:shd w:fill="EDE9FE"/>
+          </w:tcPr>
+          <w:p>
+            <w:r>
+              <w:rPr>
+                <w:sz w:val="12"/>
+              </w:rPr>
+              <w:t>Rule</w:t>
+            </w:r>
+          </w:p>
+        </w:tc>
+      </w:tr>
+      <w:tr>
+        <w:tc>
+          <w:tcPr>
+            <w:tcW w:type="dxa" w:w="7812"/>
+          </w:tcPr>
+          <w:p>
+            <w:r>
+              <w:rPr>
+                <w:sz w:val="12"/>
+              </w:rPr>
+              <w:t>Functions</w:t>
+            </w:r>
+          </w:p>
+        </w:tc>
+        <w:tc>
+          <w:tcPr>
+            <w:tcW w:type="dxa" w:w="7812"/>
+          </w:tcPr>
+          <w:p>
+            <w:r>
+              <w:rPr>
+                <w:sz w:val="12"/>
+              </w:rPr>
+              <w:t>Every visible/effectful function + system-triggered function in the page contract.</w:t>
+            </w:r>
+          </w:p>
+        </w:tc>
+      </w:tr>
+      <w:tr>
+        <w:tc>
+          <w:tcPr>
+            <w:tcW w:type="dxa" w:w="7812"/>
+          </w:tcPr>
+          <w:p>
+            <w:r>
+              <w:rPr>
+                <w:sz w:val="12"/>
+              </w:rPr>
+              <w:t>Operations</w:t>
+            </w:r>
+          </w:p>
+        </w:tc>
+        <w:tc>
+          <w:tcPr>
+            <w:tcW w:type="dxa" w:w="7812"/>
+          </w:tcPr>
+          <w:p>
+            <w:r>
+              <w:rPr>
+                <w:sz w:val="12"/>
+              </w:rPr>
+              <w:t>Every operation reachable from those functions, including cancel/retry/recheck/submit/approve.</w:t>
+            </w:r>
+          </w:p>
+        </w:tc>
+      </w:tr>
+      <w:tr>
+        <w:tc>
+          <w:tcPr>
+            <w:tcW w:type="dxa" w:w="7812"/>
+          </w:tcPr>
+          <w:p>
+            <w:r>
+              <w:rPr>
+                <w:sz w:val="12"/>
+              </w:rPr>
+              <w:t>System logic</w:t>
+            </w:r>
+          </w:p>
+        </w:tc>
+        <w:tc>
+          <w:tcPr>
+            <w:tcW w:type="dxa" w:w="7812"/>
+          </w:tcPr>
+          <w:p>
+            <w:r>
+              <w:rPr>
+                <w:sz w:val="12"/>
+              </w:rPr>
+              <w:t>S01–S30 evaluated per applicable operation/domain; absence is not implicit N/A.</w:t>
+            </w:r>
+          </w:p>
+        </w:tc>
+      </w:tr>
+      <w:tr>
+        <w:tc>
+          <w:tcPr>
+            <w:tcW w:type="dxa" w:w="7812"/>
+          </w:tcPr>
+          <w:p>
+            <w:r>
+              <w:rPr>
+                <w:sz w:val="12"/>
+              </w:rPr>
+              <w:t>Cross-stage</w:t>
+            </w:r>
+          </w:p>
+        </w:tc>
+        <w:tc>
+          <w:tcPr>
+            <w:tcW w:type="dxa" w:w="7812"/>
+          </w:tcPr>
+          <w:p>
+            <w:r>
+              <w:rPr>
+                <w:sz w:val="12"/>
+              </w:rPr>
+              <w:t>Every predecessor→successor handoff in the package, not representative examples.</w:t>
+            </w:r>
+          </w:p>
+        </w:tc>
+      </w:tr>
+      <w:tr>
+        <w:tc>
+          <w:tcPr>
+            <w:tcW w:type="dxa" w:w="7812"/>
+          </w:tcPr>
+          <w:p>
+            <w:r>
+              <w:rPr>
+                <w:sz w:val="12"/>
+              </w:rPr>
+              <w:t>Completion</w:t>
+            </w:r>
+          </w:p>
+        </w:tc>
+        <w:tc>
+          <w:tcPr>
+            <w:tcW w:type="dxa" w:w="7812"/>
+          </w:tcPr>
+          <w:p>
+            <w:r>
+              <w:rPr>
+                <w:sz w:val="12"/>
+              </w:rPr>
+              <w:t>Only when all REQUIRED rows close and all N/A rows carry authority reason may Stage-02 functional closure be claimed.</w:t>
+            </w:r>
+          </w:p>
+        </w:tc>
+      </w:tr>
+    </w:tbl>
     <w:sectPr>
-      <w:footerReference w:type="default" r:id="rId9"/>
-      <w:pgSz w:w="11909" w:h="16834"/>
-      <w:pgMar w:top="792" w:right="835" w:bottom="792" w:left="835" w:header="720" w:footer="720" w:gutter="0"/>
+      <w:pgSz w:w="16834" w:h="11909" w:orient="landscape"/>
+      <w:pgMar w:top="605" w:right="605" w:bottom="605" w:left="605" w:header="720" w:footer="720" w:gutter="0"/>
       <w:cols w:space="720"/>
       <w:docGrid w:linePitch="360"/>
     </w:sectPr>

--- a/ACPOS_SYSTEM_LOGIC_GLOBAL_INTEGRATION_Mother_Basic_Design_OPTIMIZED.docx
+++ b/ACPOS_SYSTEM_LOGIC_GLOBAL_INTEGRATION_Mother_Basic_Design_OPTIMIZED.docx
@@ -11070,9 +11070,6607 @@
         </w:tc>
       </w:tr>
     </w:tbl>
+    <w:p>
+      <w:pPr>
+        <w:sectPr>
+          <w:pgSz w:w="16834" w:h="11909" w:orient="landscape"/>
+          <w:pgMar w:top="605" w:right="605" w:bottom="605" w:left="605" w:header="720" w:footer="720" w:gutter="0"/>
+          <w:cols w:space="720"/>
+          <w:docGrid w:linePitch="360"/>
+        </w:sectPr>
+      </w:pPr>
+    </w:p>
+    <w:p>
+      <w:pPr>
+        <w:pStyle w:val="Heading1"/>
+      </w:pPr>
+      <w:r>
+        <w:t>18-Page Exhaustive Denominator / Evidence Ledger</w:t>
+      </w:r>
+    </w:p>
+    <w:p>
+      <w:r>
+        <w:rPr>
+          <w:b/>
+        </w:rPr>
+        <w:t xml:space="preserve">[ACPOS-20260921-BATCH-03-EXHAUSTIVE-DENOMINATOR-LEDGER-V1] </w:t>
+      </w:r>
+      <w:r>
+        <w:t>This ledger is generated from the exact current 18 page Word control registries. It does not turn missing Runtime, Human Review, or source-defined fields into PASS. It establishes a reproducible denominator/evidence snapshot so subsequent remediation works only on verified gaps.</w:t>
+      </w:r>
+    </w:p>
+    <w:p>
+      <w:pPr>
+        <w:pStyle w:val="Heading2"/>
+      </w:pPr>
+      <w:r>
+        <w:t>Ledger Contract</w:t>
+      </w:r>
+    </w:p>
+    <w:tbl>
+      <w:tblPr>
+        <w:tblStyle w:val="TableGrid"/>
+        <w:tblW w:type="auto" w:w="0"/>
+        <w:tblLook w:firstColumn="1" w:firstRow="1" w:lastColumn="0" w:lastRow="0" w:noHBand="0" w:noVBand="1" w:val="04A0"/>
+      </w:tblPr>
+      <w:tblGrid>
+        <w:gridCol w:w="5522"/>
+        <w:gridCol w:w="5522"/>
+      </w:tblGrid>
+      <w:tr>
+        <w:trPr>
+          <w:tblHeader w:val="true"/>
+        </w:trPr>
+        <w:tc>
+          <w:tcPr>
+            <w:tcW w:type="dxa" w:w="5522"/>
+            <w:shd w:fill="EDE9FE"/>
+          </w:tcPr>
+          <w:p>
+            <w:r>
+              <w:rPr>
+                <w:sz w:val="11"/>
+              </w:rPr>
+              <w:t>Rule</w:t>
+            </w:r>
+          </w:p>
+        </w:tc>
+        <w:tc>
+          <w:tcPr>
+            <w:tcW w:type="dxa" w:w="5522"/>
+            <w:shd w:fill="EDE9FE"/>
+          </w:tcPr>
+          <w:p>
+            <w:r>
+              <w:rPr>
+                <w:sz w:val="11"/>
+              </w:rPr>
+              <w:t>Requirement</w:t>
+            </w:r>
+          </w:p>
+        </w:tc>
+      </w:tr>
+      <w:tr>
+        <w:tc>
+          <w:tcPr>
+            <w:tcW w:type="dxa" w:w="5522"/>
+          </w:tcPr>
+          <w:p>
+            <w:r>
+              <w:rPr>
+                <w:sz w:val="11"/>
+              </w:rPr>
+              <w:t>Source snapshot</w:t>
+            </w:r>
+          </w:p>
+        </w:tc>
+        <w:tc>
+          <w:tcPr>
+            <w:tcW w:type="dxa" w:w="5522"/>
+          </w:tcPr>
+          <w:p>
+            <w:r>
+              <w:rPr>
+                <w:sz w:val="11"/>
+              </w:rPr>
+              <w:t>Each page row binds exact Word blob SHA + deterministic normalized control-registry SHA-256.</w:t>
+            </w:r>
+          </w:p>
+        </w:tc>
+      </w:tr>
+      <w:tr>
+        <w:tc>
+          <w:tcPr>
+            <w:tcW w:type="dxa" w:w="5522"/>
+          </w:tcPr>
+          <w:p>
+            <w:r>
+              <w:rPr>
+                <w:sz w:val="11"/>
+              </w:rPr>
+              <w:t>Denominator</w:t>
+            </w:r>
+          </w:p>
+        </w:tc>
+        <w:tc>
+          <w:tcPr>
+            <w:tcW w:type="dxa" w:w="5522"/>
+          </w:tcPr>
+          <w:p>
+            <w:r>
+              <w:rPr>
+                <w:sz w:val="11"/>
+              </w:rPr>
+              <w:t>Unique Control UID rows found in current tables whose header explicitly contains Control UID. Duplicate UIDs across repeated construction tables are de-duplicated by the richest source row.</w:t>
+            </w:r>
+          </w:p>
+        </w:tc>
+      </w:tr>
+      <w:tr>
+        <w:tc>
+          <w:tcPr>
+            <w:tcW w:type="dxa" w:w="5522"/>
+          </w:tcPr>
+          <w:p>
+            <w:r>
+              <w:rPr>
+                <w:sz w:val="11"/>
+              </w:rPr>
+              <w:t>Direct binding diagnostics</w:t>
+            </w:r>
+          </w:p>
+        </w:tc>
+        <w:tc>
+          <w:tcPr>
+            <w:tcW w:type="dxa" w:w="5522"/>
+          </w:tcPr>
+          <w:p>
+            <w:r>
+              <w:rPr>
+                <w:sz w:val="11"/>
+              </w:rPr>
+              <w:t>Missing Action/Gate/Permission/Operation/Runtime Owner counts are raw source diagnostics. They are not automatically defects when the runtime status makes the field legitimately N/A; remediation must classify them against current authority.</w:t>
+            </w:r>
+          </w:p>
+        </w:tc>
+      </w:tr>
+      <w:tr>
+        <w:tc>
+          <w:tcPr>
+            <w:tcW w:type="dxa" w:w="5522"/>
+          </w:tcPr>
+          <w:p>
+            <w:r>
+              <w:rPr>
+                <w:sz w:val="11"/>
+              </w:rPr>
+              <w:t>Runtime truth</w:t>
+            </w:r>
+          </w:p>
+        </w:tc>
+        <w:tc>
+          <w:tcPr>
+            <w:tcW w:type="dxa" w:w="5522"/>
+          </w:tcPr>
+          <w:p>
+            <w:r>
+              <w:rPr>
+                <w:sz w:val="11"/>
+              </w:rPr>
+              <w:t>SPEC_EXACT_RUNTIME_BLOCKED / NOT_EXECUTED and OWNER_ORCHESTRATED_RUNTIME_EXACT_NO_PUBLIC_ROUTE remain truthful states; this ledger does not materialize Runtime.</w:t>
+            </w:r>
+          </w:p>
+        </w:tc>
+      </w:tr>
+      <w:tr>
+        <w:tc>
+          <w:tcPr>
+            <w:tcW w:type="dxa" w:w="5522"/>
+          </w:tcPr>
+          <w:p>
+            <w:r>
+              <w:rPr>
+                <w:sz w:val="11"/>
+              </w:rPr>
+              <w:t>Page-level L/S/H/TY</w:t>
+            </w:r>
+          </w:p>
+        </w:tc>
+        <w:tc>
+          <w:tcPr>
+            <w:tcW w:type="dxa" w:w="5522"/>
+          </w:tcPr>
+          <w:p>
+            <w:r>
+              <w:rPr>
+                <w:sz w:val="11"/>
+              </w:rPr>
+              <w:t>YES only when the page itself contains both boundary IDs for that audit family. NO means formal page-level materialization remains to be cross-walked; it does not by itself erase existing domain content.</w:t>
+            </w:r>
+          </w:p>
+        </w:tc>
+      </w:tr>
+      <w:tr>
+        <w:tc>
+          <w:tcPr>
+            <w:tcW w:type="dxa" w:w="5522"/>
+          </w:tcPr>
+          <w:p>
+            <w:r>
+              <w:rPr>
+                <w:sz w:val="11"/>
+              </w:rPr>
+              <w:t>Human/Freeze</w:t>
+            </w:r>
+          </w:p>
+        </w:tc>
+        <w:tc>
+          <w:tcPr>
+            <w:tcW w:type="dxa" w:w="5522"/>
+          </w:tcPr>
+          <w:p>
+            <w:r>
+              <w:rPr>
+                <w:sz w:val="11"/>
+              </w:rPr>
+              <w:t>Human review and DESIGN_FROZEN flags are evidence boundaries and cannot be auto-approved by this ledger.</w:t>
+            </w:r>
+          </w:p>
+        </w:tc>
+      </w:tr>
+    </w:tbl>
+    <w:p>
+      <w:pPr>
+        <w:pStyle w:val="Heading2"/>
+      </w:pPr>
+      <w:r>
+        <w:t>18-Page Denominator Summary</w:t>
+      </w:r>
+    </w:p>
+    <w:tbl>
+      <w:tblPr>
+        <w:tblStyle w:val="TableGrid"/>
+        <w:tblW w:type="auto" w:w="0"/>
+        <w:tblLook w:firstColumn="1" w:firstRow="1" w:lastColumn="0" w:lastRow="0" w:noHBand="0" w:noVBand="1" w:val="04A0"/>
+      </w:tblPr>
+      <w:tblGrid>
+        <w:gridCol w:w="480"/>
+        <w:gridCol w:w="480"/>
+        <w:gridCol w:w="480"/>
+        <w:gridCol w:w="480"/>
+        <w:gridCol w:w="480"/>
+        <w:gridCol w:w="480"/>
+        <w:gridCol w:w="480"/>
+        <w:gridCol w:w="480"/>
+        <w:gridCol w:w="480"/>
+        <w:gridCol w:w="480"/>
+        <w:gridCol w:w="480"/>
+        <w:gridCol w:w="480"/>
+        <w:gridCol w:w="480"/>
+        <w:gridCol w:w="480"/>
+        <w:gridCol w:w="480"/>
+        <w:gridCol w:w="480"/>
+        <w:gridCol w:w="480"/>
+        <w:gridCol w:w="480"/>
+        <w:gridCol w:w="480"/>
+        <w:gridCol w:w="480"/>
+        <w:gridCol w:w="480"/>
+        <w:gridCol w:w="480"/>
+        <w:gridCol w:w="480"/>
+      </w:tblGrid>
+      <w:tr>
+        <w:trPr>
+          <w:tblHeader w:val="true"/>
+        </w:trPr>
+        <w:tc>
+          <w:tcPr>
+            <w:tcW w:type="dxa" w:w="480"/>
+            <w:shd w:fill="EDE9FE"/>
+          </w:tcPr>
+          <w:p>
+            <w:r>
+              <w:rPr>
+                <w:sz w:val="7"/>
+              </w:rPr>
+              <w:t>Page</w:t>
+            </w:r>
+          </w:p>
+        </w:tc>
+        <w:tc>
+          <w:tcPr>
+            <w:tcW w:type="dxa" w:w="480"/>
+            <w:shd w:fill="EDE9FE"/>
+          </w:tcPr>
+          <w:p>
+            <w:r>
+              <w:rPr>
+                <w:sz w:val="7"/>
+              </w:rPr>
+              <w:t>File</w:t>
+            </w:r>
+          </w:p>
+        </w:tc>
+        <w:tc>
+          <w:tcPr>
+            <w:tcW w:type="dxa" w:w="480"/>
+            <w:shd w:fill="EDE9FE"/>
+          </w:tcPr>
+          <w:p>
+            <w:r>
+              <w:rPr>
+                <w:sz w:val="7"/>
+              </w:rPr>
+              <w:t>Blob SHA</w:t>
+            </w:r>
+          </w:p>
+        </w:tc>
+        <w:tc>
+          <w:tcPr>
+            <w:tcW w:type="dxa" w:w="480"/>
+            <w:shd w:fill="EDE9FE"/>
+          </w:tcPr>
+          <w:p>
+            <w:r>
+              <w:rPr>
+                <w:sz w:val="7"/>
+              </w:rPr>
+              <w:t>Unique Controls</w:t>
+            </w:r>
+          </w:p>
+        </w:tc>
+        <w:tc>
+          <w:tcPr>
+            <w:tcW w:type="dxa" w:w="480"/>
+            <w:shd w:fill="EDE9FE"/>
+          </w:tcPr>
+          <w:p>
+            <w:r>
+              <w:rPr>
+                <w:sz w:val="7"/>
+              </w:rPr>
+              <w:t>Source Tables</w:t>
+            </w:r>
+          </w:p>
+        </w:tc>
+        <w:tc>
+          <w:tcPr>
+            <w:tcW w:type="dxa" w:w="480"/>
+            <w:shd w:fill="EDE9FE"/>
+          </w:tcPr>
+          <w:p>
+            <w:r>
+              <w:rPr>
+                <w:sz w:val="7"/>
+              </w:rPr>
+              <w:t>Registry SHA256</w:t>
+            </w:r>
+          </w:p>
+        </w:tc>
+        <w:tc>
+          <w:tcPr>
+            <w:tcW w:type="dxa" w:w="480"/>
+            <w:shd w:fill="EDE9FE"/>
+          </w:tcPr>
+          <w:p>
+            <w:r>
+              <w:rPr>
+                <w:sz w:val="7"/>
+              </w:rPr>
+              <w:t>Effectful-like</w:t>
+            </w:r>
+          </w:p>
+        </w:tc>
+        <w:tc>
+          <w:tcPr>
+            <w:tcW w:type="dxa" w:w="480"/>
+            <w:shd w:fill="EDE9FE"/>
+          </w:tcPr>
+          <w:p>
+            <w:r>
+              <w:rPr>
+                <w:sz w:val="7"/>
+              </w:rPr>
+              <w:t>Runtime blocked</w:t>
+            </w:r>
+          </w:p>
+        </w:tc>
+        <w:tc>
+          <w:tcPr>
+            <w:tcW w:type="dxa" w:w="480"/>
+            <w:shd w:fill="EDE9FE"/>
+          </w:tcPr>
+          <w:p>
+            <w:r>
+              <w:rPr>
+                <w:sz w:val="7"/>
+              </w:rPr>
+              <w:t>No-public-route</w:t>
+            </w:r>
+          </w:p>
+        </w:tc>
+        <w:tc>
+          <w:tcPr>
+            <w:tcW w:type="dxa" w:w="480"/>
+            <w:shd w:fill="EDE9FE"/>
+          </w:tcPr>
+          <w:p>
+            <w:r>
+              <w:rPr>
+                <w:sz w:val="7"/>
+              </w:rPr>
+              <w:t>UI local</w:t>
+            </w:r>
+          </w:p>
+        </w:tc>
+        <w:tc>
+          <w:tcPr>
+            <w:tcW w:type="dxa" w:w="480"/>
+            <w:shd w:fill="EDE9FE"/>
+          </w:tcPr>
+          <w:p>
+            <w:r>
+              <w:rPr>
+                <w:sz w:val="7"/>
+              </w:rPr>
+              <w:t>Read exact</w:t>
+            </w:r>
+          </w:p>
+        </w:tc>
+        <w:tc>
+          <w:tcPr>
+            <w:tcW w:type="dxa" w:w="480"/>
+            <w:shd w:fill="EDE9FE"/>
+          </w:tcPr>
+          <w:p>
+            <w:r>
+              <w:rPr>
+                <w:sz w:val="7"/>
+              </w:rPr>
+              <w:t>Missing Action</w:t>
+            </w:r>
+          </w:p>
+        </w:tc>
+        <w:tc>
+          <w:tcPr>
+            <w:tcW w:type="dxa" w:w="480"/>
+            <w:shd w:fill="EDE9FE"/>
+          </w:tcPr>
+          <w:p>
+            <w:r>
+              <w:rPr>
+                <w:sz w:val="7"/>
+              </w:rPr>
+              <w:t>Missing Gate</w:t>
+            </w:r>
+          </w:p>
+        </w:tc>
+        <w:tc>
+          <w:tcPr>
+            <w:tcW w:type="dxa" w:w="480"/>
+            <w:shd w:fill="EDE9FE"/>
+          </w:tcPr>
+          <w:p>
+            <w:r>
+              <w:rPr>
+                <w:sz w:val="7"/>
+              </w:rPr>
+              <w:t>Missing Permission</w:t>
+            </w:r>
+          </w:p>
+        </w:tc>
+        <w:tc>
+          <w:tcPr>
+            <w:tcW w:type="dxa" w:w="480"/>
+            <w:shd w:fill="EDE9FE"/>
+          </w:tcPr>
+          <w:p>
+            <w:r>
+              <w:rPr>
+                <w:sz w:val="7"/>
+              </w:rPr>
+              <w:t>Missing Operation*</w:t>
+            </w:r>
+          </w:p>
+        </w:tc>
+        <w:tc>
+          <w:tcPr>
+            <w:tcW w:type="dxa" w:w="480"/>
+            <w:shd w:fill="EDE9FE"/>
+          </w:tcPr>
+          <w:p>
+            <w:r>
+              <w:rPr>
+                <w:sz w:val="7"/>
+              </w:rPr>
+              <w:t>Missing Runtime Owner*</w:t>
+            </w:r>
+          </w:p>
+        </w:tc>
+        <w:tc>
+          <w:tcPr>
+            <w:tcW w:type="dxa" w:w="480"/>
+            <w:shd w:fill="EDE9FE"/>
+          </w:tcPr>
+          <w:p>
+            <w:r>
+              <w:rPr>
+                <w:sz w:val="7"/>
+              </w:rPr>
+              <w:t>SOURCE_NOT_DEFINED</w:t>
+            </w:r>
+          </w:p>
+        </w:tc>
+        <w:tc>
+          <w:tcPr>
+            <w:tcW w:type="dxa" w:w="480"/>
+            <w:shd w:fill="EDE9FE"/>
+          </w:tcPr>
+          <w:p>
+            <w:r>
+              <w:rPr>
+                <w:sz w:val="7"/>
+              </w:rPr>
+              <w:t>L01-L24</w:t>
+            </w:r>
+          </w:p>
+        </w:tc>
+        <w:tc>
+          <w:tcPr>
+            <w:tcW w:type="dxa" w:w="480"/>
+            <w:shd w:fill="EDE9FE"/>
+          </w:tcPr>
+          <w:p>
+            <w:r>
+              <w:rPr>
+                <w:sz w:val="7"/>
+              </w:rPr>
+              <w:t>S01-S30</w:t>
+            </w:r>
+          </w:p>
+        </w:tc>
+        <w:tc>
+          <w:tcPr>
+            <w:tcW w:type="dxa" w:w="480"/>
+            <w:shd w:fill="EDE9FE"/>
+          </w:tcPr>
+          <w:p>
+            <w:r>
+              <w:rPr>
+                <w:sz w:val="7"/>
+              </w:rPr>
+              <w:t>H01-H12</w:t>
+            </w:r>
+          </w:p>
+        </w:tc>
+        <w:tc>
+          <w:tcPr>
+            <w:tcW w:type="dxa" w:w="480"/>
+            <w:shd w:fill="EDE9FE"/>
+          </w:tcPr>
+          <w:p>
+            <w:r>
+              <w:rPr>
+                <w:sz w:val="7"/>
+              </w:rPr>
+              <w:t>TY01-TY15</w:t>
+            </w:r>
+          </w:p>
+        </w:tc>
+        <w:tc>
+          <w:tcPr>
+            <w:tcW w:type="dxa" w:w="480"/>
+            <w:shd w:fill="EDE9FE"/>
+          </w:tcPr>
+          <w:p>
+            <w:r>
+              <w:rPr>
+                <w:sz w:val="7"/>
+              </w:rPr>
+              <w:t>Visual Review</w:t>
+            </w:r>
+          </w:p>
+        </w:tc>
+        <w:tc>
+          <w:tcPr>
+            <w:tcW w:type="dxa" w:w="480"/>
+            <w:shd w:fill="EDE9FE"/>
+          </w:tcPr>
+          <w:p>
+            <w:r>
+              <w:rPr>
+                <w:sz w:val="7"/>
+              </w:rPr>
+              <w:t>Design Frozen</w:t>
+            </w:r>
+          </w:p>
+        </w:tc>
+      </w:tr>
+      <w:tr>
+        <w:tc>
+          <w:tcPr>
+            <w:tcW w:type="dxa" w:w="480"/>
+          </w:tcPr>
+          <w:p>
+            <w:r>
+              <w:rPr>
+                <w:sz w:val="7"/>
+              </w:rPr>
+              <w:t>AIAPI-01</w:t>
+            </w:r>
+          </w:p>
+        </w:tc>
+        <w:tc>
+          <w:tcPr>
+            <w:tcW w:type="dxa" w:w="480"/>
+          </w:tcPr>
+          <w:p>
+            <w:r>
+              <w:rPr>
+                <w:sz w:val="7"/>
+              </w:rPr>
+              <w:t>ACPOS_AIAPI-01_AI_API管理_Mother_Basic_Design_OPTIMIZED.docx</w:t>
+            </w:r>
+          </w:p>
+        </w:tc>
+        <w:tc>
+          <w:tcPr>
+            <w:tcW w:type="dxa" w:w="480"/>
+          </w:tcPr>
+          <w:p>
+            <w:r>
+              <w:rPr>
+                <w:sz w:val="7"/>
+              </w:rPr>
+              <w:t>ef610d7f6f2bcc72890f1ba563c063f737cae60e</w:t>
+            </w:r>
+          </w:p>
+        </w:tc>
+        <w:tc>
+          <w:tcPr>
+            <w:tcW w:type="dxa" w:w="480"/>
+          </w:tcPr>
+          <w:p>
+            <w:r>
+              <w:rPr>
+                <w:sz w:val="7"/>
+              </w:rPr>
+              <w:t>17</w:t>
+            </w:r>
+          </w:p>
+        </w:tc>
+        <w:tc>
+          <w:tcPr>
+            <w:tcW w:type="dxa" w:w="480"/>
+          </w:tcPr>
+          <w:p>
+            <w:r>
+              <w:rPr>
+                <w:sz w:val="7"/>
+              </w:rPr>
+              <w:t>T31</w:t>
+            </w:r>
+          </w:p>
+        </w:tc>
+        <w:tc>
+          <w:tcPr>
+            <w:tcW w:type="dxa" w:w="480"/>
+          </w:tcPr>
+          <w:p>
+            <w:r>
+              <w:rPr>
+                <w:sz w:val="7"/>
+              </w:rPr>
+              <w:t>bed6aacd5baed927d0e554827fccefaba3a3d4dc75aed8b0169c07bdafe1f4a9</w:t>
+            </w:r>
+          </w:p>
+        </w:tc>
+        <w:tc>
+          <w:tcPr>
+            <w:tcW w:type="dxa" w:w="480"/>
+          </w:tcPr>
+          <w:p>
+            <w:r>
+              <w:rPr>
+                <w:sz w:val="7"/>
+              </w:rPr>
+              <w:t>14</w:t>
+            </w:r>
+          </w:p>
+        </w:tc>
+        <w:tc>
+          <w:tcPr>
+            <w:tcW w:type="dxa" w:w="480"/>
+          </w:tcPr>
+          <w:p>
+            <w:r>
+              <w:rPr>
+                <w:sz w:val="7"/>
+              </w:rPr>
+              <w:t>0</w:t>
+            </w:r>
+          </w:p>
+        </w:tc>
+        <w:tc>
+          <w:tcPr>
+            <w:tcW w:type="dxa" w:w="480"/>
+          </w:tcPr>
+          <w:p>
+            <w:r>
+              <w:rPr>
+                <w:sz w:val="7"/>
+              </w:rPr>
+              <w:t>0</w:t>
+            </w:r>
+          </w:p>
+        </w:tc>
+        <w:tc>
+          <w:tcPr>
+            <w:tcW w:type="dxa" w:w="480"/>
+          </w:tcPr>
+          <w:p>
+            <w:r>
+              <w:rPr>
+                <w:sz w:val="7"/>
+              </w:rPr>
+              <w:t>0</w:t>
+            </w:r>
+          </w:p>
+        </w:tc>
+        <w:tc>
+          <w:tcPr>
+            <w:tcW w:type="dxa" w:w="480"/>
+          </w:tcPr>
+          <w:p>
+            <w:r>
+              <w:rPr>
+                <w:sz w:val="7"/>
+              </w:rPr>
+              <w:t>3</w:t>
+            </w:r>
+          </w:p>
+        </w:tc>
+        <w:tc>
+          <w:tcPr>
+            <w:tcW w:type="dxa" w:w="480"/>
+          </w:tcPr>
+          <w:p>
+            <w:r>
+              <w:rPr>
+                <w:sz w:val="7"/>
+              </w:rPr>
+              <w:t>16</w:t>
+            </w:r>
+          </w:p>
+        </w:tc>
+        <w:tc>
+          <w:tcPr>
+            <w:tcW w:type="dxa" w:w="480"/>
+          </w:tcPr>
+          <w:p>
+            <w:r>
+              <w:rPr>
+                <w:sz w:val="7"/>
+              </w:rPr>
+              <w:t>0</w:t>
+            </w:r>
+          </w:p>
+        </w:tc>
+        <w:tc>
+          <w:tcPr>
+            <w:tcW w:type="dxa" w:w="480"/>
+          </w:tcPr>
+          <w:p>
+            <w:r>
+              <w:rPr>
+                <w:sz w:val="7"/>
+              </w:rPr>
+              <w:t>2</w:t>
+            </w:r>
+          </w:p>
+        </w:tc>
+        <w:tc>
+          <w:tcPr>
+            <w:tcW w:type="dxa" w:w="480"/>
+          </w:tcPr>
+          <w:p>
+            <w:r>
+              <w:rPr>
+                <w:sz w:val="7"/>
+              </w:rPr>
+              <w:t>0</w:t>
+            </w:r>
+          </w:p>
+        </w:tc>
+        <w:tc>
+          <w:tcPr>
+            <w:tcW w:type="dxa" w:w="480"/>
+          </w:tcPr>
+          <w:p>
+            <w:r>
+              <w:rPr>
+                <w:sz w:val="7"/>
+              </w:rPr>
+              <w:t>0</w:t>
+            </w:r>
+          </w:p>
+        </w:tc>
+        <w:tc>
+          <w:tcPr>
+            <w:tcW w:type="dxa" w:w="480"/>
+          </w:tcPr>
+          <w:p>
+            <w:r>
+              <w:rPr>
+                <w:sz w:val="7"/>
+              </w:rPr>
+              <w:t>0</w:t>
+            </w:r>
+          </w:p>
+        </w:tc>
+        <w:tc>
+          <w:tcPr>
+            <w:tcW w:type="dxa" w:w="480"/>
+          </w:tcPr>
+          <w:p>
+            <w:r>
+              <w:rPr>
+                <w:sz w:val="7"/>
+              </w:rPr>
+              <w:t>NO</w:t>
+            </w:r>
+          </w:p>
+        </w:tc>
+        <w:tc>
+          <w:tcPr>
+            <w:tcW w:type="dxa" w:w="480"/>
+          </w:tcPr>
+          <w:p>
+            <w:r>
+              <w:rPr>
+                <w:sz w:val="7"/>
+              </w:rPr>
+              <w:t>NO</w:t>
+            </w:r>
+          </w:p>
+        </w:tc>
+        <w:tc>
+          <w:tcPr>
+            <w:tcW w:type="dxa" w:w="480"/>
+          </w:tcPr>
+          <w:p>
+            <w:r>
+              <w:rPr>
+                <w:sz w:val="7"/>
+              </w:rPr>
+              <w:t>NO</w:t>
+            </w:r>
+          </w:p>
+        </w:tc>
+        <w:tc>
+          <w:tcPr>
+            <w:tcW w:type="dxa" w:w="480"/>
+          </w:tcPr>
+          <w:p>
+            <w:r>
+              <w:rPr>
+                <w:sz w:val="7"/>
+              </w:rPr>
+              <w:t>NO</w:t>
+            </w:r>
+          </w:p>
+        </w:tc>
+        <w:tc>
+          <w:tcPr>
+            <w:tcW w:type="dxa" w:w="480"/>
+          </w:tcPr>
+          <w:p>
+            <w:r>
+              <w:rPr>
+                <w:sz w:val="7"/>
+              </w:rPr>
+              <w:t>NO_FLAG</w:t>
+            </w:r>
+          </w:p>
+        </w:tc>
+        <w:tc>
+          <w:tcPr>
+            <w:tcW w:type="dxa" w:w="480"/>
+          </w:tcPr>
+          <w:p>
+            <w:r>
+              <w:rPr>
+                <w:sz w:val="7"/>
+              </w:rPr>
+              <w:t>NO_FALSE_FLAG</w:t>
+            </w:r>
+          </w:p>
+        </w:tc>
+      </w:tr>
+      <w:tr>
+        <w:tc>
+          <w:tcPr>
+            <w:tcW w:type="dxa" w:w="480"/>
+          </w:tcPr>
+          <w:p>
+            <w:r>
+              <w:rPr>
+                <w:sz w:val="7"/>
+              </w:rPr>
+              <w:t>ASSET-01</w:t>
+            </w:r>
+          </w:p>
+        </w:tc>
+        <w:tc>
+          <w:tcPr>
+            <w:tcW w:type="dxa" w:w="480"/>
+          </w:tcPr>
+          <w:p>
+            <w:r>
+              <w:rPr>
+                <w:sz w:val="7"/>
+              </w:rPr>
+              <w:t>ACPOS_ASSET-01_MOTHER_BASIC_DESIGN_TECH_PURPLE_v1.0.docx</w:t>
+            </w:r>
+          </w:p>
+        </w:tc>
+        <w:tc>
+          <w:tcPr>
+            <w:tcW w:type="dxa" w:w="480"/>
+          </w:tcPr>
+          <w:p>
+            <w:r>
+              <w:rPr>
+                <w:sz w:val="7"/>
+              </w:rPr>
+              <w:t>71c6c4b8b734a51db5f83b73fc76d455973b8775</w:t>
+            </w:r>
+          </w:p>
+        </w:tc>
+        <w:tc>
+          <w:tcPr>
+            <w:tcW w:type="dxa" w:w="480"/>
+          </w:tcPr>
+          <w:p>
+            <w:r>
+              <w:rPr>
+                <w:sz w:val="7"/>
+              </w:rPr>
+              <w:t>85</w:t>
+            </w:r>
+          </w:p>
+        </w:tc>
+        <w:tc>
+          <w:tcPr>
+            <w:tcW w:type="dxa" w:w="480"/>
+          </w:tcPr>
+          <w:p>
+            <w:r>
+              <w:rPr>
+                <w:sz w:val="7"/>
+              </w:rPr>
+              <w:t>T11,T26</w:t>
+            </w:r>
+          </w:p>
+        </w:tc>
+        <w:tc>
+          <w:tcPr>
+            <w:tcW w:type="dxa" w:w="480"/>
+          </w:tcPr>
+          <w:p>
+            <w:r>
+              <w:rPr>
+                <w:sz w:val="7"/>
+              </w:rPr>
+              <w:t>401c53ebea713505ed2a9b4995fcbf3bbfa87745cdee76de79507dd9813dfe13</w:t>
+            </w:r>
+          </w:p>
+        </w:tc>
+        <w:tc>
+          <w:tcPr>
+            <w:tcW w:type="dxa" w:w="480"/>
+          </w:tcPr>
+          <w:p>
+            <w:r>
+              <w:rPr>
+                <w:sz w:val="7"/>
+              </w:rPr>
+              <w:t>23</w:t>
+            </w:r>
+          </w:p>
+        </w:tc>
+        <w:tc>
+          <w:tcPr>
+            <w:tcW w:type="dxa" w:w="480"/>
+          </w:tcPr>
+          <w:p>
+            <w:r>
+              <w:rPr>
+                <w:sz w:val="7"/>
+              </w:rPr>
+              <w:t>0</w:t>
+            </w:r>
+          </w:p>
+        </w:tc>
+        <w:tc>
+          <w:tcPr>
+            <w:tcW w:type="dxa" w:w="480"/>
+          </w:tcPr>
+          <w:p>
+            <w:r>
+              <w:rPr>
+                <w:sz w:val="7"/>
+              </w:rPr>
+              <w:t>0</w:t>
+            </w:r>
+          </w:p>
+        </w:tc>
+        <w:tc>
+          <w:tcPr>
+            <w:tcW w:type="dxa" w:w="480"/>
+          </w:tcPr>
+          <w:p>
+            <w:r>
+              <w:rPr>
+                <w:sz w:val="7"/>
+              </w:rPr>
+              <w:t>62</w:t>
+            </w:r>
+          </w:p>
+        </w:tc>
+        <w:tc>
+          <w:tcPr>
+            <w:tcW w:type="dxa" w:w="480"/>
+          </w:tcPr>
+          <w:p>
+            <w:r>
+              <w:rPr>
+                <w:sz w:val="7"/>
+              </w:rPr>
+              <w:t>0</w:t>
+            </w:r>
+          </w:p>
+        </w:tc>
+        <w:tc>
+          <w:tcPr>
+            <w:tcW w:type="dxa" w:w="480"/>
+          </w:tcPr>
+          <w:p>
+            <w:r>
+              <w:rPr>
+                <w:sz w:val="7"/>
+              </w:rPr>
+              <w:t>0</w:t>
+            </w:r>
+          </w:p>
+        </w:tc>
+        <w:tc>
+          <w:tcPr>
+            <w:tcW w:type="dxa" w:w="480"/>
+          </w:tcPr>
+          <w:p>
+            <w:r>
+              <w:rPr>
+                <w:sz w:val="7"/>
+              </w:rPr>
+              <w:t>0</w:t>
+            </w:r>
+          </w:p>
+        </w:tc>
+        <w:tc>
+          <w:tcPr>
+            <w:tcW w:type="dxa" w:w="480"/>
+          </w:tcPr>
+          <w:p>
+            <w:r>
+              <w:rPr>
+                <w:sz w:val="7"/>
+              </w:rPr>
+              <w:t>0</w:t>
+            </w:r>
+          </w:p>
+        </w:tc>
+        <w:tc>
+          <w:tcPr>
+            <w:tcW w:type="dxa" w:w="480"/>
+          </w:tcPr>
+          <w:p>
+            <w:r>
+              <w:rPr>
+                <w:sz w:val="7"/>
+              </w:rPr>
+              <w:t>18</w:t>
+            </w:r>
+          </w:p>
+        </w:tc>
+        <w:tc>
+          <w:tcPr>
+            <w:tcW w:type="dxa" w:w="480"/>
+          </w:tcPr>
+          <w:p>
+            <w:r>
+              <w:rPr>
+                <w:sz w:val="7"/>
+              </w:rPr>
+              <w:t>18</w:t>
+            </w:r>
+          </w:p>
+        </w:tc>
+        <w:tc>
+          <w:tcPr>
+            <w:tcW w:type="dxa" w:w="480"/>
+          </w:tcPr>
+          <w:p>
+            <w:r>
+              <w:rPr>
+                <w:sz w:val="7"/>
+              </w:rPr>
+              <w:t>0</w:t>
+            </w:r>
+          </w:p>
+        </w:tc>
+        <w:tc>
+          <w:tcPr>
+            <w:tcW w:type="dxa" w:w="480"/>
+          </w:tcPr>
+          <w:p>
+            <w:r>
+              <w:rPr>
+                <w:sz w:val="7"/>
+              </w:rPr>
+              <w:t>NO</w:t>
+            </w:r>
+          </w:p>
+        </w:tc>
+        <w:tc>
+          <w:tcPr>
+            <w:tcW w:type="dxa" w:w="480"/>
+          </w:tcPr>
+          <w:p>
+            <w:r>
+              <w:rPr>
+                <w:sz w:val="7"/>
+              </w:rPr>
+              <w:t>NO</w:t>
+            </w:r>
+          </w:p>
+        </w:tc>
+        <w:tc>
+          <w:tcPr>
+            <w:tcW w:type="dxa" w:w="480"/>
+          </w:tcPr>
+          <w:p>
+            <w:r>
+              <w:rPr>
+                <w:sz w:val="7"/>
+              </w:rPr>
+              <w:t>NO</w:t>
+            </w:r>
+          </w:p>
+        </w:tc>
+        <w:tc>
+          <w:tcPr>
+            <w:tcW w:type="dxa" w:w="480"/>
+          </w:tcPr>
+          <w:p>
+            <w:r>
+              <w:rPr>
+                <w:sz w:val="7"/>
+              </w:rPr>
+              <w:t>NO</w:t>
+            </w:r>
+          </w:p>
+        </w:tc>
+        <w:tc>
+          <w:tcPr>
+            <w:tcW w:type="dxa" w:w="480"/>
+          </w:tcPr>
+          <w:p>
+            <w:r>
+              <w:rPr>
+                <w:sz w:val="7"/>
+              </w:rPr>
+              <w:t>HUMAN_REVIEW</w:t>
+            </w:r>
+          </w:p>
+        </w:tc>
+        <w:tc>
+          <w:tcPr>
+            <w:tcW w:type="dxa" w:w="480"/>
+          </w:tcPr>
+          <w:p>
+            <w:r>
+              <w:rPr>
+                <w:sz w:val="7"/>
+              </w:rPr>
+              <w:t>NO_FALSE_FLAG</w:t>
+            </w:r>
+          </w:p>
+        </w:tc>
+      </w:tr>
+      <w:tr>
+        <w:tc>
+          <w:tcPr>
+            <w:tcW w:type="dxa" w:w="480"/>
+          </w:tcPr>
+          <w:p>
+            <w:r>
+              <w:rPr>
+                <w:sz w:val="7"/>
+              </w:rPr>
+              <w:t>CORE-01</w:t>
+            </w:r>
+          </w:p>
+        </w:tc>
+        <w:tc>
+          <w:tcPr>
+            <w:tcW w:type="dxa" w:w="480"/>
+          </w:tcPr>
+          <w:p>
+            <w:r>
+              <w:rPr>
+                <w:sz w:val="7"/>
+              </w:rPr>
+              <w:t>ACPOS_CORE-01_MOTHER_BASIC_DESIGN_TECH_PURPLE_v1.0.docx</w:t>
+            </w:r>
+          </w:p>
+        </w:tc>
+        <w:tc>
+          <w:tcPr>
+            <w:tcW w:type="dxa" w:w="480"/>
+          </w:tcPr>
+          <w:p>
+            <w:r>
+              <w:rPr>
+                <w:sz w:val="7"/>
+              </w:rPr>
+              <w:t>a140edcba1d76d5d38b088ec856f6c2bd4692978</w:t>
+            </w:r>
+          </w:p>
+        </w:tc>
+        <w:tc>
+          <w:tcPr>
+            <w:tcW w:type="dxa" w:w="480"/>
+          </w:tcPr>
+          <w:p>
+            <w:r>
+              <w:rPr>
+                <w:sz w:val="7"/>
+              </w:rPr>
+              <w:t>50</w:t>
+            </w:r>
+          </w:p>
+        </w:tc>
+        <w:tc>
+          <w:tcPr>
+            <w:tcW w:type="dxa" w:w="480"/>
+          </w:tcPr>
+          <w:p>
+            <w:r>
+              <w:rPr>
+                <w:sz w:val="7"/>
+              </w:rPr>
+              <w:t>T11,T28</w:t>
+            </w:r>
+          </w:p>
+        </w:tc>
+        <w:tc>
+          <w:tcPr>
+            <w:tcW w:type="dxa" w:w="480"/>
+          </w:tcPr>
+          <w:p>
+            <w:r>
+              <w:rPr>
+                <w:sz w:val="7"/>
+              </w:rPr>
+              <w:t>8640488ef9755a7b1c3ff63cdfd0b31e27a254e7fc1c4d8da2dd5878c7af3b44</w:t>
+            </w:r>
+          </w:p>
+        </w:tc>
+        <w:tc>
+          <w:tcPr>
+            <w:tcW w:type="dxa" w:w="480"/>
+          </w:tcPr>
+          <w:p>
+            <w:r>
+              <w:rPr>
+                <w:sz w:val="7"/>
+              </w:rPr>
+              <w:t>24</w:t>
+            </w:r>
+          </w:p>
+        </w:tc>
+        <w:tc>
+          <w:tcPr>
+            <w:tcW w:type="dxa" w:w="480"/>
+          </w:tcPr>
+          <w:p>
+            <w:r>
+              <w:rPr>
+                <w:sz w:val="7"/>
+              </w:rPr>
+              <w:t>0</w:t>
+            </w:r>
+          </w:p>
+        </w:tc>
+        <w:tc>
+          <w:tcPr>
+            <w:tcW w:type="dxa" w:w="480"/>
+          </w:tcPr>
+          <w:p>
+            <w:r>
+              <w:rPr>
+                <w:sz w:val="7"/>
+              </w:rPr>
+              <w:t>0</w:t>
+            </w:r>
+          </w:p>
+        </w:tc>
+        <w:tc>
+          <w:tcPr>
+            <w:tcW w:type="dxa" w:w="480"/>
+          </w:tcPr>
+          <w:p>
+            <w:r>
+              <w:rPr>
+                <w:sz w:val="7"/>
+              </w:rPr>
+              <w:t>22</w:t>
+            </w:r>
+          </w:p>
+        </w:tc>
+        <w:tc>
+          <w:tcPr>
+            <w:tcW w:type="dxa" w:w="480"/>
+          </w:tcPr>
+          <w:p>
+            <w:r>
+              <w:rPr>
+                <w:sz w:val="7"/>
+              </w:rPr>
+              <w:t>4</w:t>
+            </w:r>
+          </w:p>
+        </w:tc>
+        <w:tc>
+          <w:tcPr>
+            <w:tcW w:type="dxa" w:w="480"/>
+          </w:tcPr>
+          <w:p>
+            <w:r>
+              <w:rPr>
+                <w:sz w:val="7"/>
+              </w:rPr>
+              <w:t>0</w:t>
+            </w:r>
+          </w:p>
+        </w:tc>
+        <w:tc>
+          <w:tcPr>
+            <w:tcW w:type="dxa" w:w="480"/>
+          </w:tcPr>
+          <w:p>
+            <w:r>
+              <w:rPr>
+                <w:sz w:val="7"/>
+              </w:rPr>
+              <w:t>0</w:t>
+            </w:r>
+          </w:p>
+        </w:tc>
+        <w:tc>
+          <w:tcPr>
+            <w:tcW w:type="dxa" w:w="480"/>
+          </w:tcPr>
+          <w:p>
+            <w:r>
+              <w:rPr>
+                <w:sz w:val="7"/>
+              </w:rPr>
+              <w:t>0</w:t>
+            </w:r>
+          </w:p>
+        </w:tc>
+        <w:tc>
+          <w:tcPr>
+            <w:tcW w:type="dxa" w:w="480"/>
+          </w:tcPr>
+          <w:p>
+            <w:r>
+              <w:rPr>
+                <w:sz w:val="7"/>
+              </w:rPr>
+              <w:t>24</w:t>
+            </w:r>
+          </w:p>
+        </w:tc>
+        <w:tc>
+          <w:tcPr>
+            <w:tcW w:type="dxa" w:w="480"/>
+          </w:tcPr>
+          <w:p>
+            <w:r>
+              <w:rPr>
+                <w:sz w:val="7"/>
+              </w:rPr>
+              <w:t>0</w:t>
+            </w:r>
+          </w:p>
+        </w:tc>
+        <w:tc>
+          <w:tcPr>
+            <w:tcW w:type="dxa" w:w="480"/>
+          </w:tcPr>
+          <w:p>
+            <w:r>
+              <w:rPr>
+                <w:sz w:val="7"/>
+              </w:rPr>
+              <w:t>0</w:t>
+            </w:r>
+          </w:p>
+        </w:tc>
+        <w:tc>
+          <w:tcPr>
+            <w:tcW w:type="dxa" w:w="480"/>
+          </w:tcPr>
+          <w:p>
+            <w:r>
+              <w:rPr>
+                <w:sz w:val="7"/>
+              </w:rPr>
+              <w:t>NO</w:t>
+            </w:r>
+          </w:p>
+        </w:tc>
+        <w:tc>
+          <w:tcPr>
+            <w:tcW w:type="dxa" w:w="480"/>
+          </w:tcPr>
+          <w:p>
+            <w:r>
+              <w:rPr>
+                <w:sz w:val="7"/>
+              </w:rPr>
+              <w:t>NO</w:t>
+            </w:r>
+          </w:p>
+        </w:tc>
+        <w:tc>
+          <w:tcPr>
+            <w:tcW w:type="dxa" w:w="480"/>
+          </w:tcPr>
+          <w:p>
+            <w:r>
+              <w:rPr>
+                <w:sz w:val="7"/>
+              </w:rPr>
+              <w:t>NO</w:t>
+            </w:r>
+          </w:p>
+        </w:tc>
+        <w:tc>
+          <w:tcPr>
+            <w:tcW w:type="dxa" w:w="480"/>
+          </w:tcPr>
+          <w:p>
+            <w:r>
+              <w:rPr>
+                <w:sz w:val="7"/>
+              </w:rPr>
+              <w:t>NO</w:t>
+            </w:r>
+          </w:p>
+        </w:tc>
+        <w:tc>
+          <w:tcPr>
+            <w:tcW w:type="dxa" w:w="480"/>
+          </w:tcPr>
+          <w:p>
+            <w:r>
+              <w:rPr>
+                <w:sz w:val="7"/>
+              </w:rPr>
+              <w:t>HUMAN_REVIEW</w:t>
+            </w:r>
+          </w:p>
+        </w:tc>
+        <w:tc>
+          <w:tcPr>
+            <w:tcW w:type="dxa" w:w="480"/>
+          </w:tcPr>
+          <w:p>
+            <w:r>
+              <w:rPr>
+                <w:sz w:val="7"/>
+              </w:rPr>
+              <w:t>FALSE</w:t>
+            </w:r>
+          </w:p>
+        </w:tc>
+      </w:tr>
+      <w:tr>
+        <w:tc>
+          <w:tcPr>
+            <w:tcW w:type="dxa" w:w="480"/>
+          </w:tcPr>
+          <w:p>
+            <w:r>
+              <w:rPr>
+                <w:sz w:val="7"/>
+              </w:rPr>
+              <w:t>DB-01</w:t>
+            </w:r>
+          </w:p>
+        </w:tc>
+        <w:tc>
+          <w:tcPr>
+            <w:tcW w:type="dxa" w:w="480"/>
+          </w:tcPr>
+          <w:p>
+            <w:r>
+              <w:rPr>
+                <w:sz w:val="7"/>
+              </w:rPr>
+              <w:t>ACPOS_DB-01_MOTHER_BASIC_DESIGN_TECH_PURPLE_v1.0.docx</w:t>
+            </w:r>
+          </w:p>
+        </w:tc>
+        <w:tc>
+          <w:tcPr>
+            <w:tcW w:type="dxa" w:w="480"/>
+          </w:tcPr>
+          <w:p>
+            <w:r>
+              <w:rPr>
+                <w:sz w:val="7"/>
+              </w:rPr>
+              <w:t>741bd95a20b44252725732c0158d2439364cb83e</w:t>
+            </w:r>
+          </w:p>
+        </w:tc>
+        <w:tc>
+          <w:tcPr>
+            <w:tcW w:type="dxa" w:w="480"/>
+          </w:tcPr>
+          <w:p>
+            <w:r>
+              <w:rPr>
+                <w:sz w:val="7"/>
+              </w:rPr>
+              <w:t>49</w:t>
+            </w:r>
+          </w:p>
+        </w:tc>
+        <w:tc>
+          <w:tcPr>
+            <w:tcW w:type="dxa" w:w="480"/>
+          </w:tcPr>
+          <w:p>
+            <w:r>
+              <w:rPr>
+                <w:sz w:val="7"/>
+              </w:rPr>
+              <w:t>T14,T27</w:t>
+            </w:r>
+          </w:p>
+        </w:tc>
+        <w:tc>
+          <w:tcPr>
+            <w:tcW w:type="dxa" w:w="480"/>
+          </w:tcPr>
+          <w:p>
+            <w:r>
+              <w:rPr>
+                <w:sz w:val="7"/>
+              </w:rPr>
+              <w:t>8556bdde50e3a937583fb79f1a389743f1138ef21d1758567f1b56675a2c8256</w:t>
+            </w:r>
+          </w:p>
+        </w:tc>
+        <w:tc>
+          <w:tcPr>
+            <w:tcW w:type="dxa" w:w="480"/>
+          </w:tcPr>
+          <w:p>
+            <w:r>
+              <w:rPr>
+                <w:sz w:val="7"/>
+              </w:rPr>
+              <w:t>0</w:t>
+            </w:r>
+          </w:p>
+        </w:tc>
+        <w:tc>
+          <w:tcPr>
+            <w:tcW w:type="dxa" w:w="480"/>
+          </w:tcPr>
+          <w:p>
+            <w:r>
+              <w:rPr>
+                <w:sz w:val="7"/>
+              </w:rPr>
+              <w:t>0</w:t>
+            </w:r>
+          </w:p>
+        </w:tc>
+        <w:tc>
+          <w:tcPr>
+            <w:tcW w:type="dxa" w:w="480"/>
+          </w:tcPr>
+          <w:p>
+            <w:r>
+              <w:rPr>
+                <w:sz w:val="7"/>
+              </w:rPr>
+              <w:t>0</w:t>
+            </w:r>
+          </w:p>
+        </w:tc>
+        <w:tc>
+          <w:tcPr>
+            <w:tcW w:type="dxa" w:w="480"/>
+          </w:tcPr>
+          <w:p>
+            <w:r>
+              <w:rPr>
+                <w:sz w:val="7"/>
+              </w:rPr>
+              <w:t>41</w:t>
+            </w:r>
+          </w:p>
+        </w:tc>
+        <w:tc>
+          <w:tcPr>
+            <w:tcW w:type="dxa" w:w="480"/>
+          </w:tcPr>
+          <w:p>
+            <w:r>
+              <w:rPr>
+                <w:sz w:val="7"/>
+              </w:rPr>
+              <w:t>0</w:t>
+            </w:r>
+          </w:p>
+        </w:tc>
+        <w:tc>
+          <w:tcPr>
+            <w:tcW w:type="dxa" w:w="480"/>
+          </w:tcPr>
+          <w:p>
+            <w:r>
+              <w:rPr>
+                <w:sz w:val="7"/>
+              </w:rPr>
+              <w:t>0</w:t>
+            </w:r>
+          </w:p>
+        </w:tc>
+        <w:tc>
+          <w:tcPr>
+            <w:tcW w:type="dxa" w:w="480"/>
+          </w:tcPr>
+          <w:p>
+            <w:r>
+              <w:rPr>
+                <w:sz w:val="7"/>
+              </w:rPr>
+              <w:t>0</w:t>
+            </w:r>
+          </w:p>
+        </w:tc>
+        <w:tc>
+          <w:tcPr>
+            <w:tcW w:type="dxa" w:w="480"/>
+          </w:tcPr>
+          <w:p>
+            <w:r>
+              <w:rPr>
+                <w:sz w:val="7"/>
+              </w:rPr>
+              <w:t>0</w:t>
+            </w:r>
+          </w:p>
+        </w:tc>
+        <w:tc>
+          <w:tcPr>
+            <w:tcW w:type="dxa" w:w="480"/>
+          </w:tcPr>
+          <w:p>
+            <w:r>
+              <w:rPr>
+                <w:sz w:val="7"/>
+              </w:rPr>
+              <w:t>8</w:t>
+            </w:r>
+          </w:p>
+        </w:tc>
+        <w:tc>
+          <w:tcPr>
+            <w:tcW w:type="dxa" w:w="480"/>
+          </w:tcPr>
+          <w:p>
+            <w:r>
+              <w:rPr>
+                <w:sz w:val="7"/>
+              </w:rPr>
+              <w:t>0</w:t>
+            </w:r>
+          </w:p>
+        </w:tc>
+        <w:tc>
+          <w:tcPr>
+            <w:tcW w:type="dxa" w:w="480"/>
+          </w:tcPr>
+          <w:p>
+            <w:r>
+              <w:rPr>
+                <w:sz w:val="7"/>
+              </w:rPr>
+              <w:t>0</w:t>
+            </w:r>
+          </w:p>
+        </w:tc>
+        <w:tc>
+          <w:tcPr>
+            <w:tcW w:type="dxa" w:w="480"/>
+          </w:tcPr>
+          <w:p>
+            <w:r>
+              <w:rPr>
+                <w:sz w:val="7"/>
+              </w:rPr>
+              <w:t>NO</w:t>
+            </w:r>
+          </w:p>
+        </w:tc>
+        <w:tc>
+          <w:tcPr>
+            <w:tcW w:type="dxa" w:w="480"/>
+          </w:tcPr>
+          <w:p>
+            <w:r>
+              <w:rPr>
+                <w:sz w:val="7"/>
+              </w:rPr>
+              <w:t>NO</w:t>
+            </w:r>
+          </w:p>
+        </w:tc>
+        <w:tc>
+          <w:tcPr>
+            <w:tcW w:type="dxa" w:w="480"/>
+          </w:tcPr>
+          <w:p>
+            <w:r>
+              <w:rPr>
+                <w:sz w:val="7"/>
+              </w:rPr>
+              <w:t>NO</w:t>
+            </w:r>
+          </w:p>
+        </w:tc>
+        <w:tc>
+          <w:tcPr>
+            <w:tcW w:type="dxa" w:w="480"/>
+          </w:tcPr>
+          <w:p>
+            <w:r>
+              <w:rPr>
+                <w:sz w:val="7"/>
+              </w:rPr>
+              <w:t>NO</w:t>
+            </w:r>
+          </w:p>
+        </w:tc>
+        <w:tc>
+          <w:tcPr>
+            <w:tcW w:type="dxa" w:w="480"/>
+          </w:tcPr>
+          <w:p>
+            <w:r>
+              <w:rPr>
+                <w:sz w:val="7"/>
+              </w:rPr>
+              <w:t>HUMAN_REVIEW</w:t>
+            </w:r>
+          </w:p>
+        </w:tc>
+        <w:tc>
+          <w:tcPr>
+            <w:tcW w:type="dxa" w:w="480"/>
+          </w:tcPr>
+          <w:p>
+            <w:r>
+              <w:rPr>
+                <w:sz w:val="7"/>
+              </w:rPr>
+              <w:t>NO_FALSE_FLAG</w:t>
+            </w:r>
+          </w:p>
+        </w:tc>
+      </w:tr>
+      <w:tr>
+        <w:tc>
+          <w:tcPr>
+            <w:tcW w:type="dxa" w:w="480"/>
+          </w:tcPr>
+          <w:p>
+            <w:r>
+              <w:rPr>
+                <w:sz w:val="7"/>
+              </w:rPr>
+              <w:t>DEV-01</w:t>
+            </w:r>
+          </w:p>
+        </w:tc>
+        <w:tc>
+          <w:tcPr>
+            <w:tcW w:type="dxa" w:w="480"/>
+          </w:tcPr>
+          <w:p>
+            <w:r>
+              <w:rPr>
+                <w:sz w:val="7"/>
+              </w:rPr>
+              <w:t>ACPOS_DEV-01_企業自動開發系統_Mother_Basic_Design_OPTIMIZED.docx</w:t>
+            </w:r>
+          </w:p>
+        </w:tc>
+        <w:tc>
+          <w:tcPr>
+            <w:tcW w:type="dxa" w:w="480"/>
+          </w:tcPr>
+          <w:p>
+            <w:r>
+              <w:rPr>
+                <w:sz w:val="7"/>
+              </w:rPr>
+              <w:t>a98a7eedabcf27af1ecb7015591b2a7c85ecb8de</w:t>
+            </w:r>
+          </w:p>
+        </w:tc>
+        <w:tc>
+          <w:tcPr>
+            <w:tcW w:type="dxa" w:w="480"/>
+          </w:tcPr>
+          <w:p>
+            <w:r>
+              <w:rPr>
+                <w:sz w:val="7"/>
+              </w:rPr>
+              <w:t>22</w:t>
+            </w:r>
+          </w:p>
+        </w:tc>
+        <w:tc>
+          <w:tcPr>
+            <w:tcW w:type="dxa" w:w="480"/>
+          </w:tcPr>
+          <w:p>
+            <w:r>
+              <w:rPr>
+                <w:sz w:val="7"/>
+              </w:rPr>
+              <w:t>T23</w:t>
+            </w:r>
+          </w:p>
+        </w:tc>
+        <w:tc>
+          <w:tcPr>
+            <w:tcW w:type="dxa" w:w="480"/>
+          </w:tcPr>
+          <w:p>
+            <w:r>
+              <w:rPr>
+                <w:sz w:val="7"/>
+              </w:rPr>
+              <w:t>f25778325204a00c77a8d979cc07ba4f94e7b3da70e5daa9087f6bdfa6362968</w:t>
+            </w:r>
+          </w:p>
+        </w:tc>
+        <w:tc>
+          <w:tcPr>
+            <w:tcW w:type="dxa" w:w="480"/>
+          </w:tcPr>
+          <w:p>
+            <w:r>
+              <w:rPr>
+                <w:sz w:val="7"/>
+              </w:rPr>
+              <w:t>17</w:t>
+            </w:r>
+          </w:p>
+        </w:tc>
+        <w:tc>
+          <w:tcPr>
+            <w:tcW w:type="dxa" w:w="480"/>
+          </w:tcPr>
+          <w:p>
+            <w:r>
+              <w:rPr>
+                <w:sz w:val="7"/>
+              </w:rPr>
+              <w:t>0</w:t>
+            </w:r>
+          </w:p>
+        </w:tc>
+        <w:tc>
+          <w:tcPr>
+            <w:tcW w:type="dxa" w:w="480"/>
+          </w:tcPr>
+          <w:p>
+            <w:r>
+              <w:rPr>
+                <w:sz w:val="7"/>
+              </w:rPr>
+              <w:t>0</w:t>
+            </w:r>
+          </w:p>
+        </w:tc>
+        <w:tc>
+          <w:tcPr>
+            <w:tcW w:type="dxa" w:w="480"/>
+          </w:tcPr>
+          <w:p>
+            <w:r>
+              <w:rPr>
+                <w:sz w:val="7"/>
+              </w:rPr>
+              <w:t>5</w:t>
+            </w:r>
+          </w:p>
+        </w:tc>
+        <w:tc>
+          <w:tcPr>
+            <w:tcW w:type="dxa" w:w="480"/>
+          </w:tcPr>
+          <w:p>
+            <w:r>
+              <w:rPr>
+                <w:sz w:val="7"/>
+              </w:rPr>
+              <w:t>0</w:t>
+            </w:r>
+          </w:p>
+        </w:tc>
+        <w:tc>
+          <w:tcPr>
+            <w:tcW w:type="dxa" w:w="480"/>
+          </w:tcPr>
+          <w:p>
+            <w:r>
+              <w:rPr>
+                <w:sz w:val="7"/>
+              </w:rPr>
+              <w:t>0</w:t>
+            </w:r>
+          </w:p>
+        </w:tc>
+        <w:tc>
+          <w:tcPr>
+            <w:tcW w:type="dxa" w:w="480"/>
+          </w:tcPr>
+          <w:p>
+            <w:r>
+              <w:rPr>
+                <w:sz w:val="7"/>
+              </w:rPr>
+              <w:t>0</w:t>
+            </w:r>
+          </w:p>
+        </w:tc>
+        <w:tc>
+          <w:tcPr>
+            <w:tcW w:type="dxa" w:w="480"/>
+          </w:tcPr>
+          <w:p>
+            <w:r>
+              <w:rPr>
+                <w:sz w:val="7"/>
+              </w:rPr>
+              <w:t>5</w:t>
+            </w:r>
+          </w:p>
+        </w:tc>
+        <w:tc>
+          <w:tcPr>
+            <w:tcW w:type="dxa" w:w="480"/>
+          </w:tcPr>
+          <w:p>
+            <w:r>
+              <w:rPr>
+                <w:sz w:val="7"/>
+              </w:rPr>
+              <w:t>0</w:t>
+            </w:r>
+          </w:p>
+        </w:tc>
+        <w:tc>
+          <w:tcPr>
+            <w:tcW w:type="dxa" w:w="480"/>
+          </w:tcPr>
+          <w:p>
+            <w:r>
+              <w:rPr>
+                <w:sz w:val="7"/>
+              </w:rPr>
+              <w:t>11</w:t>
+            </w:r>
+          </w:p>
+        </w:tc>
+        <w:tc>
+          <w:tcPr>
+            <w:tcW w:type="dxa" w:w="480"/>
+          </w:tcPr>
+          <w:p>
+            <w:r>
+              <w:rPr>
+                <w:sz w:val="7"/>
+              </w:rPr>
+              <w:t>0</w:t>
+            </w:r>
+          </w:p>
+        </w:tc>
+        <w:tc>
+          <w:tcPr>
+            <w:tcW w:type="dxa" w:w="480"/>
+          </w:tcPr>
+          <w:p>
+            <w:r>
+              <w:rPr>
+                <w:sz w:val="7"/>
+              </w:rPr>
+              <w:t>NO</w:t>
+            </w:r>
+          </w:p>
+        </w:tc>
+        <w:tc>
+          <w:tcPr>
+            <w:tcW w:type="dxa" w:w="480"/>
+          </w:tcPr>
+          <w:p>
+            <w:r>
+              <w:rPr>
+                <w:sz w:val="7"/>
+              </w:rPr>
+              <w:t>NO</w:t>
+            </w:r>
+          </w:p>
+        </w:tc>
+        <w:tc>
+          <w:tcPr>
+            <w:tcW w:type="dxa" w:w="480"/>
+          </w:tcPr>
+          <w:p>
+            <w:r>
+              <w:rPr>
+                <w:sz w:val="7"/>
+              </w:rPr>
+              <w:t>NO</w:t>
+            </w:r>
+          </w:p>
+        </w:tc>
+        <w:tc>
+          <w:tcPr>
+            <w:tcW w:type="dxa" w:w="480"/>
+          </w:tcPr>
+          <w:p>
+            <w:r>
+              <w:rPr>
+                <w:sz w:val="7"/>
+              </w:rPr>
+              <w:t>NO</w:t>
+            </w:r>
+          </w:p>
+        </w:tc>
+        <w:tc>
+          <w:tcPr>
+            <w:tcW w:type="dxa" w:w="480"/>
+          </w:tcPr>
+          <w:p>
+            <w:r>
+              <w:rPr>
+                <w:sz w:val="7"/>
+              </w:rPr>
+              <w:t>NO_FLAG</w:t>
+            </w:r>
+          </w:p>
+        </w:tc>
+        <w:tc>
+          <w:tcPr>
+            <w:tcW w:type="dxa" w:w="480"/>
+          </w:tcPr>
+          <w:p>
+            <w:r>
+              <w:rPr>
+                <w:sz w:val="7"/>
+              </w:rPr>
+              <w:t>NO_FALSE_FLAG</w:t>
+            </w:r>
+          </w:p>
+        </w:tc>
+      </w:tr>
+      <w:tr>
+        <w:tc>
+          <w:tcPr>
+            <w:tcW w:type="dxa" w:w="480"/>
+          </w:tcPr>
+          <w:p>
+            <w:r>
+              <w:rPr>
+                <w:sz w:val="7"/>
+              </w:rPr>
+              <w:t>EDIT-01</w:t>
+            </w:r>
+          </w:p>
+        </w:tc>
+        <w:tc>
+          <w:tcPr>
+            <w:tcW w:type="dxa" w:w="480"/>
+          </w:tcPr>
+          <w:p>
+            <w:r>
+              <w:rPr>
+                <w:sz w:val="7"/>
+              </w:rPr>
+              <w:t>ACPOS_EDIT-01_MOTHER_BASIC_DESIGN_TECH_PURPLE_v1.0.docx</w:t>
+            </w:r>
+          </w:p>
+        </w:tc>
+        <w:tc>
+          <w:tcPr>
+            <w:tcW w:type="dxa" w:w="480"/>
+          </w:tcPr>
+          <w:p>
+            <w:r>
+              <w:rPr>
+                <w:sz w:val="7"/>
+              </w:rPr>
+              <w:t>f478bbe5e80b4b26b73e131536db740724364003</w:t>
+            </w:r>
+          </w:p>
+        </w:tc>
+        <w:tc>
+          <w:tcPr>
+            <w:tcW w:type="dxa" w:w="480"/>
+          </w:tcPr>
+          <w:p>
+            <w:r>
+              <w:rPr>
+                <w:sz w:val="7"/>
+              </w:rPr>
+              <w:t>160</w:t>
+            </w:r>
+          </w:p>
+        </w:tc>
+        <w:tc>
+          <w:tcPr>
+            <w:tcW w:type="dxa" w:w="480"/>
+          </w:tcPr>
+          <w:p>
+            <w:r>
+              <w:rPr>
+                <w:sz w:val="7"/>
+              </w:rPr>
+              <w:t>T28,T33</w:t>
+            </w:r>
+          </w:p>
+        </w:tc>
+        <w:tc>
+          <w:tcPr>
+            <w:tcW w:type="dxa" w:w="480"/>
+          </w:tcPr>
+          <w:p>
+            <w:r>
+              <w:rPr>
+                <w:sz w:val="7"/>
+              </w:rPr>
+              <w:t>c219aa92ea9b4b4eedece8cf0aa8cdd3ce8cebbe05f391cbd0f1eef0b6cbcba9</w:t>
+            </w:r>
+          </w:p>
+        </w:tc>
+        <w:tc>
+          <w:tcPr>
+            <w:tcW w:type="dxa" w:w="480"/>
+          </w:tcPr>
+          <w:p>
+            <w:r>
+              <w:rPr>
+                <w:sz w:val="7"/>
+              </w:rPr>
+              <w:t>22</w:t>
+            </w:r>
+          </w:p>
+        </w:tc>
+        <w:tc>
+          <w:tcPr>
+            <w:tcW w:type="dxa" w:w="480"/>
+          </w:tcPr>
+          <w:p>
+            <w:r>
+              <w:rPr>
+                <w:sz w:val="7"/>
+              </w:rPr>
+              <w:t>0</w:t>
+            </w:r>
+          </w:p>
+        </w:tc>
+        <w:tc>
+          <w:tcPr>
+            <w:tcW w:type="dxa" w:w="480"/>
+          </w:tcPr>
+          <w:p>
+            <w:r>
+              <w:rPr>
+                <w:sz w:val="7"/>
+              </w:rPr>
+              <w:t>10</w:t>
+            </w:r>
+          </w:p>
+        </w:tc>
+        <w:tc>
+          <w:tcPr>
+            <w:tcW w:type="dxa" w:w="480"/>
+          </w:tcPr>
+          <w:p>
+            <w:r>
+              <w:rPr>
+                <w:sz w:val="7"/>
+              </w:rPr>
+              <w:t>73</w:t>
+            </w:r>
+          </w:p>
+        </w:tc>
+        <w:tc>
+          <w:tcPr>
+            <w:tcW w:type="dxa" w:w="480"/>
+          </w:tcPr>
+          <w:p>
+            <w:r>
+              <w:rPr>
+                <w:sz w:val="7"/>
+              </w:rPr>
+              <w:t>22</w:t>
+            </w:r>
+          </w:p>
+        </w:tc>
+        <w:tc>
+          <w:tcPr>
+            <w:tcW w:type="dxa" w:w="480"/>
+          </w:tcPr>
+          <w:p>
+            <w:r>
+              <w:rPr>
+                <w:sz w:val="7"/>
+              </w:rPr>
+              <w:t>21</w:t>
+            </w:r>
+          </w:p>
+        </w:tc>
+        <w:tc>
+          <w:tcPr>
+            <w:tcW w:type="dxa" w:w="480"/>
+          </w:tcPr>
+          <w:p>
+            <w:r>
+              <w:rPr>
+                <w:sz w:val="7"/>
+              </w:rPr>
+              <w:t>0</w:t>
+            </w:r>
+          </w:p>
+        </w:tc>
+        <w:tc>
+          <w:tcPr>
+            <w:tcW w:type="dxa" w:w="480"/>
+          </w:tcPr>
+          <w:p>
+            <w:r>
+              <w:rPr>
+                <w:sz w:val="7"/>
+              </w:rPr>
+              <w:t>0</w:t>
+            </w:r>
+          </w:p>
+        </w:tc>
+        <w:tc>
+          <w:tcPr>
+            <w:tcW w:type="dxa" w:w="480"/>
+          </w:tcPr>
+          <w:p>
+            <w:r>
+              <w:rPr>
+                <w:sz w:val="7"/>
+              </w:rPr>
+              <w:t>43</w:t>
+            </w:r>
+          </w:p>
+        </w:tc>
+        <w:tc>
+          <w:tcPr>
+            <w:tcW w:type="dxa" w:w="480"/>
+          </w:tcPr>
+          <w:p>
+            <w:r>
+              <w:rPr>
+                <w:sz w:val="7"/>
+              </w:rPr>
+              <w:t>0</w:t>
+            </w:r>
+          </w:p>
+        </w:tc>
+        <w:tc>
+          <w:tcPr>
+            <w:tcW w:type="dxa" w:w="480"/>
+          </w:tcPr>
+          <w:p>
+            <w:r>
+              <w:rPr>
+                <w:sz w:val="7"/>
+              </w:rPr>
+              <w:t>0</w:t>
+            </w:r>
+          </w:p>
+        </w:tc>
+        <w:tc>
+          <w:tcPr>
+            <w:tcW w:type="dxa" w:w="480"/>
+          </w:tcPr>
+          <w:p>
+            <w:r>
+              <w:rPr>
+                <w:sz w:val="7"/>
+              </w:rPr>
+              <w:t>NO</w:t>
+            </w:r>
+          </w:p>
+        </w:tc>
+        <w:tc>
+          <w:tcPr>
+            <w:tcW w:type="dxa" w:w="480"/>
+          </w:tcPr>
+          <w:p>
+            <w:r>
+              <w:rPr>
+                <w:sz w:val="7"/>
+              </w:rPr>
+              <w:t>NO</w:t>
+            </w:r>
+          </w:p>
+        </w:tc>
+        <w:tc>
+          <w:tcPr>
+            <w:tcW w:type="dxa" w:w="480"/>
+          </w:tcPr>
+          <w:p>
+            <w:r>
+              <w:rPr>
+                <w:sz w:val="7"/>
+              </w:rPr>
+              <w:t>NO</w:t>
+            </w:r>
+          </w:p>
+        </w:tc>
+        <w:tc>
+          <w:tcPr>
+            <w:tcW w:type="dxa" w:w="480"/>
+          </w:tcPr>
+          <w:p>
+            <w:r>
+              <w:rPr>
+                <w:sz w:val="7"/>
+              </w:rPr>
+              <w:t>NO</w:t>
+            </w:r>
+          </w:p>
+        </w:tc>
+        <w:tc>
+          <w:tcPr>
+            <w:tcW w:type="dxa" w:w="480"/>
+          </w:tcPr>
+          <w:p>
+            <w:r>
+              <w:rPr>
+                <w:sz w:val="7"/>
+              </w:rPr>
+              <w:t>HUMAN_REVIEW</w:t>
+            </w:r>
+          </w:p>
+        </w:tc>
+        <w:tc>
+          <w:tcPr>
+            <w:tcW w:type="dxa" w:w="480"/>
+          </w:tcPr>
+          <w:p>
+            <w:r>
+              <w:rPr>
+                <w:sz w:val="7"/>
+              </w:rPr>
+              <w:t>FALSE</w:t>
+            </w:r>
+          </w:p>
+        </w:tc>
+      </w:tr>
+      <w:tr>
+        <w:tc>
+          <w:tcPr>
+            <w:tcW w:type="dxa" w:w="480"/>
+          </w:tcPr>
+          <w:p>
+            <w:r>
+              <w:rPr>
+                <w:sz w:val="7"/>
+              </w:rPr>
+              <w:t>ERP-01</w:t>
+            </w:r>
+          </w:p>
+        </w:tc>
+        <w:tc>
+          <w:tcPr>
+            <w:tcW w:type="dxa" w:w="480"/>
+          </w:tcPr>
+          <w:p>
+            <w:r>
+              <w:rPr>
+                <w:sz w:val="7"/>
+              </w:rPr>
+              <w:t>ACPOS_ERP-01_ERP與財務_Mother_Basic_Design_OPTIMIZED.docx</w:t>
+            </w:r>
+          </w:p>
+        </w:tc>
+        <w:tc>
+          <w:tcPr>
+            <w:tcW w:type="dxa" w:w="480"/>
+          </w:tcPr>
+          <w:p>
+            <w:r>
+              <w:rPr>
+                <w:sz w:val="7"/>
+              </w:rPr>
+              <w:t>87e3086adc0f705a8e13ac9c73dabb2b30cafa33</w:t>
+            </w:r>
+          </w:p>
+        </w:tc>
+        <w:tc>
+          <w:tcPr>
+            <w:tcW w:type="dxa" w:w="480"/>
+          </w:tcPr>
+          <w:p>
+            <w:r>
+              <w:rPr>
+                <w:sz w:val="7"/>
+              </w:rPr>
+              <w:t>42</w:t>
+            </w:r>
+          </w:p>
+        </w:tc>
+        <w:tc>
+          <w:tcPr>
+            <w:tcW w:type="dxa" w:w="480"/>
+          </w:tcPr>
+          <w:p>
+            <w:r>
+              <w:rPr>
+                <w:sz w:val="7"/>
+              </w:rPr>
+              <w:t>T21</w:t>
+            </w:r>
+          </w:p>
+        </w:tc>
+        <w:tc>
+          <w:tcPr>
+            <w:tcW w:type="dxa" w:w="480"/>
+          </w:tcPr>
+          <w:p>
+            <w:r>
+              <w:rPr>
+                <w:sz w:val="7"/>
+              </w:rPr>
+              <w:t>8b52bf8f48e4aa0c1aaca02760e443248c27be0b4055bc02daafa057392b7c3e</w:t>
+            </w:r>
+          </w:p>
+        </w:tc>
+        <w:tc>
+          <w:tcPr>
+            <w:tcW w:type="dxa" w:w="480"/>
+          </w:tcPr>
+          <w:p>
+            <w:r>
+              <w:rPr>
+                <w:sz w:val="7"/>
+              </w:rPr>
+              <w:t>8</w:t>
+            </w:r>
+          </w:p>
+        </w:tc>
+        <w:tc>
+          <w:tcPr>
+            <w:tcW w:type="dxa" w:w="480"/>
+          </w:tcPr>
+          <w:p>
+            <w:r>
+              <w:rPr>
+                <w:sz w:val="7"/>
+              </w:rPr>
+              <w:t>0</w:t>
+            </w:r>
+          </w:p>
+        </w:tc>
+        <w:tc>
+          <w:tcPr>
+            <w:tcW w:type="dxa" w:w="480"/>
+          </w:tcPr>
+          <w:p>
+            <w:r>
+              <w:rPr>
+                <w:sz w:val="7"/>
+              </w:rPr>
+              <w:t>0</w:t>
+            </w:r>
+          </w:p>
+        </w:tc>
+        <w:tc>
+          <w:tcPr>
+            <w:tcW w:type="dxa" w:w="480"/>
+          </w:tcPr>
+          <w:p>
+            <w:r>
+              <w:rPr>
+                <w:sz w:val="7"/>
+              </w:rPr>
+              <w:t>3</w:t>
+            </w:r>
+          </w:p>
+        </w:tc>
+        <w:tc>
+          <w:tcPr>
+            <w:tcW w:type="dxa" w:w="480"/>
+          </w:tcPr>
+          <w:p>
+            <w:r>
+              <w:rPr>
+                <w:sz w:val="7"/>
+              </w:rPr>
+              <w:t>11</w:t>
+            </w:r>
+          </w:p>
+        </w:tc>
+        <w:tc>
+          <w:tcPr>
+            <w:tcW w:type="dxa" w:w="480"/>
+          </w:tcPr>
+          <w:p>
+            <w:r>
+              <w:rPr>
+                <w:sz w:val="7"/>
+              </w:rPr>
+              <w:t>0</w:t>
+            </w:r>
+          </w:p>
+        </w:tc>
+        <w:tc>
+          <w:tcPr>
+            <w:tcW w:type="dxa" w:w="480"/>
+          </w:tcPr>
+          <w:p>
+            <w:r>
+              <w:rPr>
+                <w:sz w:val="7"/>
+              </w:rPr>
+              <w:t>0</w:t>
+            </w:r>
+          </w:p>
+        </w:tc>
+        <w:tc>
+          <w:tcPr>
+            <w:tcW w:type="dxa" w:w="480"/>
+          </w:tcPr>
+          <w:p>
+            <w:r>
+              <w:rPr>
+                <w:sz w:val="7"/>
+              </w:rPr>
+              <w:t>0</w:t>
+            </w:r>
+          </w:p>
+        </w:tc>
+        <w:tc>
+          <w:tcPr>
+            <w:tcW w:type="dxa" w:w="480"/>
+          </w:tcPr>
+          <w:p>
+            <w:r>
+              <w:rPr>
+                <w:sz w:val="7"/>
+              </w:rPr>
+              <w:t>20</w:t>
+            </w:r>
+          </w:p>
+        </w:tc>
+        <w:tc>
+          <w:tcPr>
+            <w:tcW w:type="dxa" w:w="480"/>
+          </w:tcPr>
+          <w:p>
+            <w:r>
+              <w:rPr>
+                <w:sz w:val="7"/>
+              </w:rPr>
+              <w:t>0</w:t>
+            </w:r>
+          </w:p>
+        </w:tc>
+        <w:tc>
+          <w:tcPr>
+            <w:tcW w:type="dxa" w:w="480"/>
+          </w:tcPr>
+          <w:p>
+            <w:r>
+              <w:rPr>
+                <w:sz w:val="7"/>
+              </w:rPr>
+              <w:t>0</w:t>
+            </w:r>
+          </w:p>
+        </w:tc>
+        <w:tc>
+          <w:tcPr>
+            <w:tcW w:type="dxa" w:w="480"/>
+          </w:tcPr>
+          <w:p>
+            <w:r>
+              <w:rPr>
+                <w:sz w:val="7"/>
+              </w:rPr>
+              <w:t>NO</w:t>
+            </w:r>
+          </w:p>
+        </w:tc>
+        <w:tc>
+          <w:tcPr>
+            <w:tcW w:type="dxa" w:w="480"/>
+          </w:tcPr>
+          <w:p>
+            <w:r>
+              <w:rPr>
+                <w:sz w:val="7"/>
+              </w:rPr>
+              <w:t>NO</w:t>
+            </w:r>
+          </w:p>
+        </w:tc>
+        <w:tc>
+          <w:tcPr>
+            <w:tcW w:type="dxa" w:w="480"/>
+          </w:tcPr>
+          <w:p>
+            <w:r>
+              <w:rPr>
+                <w:sz w:val="7"/>
+              </w:rPr>
+              <w:t>NO</w:t>
+            </w:r>
+          </w:p>
+        </w:tc>
+        <w:tc>
+          <w:tcPr>
+            <w:tcW w:type="dxa" w:w="480"/>
+          </w:tcPr>
+          <w:p>
+            <w:r>
+              <w:rPr>
+                <w:sz w:val="7"/>
+              </w:rPr>
+              <w:t>NO</w:t>
+            </w:r>
+          </w:p>
+        </w:tc>
+        <w:tc>
+          <w:tcPr>
+            <w:tcW w:type="dxa" w:w="480"/>
+          </w:tcPr>
+          <w:p>
+            <w:r>
+              <w:rPr>
+                <w:sz w:val="7"/>
+              </w:rPr>
+              <w:t>NO_FLAG</w:t>
+            </w:r>
+          </w:p>
+        </w:tc>
+        <w:tc>
+          <w:tcPr>
+            <w:tcW w:type="dxa" w:w="480"/>
+          </w:tcPr>
+          <w:p>
+            <w:r>
+              <w:rPr>
+                <w:sz w:val="7"/>
+              </w:rPr>
+              <w:t>NO_FALSE_FLAG</w:t>
+            </w:r>
+          </w:p>
+        </w:tc>
+      </w:tr>
+      <w:tr>
+        <w:tc>
+          <w:tcPr>
+            <w:tcW w:type="dxa" w:w="480"/>
+          </w:tcPr>
+          <w:p>
+            <w:r>
+              <w:rPr>
+                <w:sz w:val="7"/>
+              </w:rPr>
+              <w:t>IAM-01</w:t>
+            </w:r>
+          </w:p>
+        </w:tc>
+        <w:tc>
+          <w:tcPr>
+            <w:tcW w:type="dxa" w:w="480"/>
+          </w:tcPr>
+          <w:p>
+            <w:r>
+              <w:rPr>
+                <w:sz w:val="7"/>
+              </w:rPr>
+              <w:t>ACPOS_IAM-01_帳戶與權限_Mother_Basic_Design_OPTIMIZED.docx</w:t>
+            </w:r>
+          </w:p>
+        </w:tc>
+        <w:tc>
+          <w:tcPr>
+            <w:tcW w:type="dxa" w:w="480"/>
+          </w:tcPr>
+          <w:p>
+            <w:r>
+              <w:rPr>
+                <w:sz w:val="7"/>
+              </w:rPr>
+              <w:t>e1845f6997cd87abf4f38a24a247a30d41cd065b</w:t>
+            </w:r>
+          </w:p>
+        </w:tc>
+        <w:tc>
+          <w:tcPr>
+            <w:tcW w:type="dxa" w:w="480"/>
+          </w:tcPr>
+          <w:p>
+            <w:r>
+              <w:rPr>
+                <w:sz w:val="7"/>
+              </w:rPr>
+              <w:t>14</w:t>
+            </w:r>
+          </w:p>
+        </w:tc>
+        <w:tc>
+          <w:tcPr>
+            <w:tcW w:type="dxa" w:w="480"/>
+          </w:tcPr>
+          <w:p>
+            <w:r>
+              <w:rPr>
+                <w:sz w:val="7"/>
+              </w:rPr>
+              <w:t>T13,T33</w:t>
+            </w:r>
+          </w:p>
+        </w:tc>
+        <w:tc>
+          <w:tcPr>
+            <w:tcW w:type="dxa" w:w="480"/>
+          </w:tcPr>
+          <w:p>
+            <w:r>
+              <w:rPr>
+                <w:sz w:val="7"/>
+              </w:rPr>
+              <w:t>eb60f624cd8bce6c17fccc452a59fc18dc083e6da4a50241b592553cb60f3352</w:t>
+            </w:r>
+          </w:p>
+        </w:tc>
+        <w:tc>
+          <w:tcPr>
+            <w:tcW w:type="dxa" w:w="480"/>
+          </w:tcPr>
+          <w:p>
+            <w:r>
+              <w:rPr>
+                <w:sz w:val="7"/>
+              </w:rPr>
+              <w:t>4</w:t>
+            </w:r>
+          </w:p>
+        </w:tc>
+        <w:tc>
+          <w:tcPr>
+            <w:tcW w:type="dxa" w:w="480"/>
+          </w:tcPr>
+          <w:p>
+            <w:r>
+              <w:rPr>
+                <w:sz w:val="7"/>
+              </w:rPr>
+              <w:t>0</w:t>
+            </w:r>
+          </w:p>
+        </w:tc>
+        <w:tc>
+          <w:tcPr>
+            <w:tcW w:type="dxa" w:w="480"/>
+          </w:tcPr>
+          <w:p>
+            <w:r>
+              <w:rPr>
+                <w:sz w:val="7"/>
+              </w:rPr>
+              <w:t>0</w:t>
+            </w:r>
+          </w:p>
+        </w:tc>
+        <w:tc>
+          <w:tcPr>
+            <w:tcW w:type="dxa" w:w="480"/>
+          </w:tcPr>
+          <w:p>
+            <w:r>
+              <w:rPr>
+                <w:sz w:val="7"/>
+              </w:rPr>
+              <w:t>8</w:t>
+            </w:r>
+          </w:p>
+        </w:tc>
+        <w:tc>
+          <w:tcPr>
+            <w:tcW w:type="dxa" w:w="480"/>
+          </w:tcPr>
+          <w:p>
+            <w:r>
+              <w:rPr>
+                <w:sz w:val="7"/>
+              </w:rPr>
+              <w:t>1</w:t>
+            </w:r>
+          </w:p>
+        </w:tc>
+        <w:tc>
+          <w:tcPr>
+            <w:tcW w:type="dxa" w:w="480"/>
+          </w:tcPr>
+          <w:p>
+            <w:r>
+              <w:rPr>
+                <w:sz w:val="7"/>
+              </w:rPr>
+              <w:t>0</w:t>
+            </w:r>
+          </w:p>
+        </w:tc>
+        <w:tc>
+          <w:tcPr>
+            <w:tcW w:type="dxa" w:w="480"/>
+          </w:tcPr>
+          <w:p>
+            <w:r>
+              <w:rPr>
+                <w:sz w:val="7"/>
+              </w:rPr>
+              <w:t>0</w:t>
+            </w:r>
+          </w:p>
+        </w:tc>
+        <w:tc>
+          <w:tcPr>
+            <w:tcW w:type="dxa" w:w="480"/>
+          </w:tcPr>
+          <w:p>
+            <w:r>
+              <w:rPr>
+                <w:sz w:val="7"/>
+              </w:rPr>
+              <w:t>0</w:t>
+            </w:r>
+          </w:p>
+        </w:tc>
+        <w:tc>
+          <w:tcPr>
+            <w:tcW w:type="dxa" w:w="480"/>
+          </w:tcPr>
+          <w:p>
+            <w:r>
+              <w:rPr>
+                <w:sz w:val="7"/>
+              </w:rPr>
+              <w:t>1</w:t>
+            </w:r>
+          </w:p>
+        </w:tc>
+        <w:tc>
+          <w:tcPr>
+            <w:tcW w:type="dxa" w:w="480"/>
+          </w:tcPr>
+          <w:p>
+            <w:r>
+              <w:rPr>
+                <w:sz w:val="7"/>
+              </w:rPr>
+              <w:t>1</w:t>
+            </w:r>
+          </w:p>
+        </w:tc>
+        <w:tc>
+          <w:tcPr>
+            <w:tcW w:type="dxa" w:w="480"/>
+          </w:tcPr>
+          <w:p>
+            <w:r>
+              <w:rPr>
+                <w:sz w:val="7"/>
+              </w:rPr>
+              <w:t>0</w:t>
+            </w:r>
+          </w:p>
+        </w:tc>
+        <w:tc>
+          <w:tcPr>
+            <w:tcW w:type="dxa" w:w="480"/>
+          </w:tcPr>
+          <w:p>
+            <w:r>
+              <w:rPr>
+                <w:sz w:val="7"/>
+              </w:rPr>
+              <w:t>NO</w:t>
+            </w:r>
+          </w:p>
+        </w:tc>
+        <w:tc>
+          <w:tcPr>
+            <w:tcW w:type="dxa" w:w="480"/>
+          </w:tcPr>
+          <w:p>
+            <w:r>
+              <w:rPr>
+                <w:sz w:val="7"/>
+              </w:rPr>
+              <w:t>NO</w:t>
+            </w:r>
+          </w:p>
+        </w:tc>
+        <w:tc>
+          <w:tcPr>
+            <w:tcW w:type="dxa" w:w="480"/>
+          </w:tcPr>
+          <w:p>
+            <w:r>
+              <w:rPr>
+                <w:sz w:val="7"/>
+              </w:rPr>
+              <w:t>NO</w:t>
+            </w:r>
+          </w:p>
+        </w:tc>
+        <w:tc>
+          <w:tcPr>
+            <w:tcW w:type="dxa" w:w="480"/>
+          </w:tcPr>
+          <w:p>
+            <w:r>
+              <w:rPr>
+                <w:sz w:val="7"/>
+              </w:rPr>
+              <w:t>NO</w:t>
+            </w:r>
+          </w:p>
+        </w:tc>
+        <w:tc>
+          <w:tcPr>
+            <w:tcW w:type="dxa" w:w="480"/>
+          </w:tcPr>
+          <w:p>
+            <w:r>
+              <w:rPr>
+                <w:sz w:val="7"/>
+              </w:rPr>
+              <w:t>NO_FLAG</w:t>
+            </w:r>
+          </w:p>
+        </w:tc>
+        <w:tc>
+          <w:tcPr>
+            <w:tcW w:type="dxa" w:w="480"/>
+          </w:tcPr>
+          <w:p>
+            <w:r>
+              <w:rPr>
+                <w:sz w:val="7"/>
+              </w:rPr>
+              <w:t>NO_FALSE_FLAG</w:t>
+            </w:r>
+          </w:p>
+        </w:tc>
+      </w:tr>
+      <w:tr>
+        <w:tc>
+          <w:tcPr>
+            <w:tcW w:type="dxa" w:w="480"/>
+          </w:tcPr>
+          <w:p>
+            <w:r>
+              <w:rPr>
+                <w:sz w:val="7"/>
+              </w:rPr>
+              <w:t>INFO-01</w:t>
+            </w:r>
+          </w:p>
+        </w:tc>
+        <w:tc>
+          <w:tcPr>
+            <w:tcW w:type="dxa" w:w="480"/>
+          </w:tcPr>
+          <w:p>
+            <w:r>
+              <w:rPr>
+                <w:sz w:val="7"/>
+              </w:rPr>
+              <w:t>ACPOS_INFO-01_MOTHER_BASIC_DESIGN_TECH_PURPLE_v1.0.docx</w:t>
+            </w:r>
+          </w:p>
+        </w:tc>
+        <w:tc>
+          <w:tcPr>
+            <w:tcW w:type="dxa" w:w="480"/>
+          </w:tcPr>
+          <w:p>
+            <w:r>
+              <w:rPr>
+                <w:sz w:val="7"/>
+              </w:rPr>
+              <w:t>9c8af306b835c49d7216824c82f420c0c4d8e5b1</w:t>
+            </w:r>
+          </w:p>
+        </w:tc>
+        <w:tc>
+          <w:tcPr>
+            <w:tcW w:type="dxa" w:w="480"/>
+          </w:tcPr>
+          <w:p>
+            <w:r>
+              <w:rPr>
+                <w:sz w:val="7"/>
+              </w:rPr>
+              <w:t>66</w:t>
+            </w:r>
+          </w:p>
+        </w:tc>
+        <w:tc>
+          <w:tcPr>
+            <w:tcW w:type="dxa" w:w="480"/>
+          </w:tcPr>
+          <w:p>
+            <w:r>
+              <w:rPr>
+                <w:sz w:val="7"/>
+              </w:rPr>
+              <w:t>T13,T27</w:t>
+            </w:r>
+          </w:p>
+        </w:tc>
+        <w:tc>
+          <w:tcPr>
+            <w:tcW w:type="dxa" w:w="480"/>
+          </w:tcPr>
+          <w:p>
+            <w:r>
+              <w:rPr>
+                <w:sz w:val="7"/>
+              </w:rPr>
+              <w:t>ecb51c6a11dc46414c3b5665cb6fed480364eaa7ca814b2923f9515f18021d18</w:t>
+            </w:r>
+          </w:p>
+        </w:tc>
+        <w:tc>
+          <w:tcPr>
+            <w:tcW w:type="dxa" w:w="480"/>
+          </w:tcPr>
+          <w:p>
+            <w:r>
+              <w:rPr>
+                <w:sz w:val="7"/>
+              </w:rPr>
+              <w:t>5</w:t>
+            </w:r>
+          </w:p>
+        </w:tc>
+        <w:tc>
+          <w:tcPr>
+            <w:tcW w:type="dxa" w:w="480"/>
+          </w:tcPr>
+          <w:p>
+            <w:r>
+              <w:rPr>
+                <w:sz w:val="7"/>
+              </w:rPr>
+              <w:t>0</w:t>
+            </w:r>
+          </w:p>
+        </w:tc>
+        <w:tc>
+          <w:tcPr>
+            <w:tcW w:type="dxa" w:w="480"/>
+          </w:tcPr>
+          <w:p>
+            <w:r>
+              <w:rPr>
+                <w:sz w:val="7"/>
+              </w:rPr>
+              <w:t>0</w:t>
+            </w:r>
+          </w:p>
+        </w:tc>
+        <w:tc>
+          <w:tcPr>
+            <w:tcW w:type="dxa" w:w="480"/>
+          </w:tcPr>
+          <w:p>
+            <w:r>
+              <w:rPr>
+                <w:sz w:val="7"/>
+              </w:rPr>
+              <w:t>13</w:t>
+            </w:r>
+          </w:p>
+        </w:tc>
+        <w:tc>
+          <w:tcPr>
+            <w:tcW w:type="dxa" w:w="480"/>
+          </w:tcPr>
+          <w:p>
+            <w:r>
+              <w:rPr>
+                <w:sz w:val="7"/>
+              </w:rPr>
+              <w:t>48</w:t>
+            </w:r>
+          </w:p>
+        </w:tc>
+        <w:tc>
+          <w:tcPr>
+            <w:tcW w:type="dxa" w:w="480"/>
+          </w:tcPr>
+          <w:p>
+            <w:r>
+              <w:rPr>
+                <w:sz w:val="7"/>
+              </w:rPr>
+              <w:t>0</w:t>
+            </w:r>
+          </w:p>
+        </w:tc>
+        <w:tc>
+          <w:tcPr>
+            <w:tcW w:type="dxa" w:w="480"/>
+          </w:tcPr>
+          <w:p>
+            <w:r>
+              <w:rPr>
+                <w:sz w:val="7"/>
+              </w:rPr>
+              <w:t>0</w:t>
+            </w:r>
+          </w:p>
+        </w:tc>
+        <w:tc>
+          <w:tcPr>
+            <w:tcW w:type="dxa" w:w="480"/>
+          </w:tcPr>
+          <w:p>
+            <w:r>
+              <w:rPr>
+                <w:sz w:val="7"/>
+              </w:rPr>
+              <w:t>0</w:t>
+            </w:r>
+          </w:p>
+        </w:tc>
+        <w:tc>
+          <w:tcPr>
+            <w:tcW w:type="dxa" w:w="480"/>
+          </w:tcPr>
+          <w:p>
+            <w:r>
+              <w:rPr>
+                <w:sz w:val="7"/>
+              </w:rPr>
+              <w:t>0</w:t>
+            </w:r>
+          </w:p>
+        </w:tc>
+        <w:tc>
+          <w:tcPr>
+            <w:tcW w:type="dxa" w:w="480"/>
+          </w:tcPr>
+          <w:p>
+            <w:r>
+              <w:rPr>
+                <w:sz w:val="7"/>
+              </w:rPr>
+              <w:t>0</w:t>
+            </w:r>
+          </w:p>
+        </w:tc>
+        <w:tc>
+          <w:tcPr>
+            <w:tcW w:type="dxa" w:w="480"/>
+          </w:tcPr>
+          <w:p>
+            <w:r>
+              <w:rPr>
+                <w:sz w:val="7"/>
+              </w:rPr>
+              <w:t>0</w:t>
+            </w:r>
+          </w:p>
+        </w:tc>
+        <w:tc>
+          <w:tcPr>
+            <w:tcW w:type="dxa" w:w="480"/>
+          </w:tcPr>
+          <w:p>
+            <w:r>
+              <w:rPr>
+                <w:sz w:val="7"/>
+              </w:rPr>
+              <w:t>NO</w:t>
+            </w:r>
+          </w:p>
+        </w:tc>
+        <w:tc>
+          <w:tcPr>
+            <w:tcW w:type="dxa" w:w="480"/>
+          </w:tcPr>
+          <w:p>
+            <w:r>
+              <w:rPr>
+                <w:sz w:val="7"/>
+              </w:rPr>
+              <w:t>NO</w:t>
+            </w:r>
+          </w:p>
+        </w:tc>
+        <w:tc>
+          <w:tcPr>
+            <w:tcW w:type="dxa" w:w="480"/>
+          </w:tcPr>
+          <w:p>
+            <w:r>
+              <w:rPr>
+                <w:sz w:val="7"/>
+              </w:rPr>
+              <w:t>NO</w:t>
+            </w:r>
+          </w:p>
+        </w:tc>
+        <w:tc>
+          <w:tcPr>
+            <w:tcW w:type="dxa" w:w="480"/>
+          </w:tcPr>
+          <w:p>
+            <w:r>
+              <w:rPr>
+                <w:sz w:val="7"/>
+              </w:rPr>
+              <w:t>NO</w:t>
+            </w:r>
+          </w:p>
+        </w:tc>
+        <w:tc>
+          <w:tcPr>
+            <w:tcW w:type="dxa" w:w="480"/>
+          </w:tcPr>
+          <w:p>
+            <w:r>
+              <w:rPr>
+                <w:sz w:val="7"/>
+              </w:rPr>
+              <w:t>HUMAN_REVIEW</w:t>
+            </w:r>
+          </w:p>
+        </w:tc>
+        <w:tc>
+          <w:tcPr>
+            <w:tcW w:type="dxa" w:w="480"/>
+          </w:tcPr>
+          <w:p>
+            <w:r>
+              <w:rPr>
+                <w:sz w:val="7"/>
+              </w:rPr>
+              <w:t>NO_FALSE_FLAG</w:t>
+            </w:r>
+          </w:p>
+        </w:tc>
+      </w:tr>
+      <w:tr>
+        <w:tc>
+          <w:tcPr>
+            <w:tcW w:type="dxa" w:w="480"/>
+          </w:tcPr>
+          <w:p>
+            <w:r>
+              <w:rPr>
+                <w:sz w:val="7"/>
+              </w:rPr>
+              <w:t>KB-01</w:t>
+            </w:r>
+          </w:p>
+        </w:tc>
+        <w:tc>
+          <w:tcPr>
+            <w:tcW w:type="dxa" w:w="480"/>
+          </w:tcPr>
+          <w:p>
+            <w:r>
+              <w:rPr>
+                <w:sz w:val="7"/>
+              </w:rPr>
+              <w:t>ACPOS_KB-01_知識庫_Mother_Basic_Design_OPTIMIZED.docx</w:t>
+            </w:r>
+          </w:p>
+        </w:tc>
+        <w:tc>
+          <w:tcPr>
+            <w:tcW w:type="dxa" w:w="480"/>
+          </w:tcPr>
+          <w:p>
+            <w:r>
+              <w:rPr>
+                <w:sz w:val="7"/>
+              </w:rPr>
+              <w:t>e46ef542a5be7249f3b5f60ff308bdfd8e26bacb</w:t>
+            </w:r>
+          </w:p>
+        </w:tc>
+        <w:tc>
+          <w:tcPr>
+            <w:tcW w:type="dxa" w:w="480"/>
+          </w:tcPr>
+          <w:p>
+            <w:r>
+              <w:rPr>
+                <w:sz w:val="7"/>
+              </w:rPr>
+              <w:t>27</w:t>
+            </w:r>
+          </w:p>
+        </w:tc>
+        <w:tc>
+          <w:tcPr>
+            <w:tcW w:type="dxa" w:w="480"/>
+          </w:tcPr>
+          <w:p>
+            <w:r>
+              <w:rPr>
+                <w:sz w:val="7"/>
+              </w:rPr>
+              <w:t>T29</w:t>
+            </w:r>
+          </w:p>
+        </w:tc>
+        <w:tc>
+          <w:tcPr>
+            <w:tcW w:type="dxa" w:w="480"/>
+          </w:tcPr>
+          <w:p>
+            <w:r>
+              <w:rPr>
+                <w:sz w:val="7"/>
+              </w:rPr>
+              <w:t>9bf2aad25a5207f4a11f7e18db5861a9456477cfd2c724789b9e2a8ad64429f1</w:t>
+            </w:r>
+          </w:p>
+        </w:tc>
+        <w:tc>
+          <w:tcPr>
+            <w:tcW w:type="dxa" w:w="480"/>
+          </w:tcPr>
+          <w:p>
+            <w:r>
+              <w:rPr>
+                <w:sz w:val="7"/>
+              </w:rPr>
+              <w:t>18</w:t>
+            </w:r>
+          </w:p>
+        </w:tc>
+        <w:tc>
+          <w:tcPr>
+            <w:tcW w:type="dxa" w:w="480"/>
+          </w:tcPr>
+          <w:p>
+            <w:r>
+              <w:rPr>
+                <w:sz w:val="7"/>
+              </w:rPr>
+              <w:t>18</w:t>
+            </w:r>
+          </w:p>
+        </w:tc>
+        <w:tc>
+          <w:tcPr>
+            <w:tcW w:type="dxa" w:w="480"/>
+          </w:tcPr>
+          <w:p>
+            <w:r>
+              <w:rPr>
+                <w:sz w:val="7"/>
+              </w:rPr>
+              <w:t>0</w:t>
+            </w:r>
+          </w:p>
+        </w:tc>
+        <w:tc>
+          <w:tcPr>
+            <w:tcW w:type="dxa" w:w="480"/>
+          </w:tcPr>
+          <w:p>
+            <w:r>
+              <w:rPr>
+                <w:sz w:val="7"/>
+              </w:rPr>
+              <w:t>7</w:t>
+            </w:r>
+          </w:p>
+        </w:tc>
+        <w:tc>
+          <w:tcPr>
+            <w:tcW w:type="dxa" w:w="480"/>
+          </w:tcPr>
+          <w:p>
+            <w:r>
+              <w:rPr>
+                <w:sz w:val="7"/>
+              </w:rPr>
+              <w:t>2</w:t>
+            </w:r>
+          </w:p>
+        </w:tc>
+        <w:tc>
+          <w:tcPr>
+            <w:tcW w:type="dxa" w:w="480"/>
+          </w:tcPr>
+          <w:p>
+            <w:r>
+              <w:rPr>
+                <w:sz w:val="7"/>
+              </w:rPr>
+              <w:t>5</w:t>
+            </w:r>
+          </w:p>
+        </w:tc>
+        <w:tc>
+          <w:tcPr>
+            <w:tcW w:type="dxa" w:w="480"/>
+          </w:tcPr>
+          <w:p>
+            <w:r>
+              <w:rPr>
+                <w:sz w:val="7"/>
+              </w:rPr>
+              <w:t>5</w:t>
+            </w:r>
+          </w:p>
+        </w:tc>
+        <w:tc>
+          <w:tcPr>
+            <w:tcW w:type="dxa" w:w="480"/>
+          </w:tcPr>
+          <w:p>
+            <w:r>
+              <w:rPr>
+                <w:sz w:val="7"/>
+              </w:rPr>
+              <w:t>0</w:t>
+            </w:r>
+          </w:p>
+        </w:tc>
+        <w:tc>
+          <w:tcPr>
+            <w:tcW w:type="dxa" w:w="480"/>
+          </w:tcPr>
+          <w:p>
+            <w:r>
+              <w:rPr>
+                <w:sz w:val="7"/>
+              </w:rPr>
+              <w:t>0</w:t>
+            </w:r>
+          </w:p>
+        </w:tc>
+        <w:tc>
+          <w:tcPr>
+            <w:tcW w:type="dxa" w:w="480"/>
+          </w:tcPr>
+          <w:p>
+            <w:r>
+              <w:rPr>
+                <w:sz w:val="7"/>
+              </w:rPr>
+              <w:t>0</w:t>
+            </w:r>
+          </w:p>
+        </w:tc>
+        <w:tc>
+          <w:tcPr>
+            <w:tcW w:type="dxa" w:w="480"/>
+          </w:tcPr>
+          <w:p>
+            <w:r>
+              <w:rPr>
+                <w:sz w:val="7"/>
+              </w:rPr>
+              <w:t>0</w:t>
+            </w:r>
+          </w:p>
+        </w:tc>
+        <w:tc>
+          <w:tcPr>
+            <w:tcW w:type="dxa" w:w="480"/>
+          </w:tcPr>
+          <w:p>
+            <w:r>
+              <w:rPr>
+                <w:sz w:val="7"/>
+              </w:rPr>
+              <w:t>NO</w:t>
+            </w:r>
+          </w:p>
+        </w:tc>
+        <w:tc>
+          <w:tcPr>
+            <w:tcW w:type="dxa" w:w="480"/>
+          </w:tcPr>
+          <w:p>
+            <w:r>
+              <w:rPr>
+                <w:sz w:val="7"/>
+              </w:rPr>
+              <w:t>NO</w:t>
+            </w:r>
+          </w:p>
+        </w:tc>
+        <w:tc>
+          <w:tcPr>
+            <w:tcW w:type="dxa" w:w="480"/>
+          </w:tcPr>
+          <w:p>
+            <w:r>
+              <w:rPr>
+                <w:sz w:val="7"/>
+              </w:rPr>
+              <w:t>NO</w:t>
+            </w:r>
+          </w:p>
+        </w:tc>
+        <w:tc>
+          <w:tcPr>
+            <w:tcW w:type="dxa" w:w="480"/>
+          </w:tcPr>
+          <w:p>
+            <w:r>
+              <w:rPr>
+                <w:sz w:val="7"/>
+              </w:rPr>
+              <w:t>NO</w:t>
+            </w:r>
+          </w:p>
+        </w:tc>
+        <w:tc>
+          <w:tcPr>
+            <w:tcW w:type="dxa" w:w="480"/>
+          </w:tcPr>
+          <w:p>
+            <w:r>
+              <w:rPr>
+                <w:sz w:val="7"/>
+              </w:rPr>
+              <w:t>NO_FLAG</w:t>
+            </w:r>
+          </w:p>
+        </w:tc>
+        <w:tc>
+          <w:tcPr>
+            <w:tcW w:type="dxa" w:w="480"/>
+          </w:tcPr>
+          <w:p>
+            <w:r>
+              <w:rPr>
+                <w:sz w:val="7"/>
+              </w:rPr>
+              <w:t>NO_FALSE_FLAG</w:t>
+            </w:r>
+          </w:p>
+        </w:tc>
+      </w:tr>
+      <w:tr>
+        <w:tc>
+          <w:tcPr>
+            <w:tcW w:type="dxa" w:w="480"/>
+          </w:tcPr>
+          <w:p>
+            <w:r>
+              <w:rPr>
+                <w:sz w:val="7"/>
+              </w:rPr>
+              <w:t>QA-01</w:t>
+            </w:r>
+          </w:p>
+        </w:tc>
+        <w:tc>
+          <w:tcPr>
+            <w:tcW w:type="dxa" w:w="480"/>
+          </w:tcPr>
+          <w:p>
+            <w:r>
+              <w:rPr>
+                <w:sz w:val="7"/>
+              </w:rPr>
+              <w:t>ACPOS_QA-01_MOTHER_BASIC_DESIGN_TECH_PURPLE_v1.0.docx</w:t>
+            </w:r>
+          </w:p>
+        </w:tc>
+        <w:tc>
+          <w:tcPr>
+            <w:tcW w:type="dxa" w:w="480"/>
+          </w:tcPr>
+          <w:p>
+            <w:r>
+              <w:rPr>
+                <w:sz w:val="7"/>
+              </w:rPr>
+              <w:t>dd5533f7ab0ffec491f2d6ab16c86c84cead8a7c</w:t>
+            </w:r>
+          </w:p>
+        </w:tc>
+        <w:tc>
+          <w:tcPr>
+            <w:tcW w:type="dxa" w:w="480"/>
+          </w:tcPr>
+          <w:p>
+            <w:r>
+              <w:rPr>
+                <w:sz w:val="7"/>
+              </w:rPr>
+              <w:t>87</w:t>
+            </w:r>
+          </w:p>
+        </w:tc>
+        <w:tc>
+          <w:tcPr>
+            <w:tcW w:type="dxa" w:w="480"/>
+          </w:tcPr>
+          <w:p>
+            <w:r>
+              <w:rPr>
+                <w:sz w:val="7"/>
+              </w:rPr>
+              <w:t>T9,T24</w:t>
+            </w:r>
+          </w:p>
+        </w:tc>
+        <w:tc>
+          <w:tcPr>
+            <w:tcW w:type="dxa" w:w="480"/>
+          </w:tcPr>
+          <w:p>
+            <w:r>
+              <w:rPr>
+                <w:sz w:val="7"/>
+              </w:rPr>
+              <w:t>56cffe132eb5cd1bd9ac1d18f7e2f654fffebce0479954f9bdc046fdb3dc750a</w:t>
+            </w:r>
+          </w:p>
+        </w:tc>
+        <w:tc>
+          <w:tcPr>
+            <w:tcW w:type="dxa" w:w="480"/>
+          </w:tcPr>
+          <w:p>
+            <w:r>
+              <w:rPr>
+                <w:sz w:val="7"/>
+              </w:rPr>
+              <w:t>11</w:t>
+            </w:r>
+          </w:p>
+        </w:tc>
+        <w:tc>
+          <w:tcPr>
+            <w:tcW w:type="dxa" w:w="480"/>
+          </w:tcPr>
+          <w:p>
+            <w:r>
+              <w:rPr>
+                <w:sz w:val="7"/>
+              </w:rPr>
+              <w:t>0</w:t>
+            </w:r>
+          </w:p>
+        </w:tc>
+        <w:tc>
+          <w:tcPr>
+            <w:tcW w:type="dxa" w:w="480"/>
+          </w:tcPr>
+          <w:p>
+            <w:r>
+              <w:rPr>
+                <w:sz w:val="7"/>
+              </w:rPr>
+              <w:t>0</w:t>
+            </w:r>
+          </w:p>
+        </w:tc>
+        <w:tc>
+          <w:tcPr>
+            <w:tcW w:type="dxa" w:w="480"/>
+          </w:tcPr>
+          <w:p>
+            <w:r>
+              <w:rPr>
+                <w:sz w:val="7"/>
+              </w:rPr>
+              <w:t>76</w:t>
+            </w:r>
+          </w:p>
+        </w:tc>
+        <w:tc>
+          <w:tcPr>
+            <w:tcW w:type="dxa" w:w="480"/>
+          </w:tcPr>
+          <w:p>
+            <w:r>
+              <w:rPr>
+                <w:sz w:val="7"/>
+              </w:rPr>
+              <w:t>0</w:t>
+            </w:r>
+          </w:p>
+        </w:tc>
+        <w:tc>
+          <w:tcPr>
+            <w:tcW w:type="dxa" w:w="480"/>
+          </w:tcPr>
+          <w:p>
+            <w:r>
+              <w:rPr>
+                <w:sz w:val="7"/>
+              </w:rPr>
+              <w:t>0</w:t>
+            </w:r>
+          </w:p>
+        </w:tc>
+        <w:tc>
+          <w:tcPr>
+            <w:tcW w:type="dxa" w:w="480"/>
+          </w:tcPr>
+          <w:p>
+            <w:r>
+              <w:rPr>
+                <w:sz w:val="7"/>
+              </w:rPr>
+              <w:t>0</w:t>
+            </w:r>
+          </w:p>
+        </w:tc>
+        <w:tc>
+          <w:tcPr>
+            <w:tcW w:type="dxa" w:w="480"/>
+          </w:tcPr>
+          <w:p>
+            <w:r>
+              <w:rPr>
+                <w:sz w:val="7"/>
+              </w:rPr>
+              <w:t>0</w:t>
+            </w:r>
+          </w:p>
+        </w:tc>
+        <w:tc>
+          <w:tcPr>
+            <w:tcW w:type="dxa" w:w="480"/>
+          </w:tcPr>
+          <w:p>
+            <w:r>
+              <w:rPr>
+                <w:sz w:val="7"/>
+              </w:rPr>
+              <w:t>3</w:t>
+            </w:r>
+          </w:p>
+        </w:tc>
+        <w:tc>
+          <w:tcPr>
+            <w:tcW w:type="dxa" w:w="480"/>
+          </w:tcPr>
+          <w:p>
+            <w:r>
+              <w:rPr>
+                <w:sz w:val="7"/>
+              </w:rPr>
+              <w:t>0</w:t>
+            </w:r>
+          </w:p>
+        </w:tc>
+        <w:tc>
+          <w:tcPr>
+            <w:tcW w:type="dxa" w:w="480"/>
+          </w:tcPr>
+          <w:p>
+            <w:r>
+              <w:rPr>
+                <w:sz w:val="7"/>
+              </w:rPr>
+              <w:t>0</w:t>
+            </w:r>
+          </w:p>
+        </w:tc>
+        <w:tc>
+          <w:tcPr>
+            <w:tcW w:type="dxa" w:w="480"/>
+          </w:tcPr>
+          <w:p>
+            <w:r>
+              <w:rPr>
+                <w:sz w:val="7"/>
+              </w:rPr>
+              <w:t>NO</w:t>
+            </w:r>
+          </w:p>
+        </w:tc>
+        <w:tc>
+          <w:tcPr>
+            <w:tcW w:type="dxa" w:w="480"/>
+          </w:tcPr>
+          <w:p>
+            <w:r>
+              <w:rPr>
+                <w:sz w:val="7"/>
+              </w:rPr>
+              <w:t>NO</w:t>
+            </w:r>
+          </w:p>
+        </w:tc>
+        <w:tc>
+          <w:tcPr>
+            <w:tcW w:type="dxa" w:w="480"/>
+          </w:tcPr>
+          <w:p>
+            <w:r>
+              <w:rPr>
+                <w:sz w:val="7"/>
+              </w:rPr>
+              <w:t>NO</w:t>
+            </w:r>
+          </w:p>
+        </w:tc>
+        <w:tc>
+          <w:tcPr>
+            <w:tcW w:type="dxa" w:w="480"/>
+          </w:tcPr>
+          <w:p>
+            <w:r>
+              <w:rPr>
+                <w:sz w:val="7"/>
+              </w:rPr>
+              <w:t>NO</w:t>
+            </w:r>
+          </w:p>
+        </w:tc>
+        <w:tc>
+          <w:tcPr>
+            <w:tcW w:type="dxa" w:w="480"/>
+          </w:tcPr>
+          <w:p>
+            <w:r>
+              <w:rPr>
+                <w:sz w:val="7"/>
+              </w:rPr>
+              <w:t>HUMAN_REVIEW</w:t>
+            </w:r>
+          </w:p>
+        </w:tc>
+        <w:tc>
+          <w:tcPr>
+            <w:tcW w:type="dxa" w:w="480"/>
+          </w:tcPr>
+          <w:p>
+            <w:r>
+              <w:rPr>
+                <w:sz w:val="7"/>
+              </w:rPr>
+              <w:t>NO_FALSE_FLAG</w:t>
+            </w:r>
+          </w:p>
+        </w:tc>
+      </w:tr>
+      <w:tr>
+        <w:tc>
+          <w:tcPr>
+            <w:tcW w:type="dxa" w:w="480"/>
+          </w:tcPr>
+          <w:p>
+            <w:r>
+              <w:rPr>
+                <w:sz w:val="7"/>
+              </w:rPr>
+              <w:t>SG-02</w:t>
+            </w:r>
+          </w:p>
+        </w:tc>
+        <w:tc>
+          <w:tcPr>
+            <w:tcW w:type="dxa" w:w="480"/>
+          </w:tcPr>
+          <w:p>
+            <w:r>
+              <w:rPr>
+                <w:sz w:val="7"/>
+              </w:rPr>
+              <w:t>ACPOS_SG-02_QA審查項目名單_Mother_Basic_Design_OPTIMIZED.docx</w:t>
+            </w:r>
+          </w:p>
+        </w:tc>
+        <w:tc>
+          <w:tcPr>
+            <w:tcW w:type="dxa" w:w="480"/>
+          </w:tcPr>
+          <w:p>
+            <w:r>
+              <w:rPr>
+                <w:sz w:val="7"/>
+              </w:rPr>
+              <w:t>dc21e0b85a0058953d127b0f9b42c9b500fd19ba</w:t>
+            </w:r>
+          </w:p>
+        </w:tc>
+        <w:tc>
+          <w:tcPr>
+            <w:tcW w:type="dxa" w:w="480"/>
+          </w:tcPr>
+          <w:p>
+            <w:r>
+              <w:rPr>
+                <w:sz w:val="7"/>
+              </w:rPr>
+              <w:t>12</w:t>
+            </w:r>
+          </w:p>
+        </w:tc>
+        <w:tc>
+          <w:tcPr>
+            <w:tcW w:type="dxa" w:w="480"/>
+          </w:tcPr>
+          <w:p>
+            <w:r>
+              <w:rPr>
+                <w:sz w:val="7"/>
+              </w:rPr>
+              <w:t>T19</w:t>
+            </w:r>
+          </w:p>
+        </w:tc>
+        <w:tc>
+          <w:tcPr>
+            <w:tcW w:type="dxa" w:w="480"/>
+          </w:tcPr>
+          <w:p>
+            <w:r>
+              <w:rPr>
+                <w:sz w:val="7"/>
+              </w:rPr>
+              <w:t>20f871e38adc89f38d2637ea66a3bb876e84f1b7c8d943129ecb8a38e784110a</w:t>
+            </w:r>
+          </w:p>
+        </w:tc>
+        <w:tc>
+          <w:tcPr>
+            <w:tcW w:type="dxa" w:w="480"/>
+          </w:tcPr>
+          <w:p>
+            <w:r>
+              <w:rPr>
+                <w:sz w:val="7"/>
+              </w:rPr>
+              <w:t>2</w:t>
+            </w:r>
+          </w:p>
+        </w:tc>
+        <w:tc>
+          <w:tcPr>
+            <w:tcW w:type="dxa" w:w="480"/>
+          </w:tcPr>
+          <w:p>
+            <w:r>
+              <w:rPr>
+                <w:sz w:val="7"/>
+              </w:rPr>
+              <w:t>2</w:t>
+            </w:r>
+          </w:p>
+        </w:tc>
+        <w:tc>
+          <w:tcPr>
+            <w:tcW w:type="dxa" w:w="480"/>
+          </w:tcPr>
+          <w:p>
+            <w:r>
+              <w:rPr>
+                <w:sz w:val="7"/>
+              </w:rPr>
+              <w:t>0</w:t>
+            </w:r>
+          </w:p>
+        </w:tc>
+        <w:tc>
+          <w:tcPr>
+            <w:tcW w:type="dxa" w:w="480"/>
+          </w:tcPr>
+          <w:p>
+            <w:r>
+              <w:rPr>
+                <w:sz w:val="7"/>
+              </w:rPr>
+              <w:t>0</w:t>
+            </w:r>
+          </w:p>
+        </w:tc>
+        <w:tc>
+          <w:tcPr>
+            <w:tcW w:type="dxa" w:w="480"/>
+          </w:tcPr>
+          <w:p>
+            <w:r>
+              <w:rPr>
+                <w:sz w:val="7"/>
+              </w:rPr>
+              <w:t>9</w:t>
+            </w:r>
+          </w:p>
+        </w:tc>
+        <w:tc>
+          <w:tcPr>
+            <w:tcW w:type="dxa" w:w="480"/>
+          </w:tcPr>
+          <w:p>
+            <w:r>
+              <w:rPr>
+                <w:sz w:val="7"/>
+              </w:rPr>
+              <w:t>8</w:t>
+            </w:r>
+          </w:p>
+        </w:tc>
+        <w:tc>
+          <w:tcPr>
+            <w:tcW w:type="dxa" w:w="480"/>
+          </w:tcPr>
+          <w:p>
+            <w:r>
+              <w:rPr>
+                <w:sz w:val="7"/>
+              </w:rPr>
+              <w:t>0</w:t>
+            </w:r>
+          </w:p>
+        </w:tc>
+        <w:tc>
+          <w:tcPr>
+            <w:tcW w:type="dxa" w:w="480"/>
+          </w:tcPr>
+          <w:p>
+            <w:r>
+              <w:rPr>
+                <w:sz w:val="7"/>
+              </w:rPr>
+              <w:t>0</w:t>
+            </w:r>
+          </w:p>
+        </w:tc>
+        <w:tc>
+          <w:tcPr>
+            <w:tcW w:type="dxa" w:w="480"/>
+          </w:tcPr>
+          <w:p>
+            <w:r>
+              <w:rPr>
+                <w:sz w:val="7"/>
+              </w:rPr>
+              <w:t>0</w:t>
+            </w:r>
+          </w:p>
+        </w:tc>
+        <w:tc>
+          <w:tcPr>
+            <w:tcW w:type="dxa" w:w="480"/>
+          </w:tcPr>
+          <w:p>
+            <w:r>
+              <w:rPr>
+                <w:sz w:val="7"/>
+              </w:rPr>
+              <w:t>0</w:t>
+            </w:r>
+          </w:p>
+        </w:tc>
+        <w:tc>
+          <w:tcPr>
+            <w:tcW w:type="dxa" w:w="480"/>
+          </w:tcPr>
+          <w:p>
+            <w:r>
+              <w:rPr>
+                <w:sz w:val="7"/>
+              </w:rPr>
+              <w:t>0</w:t>
+            </w:r>
+          </w:p>
+        </w:tc>
+        <w:tc>
+          <w:tcPr>
+            <w:tcW w:type="dxa" w:w="480"/>
+          </w:tcPr>
+          <w:p>
+            <w:r>
+              <w:rPr>
+                <w:sz w:val="7"/>
+              </w:rPr>
+              <w:t>NO</w:t>
+            </w:r>
+          </w:p>
+        </w:tc>
+        <w:tc>
+          <w:tcPr>
+            <w:tcW w:type="dxa" w:w="480"/>
+          </w:tcPr>
+          <w:p>
+            <w:r>
+              <w:rPr>
+                <w:sz w:val="7"/>
+              </w:rPr>
+              <w:t>NO</w:t>
+            </w:r>
+          </w:p>
+        </w:tc>
+        <w:tc>
+          <w:tcPr>
+            <w:tcW w:type="dxa" w:w="480"/>
+          </w:tcPr>
+          <w:p>
+            <w:r>
+              <w:rPr>
+                <w:sz w:val="7"/>
+              </w:rPr>
+              <w:t>NO</w:t>
+            </w:r>
+          </w:p>
+        </w:tc>
+        <w:tc>
+          <w:tcPr>
+            <w:tcW w:type="dxa" w:w="480"/>
+          </w:tcPr>
+          <w:p>
+            <w:r>
+              <w:rPr>
+                <w:sz w:val="7"/>
+              </w:rPr>
+              <w:t>NO</w:t>
+            </w:r>
+          </w:p>
+        </w:tc>
+        <w:tc>
+          <w:tcPr>
+            <w:tcW w:type="dxa" w:w="480"/>
+          </w:tcPr>
+          <w:p>
+            <w:r>
+              <w:rPr>
+                <w:sz w:val="7"/>
+              </w:rPr>
+              <w:t>NO_FLAG</w:t>
+            </w:r>
+          </w:p>
+        </w:tc>
+        <w:tc>
+          <w:tcPr>
+            <w:tcW w:type="dxa" w:w="480"/>
+          </w:tcPr>
+          <w:p>
+            <w:r>
+              <w:rPr>
+                <w:sz w:val="7"/>
+              </w:rPr>
+              <w:t>NO_FALSE_FLAG</w:t>
+            </w:r>
+          </w:p>
+        </w:tc>
+      </w:tr>
+      <w:tr>
+        <w:tc>
+          <w:tcPr>
+            <w:tcW w:type="dxa" w:w="480"/>
+          </w:tcPr>
+          <w:p>
+            <w:r>
+              <w:rPr>
+                <w:sz w:val="7"/>
+              </w:rPr>
+              <w:t>SOC-01</w:t>
+            </w:r>
+          </w:p>
+        </w:tc>
+        <w:tc>
+          <w:tcPr>
+            <w:tcW w:type="dxa" w:w="480"/>
+          </w:tcPr>
+          <w:p>
+            <w:r>
+              <w:rPr>
+                <w:sz w:val="7"/>
+              </w:rPr>
+              <w:t>ACPOS_SOC-01_社群發布_Mother_Basic_Design_OPTIMIZED.docx</w:t>
+            </w:r>
+          </w:p>
+        </w:tc>
+        <w:tc>
+          <w:tcPr>
+            <w:tcW w:type="dxa" w:w="480"/>
+          </w:tcPr>
+          <w:p>
+            <w:r>
+              <w:rPr>
+                <w:sz w:val="7"/>
+              </w:rPr>
+              <w:t>82112c2a3759b4d5b3ebce4e1ed184198ac0d0b2</w:t>
+            </w:r>
+          </w:p>
+        </w:tc>
+        <w:tc>
+          <w:tcPr>
+            <w:tcW w:type="dxa" w:w="480"/>
+          </w:tcPr>
+          <w:p>
+            <w:r>
+              <w:rPr>
+                <w:sz w:val="7"/>
+              </w:rPr>
+              <w:t>67</w:t>
+            </w:r>
+          </w:p>
+        </w:tc>
+        <w:tc>
+          <w:tcPr>
+            <w:tcW w:type="dxa" w:w="480"/>
+          </w:tcPr>
+          <w:p>
+            <w:r>
+              <w:rPr>
+                <w:sz w:val="7"/>
+              </w:rPr>
+              <w:t>T20</w:t>
+            </w:r>
+          </w:p>
+        </w:tc>
+        <w:tc>
+          <w:tcPr>
+            <w:tcW w:type="dxa" w:w="480"/>
+          </w:tcPr>
+          <w:p>
+            <w:r>
+              <w:rPr>
+                <w:sz w:val="7"/>
+              </w:rPr>
+              <w:t>d6ec202647ea885135fd696504f28f533a726ad7a78cec5f9e6f206289ce0950</w:t>
+            </w:r>
+          </w:p>
+        </w:tc>
+        <w:tc>
+          <w:tcPr>
+            <w:tcW w:type="dxa" w:w="480"/>
+          </w:tcPr>
+          <w:p>
+            <w:r>
+              <w:rPr>
+                <w:sz w:val="7"/>
+              </w:rPr>
+              <w:t>15</w:t>
+            </w:r>
+          </w:p>
+        </w:tc>
+        <w:tc>
+          <w:tcPr>
+            <w:tcW w:type="dxa" w:w="480"/>
+          </w:tcPr>
+          <w:p>
+            <w:r>
+              <w:rPr>
+                <w:sz w:val="7"/>
+              </w:rPr>
+              <w:t>0</w:t>
+            </w:r>
+          </w:p>
+        </w:tc>
+        <w:tc>
+          <w:tcPr>
+            <w:tcW w:type="dxa" w:w="480"/>
+          </w:tcPr>
+          <w:p>
+            <w:r>
+              <w:rPr>
+                <w:sz w:val="7"/>
+              </w:rPr>
+              <w:t>0</w:t>
+            </w:r>
+          </w:p>
+        </w:tc>
+        <w:tc>
+          <w:tcPr>
+            <w:tcW w:type="dxa" w:w="480"/>
+          </w:tcPr>
+          <w:p>
+            <w:r>
+              <w:rPr>
+                <w:sz w:val="7"/>
+              </w:rPr>
+              <w:t>6</w:t>
+            </w:r>
+          </w:p>
+        </w:tc>
+        <w:tc>
+          <w:tcPr>
+            <w:tcW w:type="dxa" w:w="480"/>
+          </w:tcPr>
+          <w:p>
+            <w:r>
+              <w:rPr>
+                <w:sz w:val="7"/>
+              </w:rPr>
+              <w:t>46</w:t>
+            </w:r>
+          </w:p>
+        </w:tc>
+        <w:tc>
+          <w:tcPr>
+            <w:tcW w:type="dxa" w:w="480"/>
+          </w:tcPr>
+          <w:p>
+            <w:r>
+              <w:rPr>
+                <w:sz w:val="7"/>
+              </w:rPr>
+              <w:t>0</w:t>
+            </w:r>
+          </w:p>
+        </w:tc>
+        <w:tc>
+          <w:tcPr>
+            <w:tcW w:type="dxa" w:w="480"/>
+          </w:tcPr>
+          <w:p>
+            <w:r>
+              <w:rPr>
+                <w:sz w:val="7"/>
+              </w:rPr>
+              <w:t>0</w:t>
+            </w:r>
+          </w:p>
+        </w:tc>
+        <w:tc>
+          <w:tcPr>
+            <w:tcW w:type="dxa" w:w="480"/>
+          </w:tcPr>
+          <w:p>
+            <w:r>
+              <w:rPr>
+                <w:sz w:val="7"/>
+              </w:rPr>
+              <w:t>0</w:t>
+            </w:r>
+          </w:p>
+        </w:tc>
+        <w:tc>
+          <w:tcPr>
+            <w:tcW w:type="dxa" w:w="480"/>
+          </w:tcPr>
+          <w:p>
+            <w:r>
+              <w:rPr>
+                <w:sz w:val="7"/>
+              </w:rPr>
+              <w:t>0</w:t>
+            </w:r>
+          </w:p>
+        </w:tc>
+        <w:tc>
+          <w:tcPr>
+            <w:tcW w:type="dxa" w:w="480"/>
+          </w:tcPr>
+          <w:p>
+            <w:r>
+              <w:rPr>
+                <w:sz w:val="7"/>
+              </w:rPr>
+              <w:t>0</w:t>
+            </w:r>
+          </w:p>
+        </w:tc>
+        <w:tc>
+          <w:tcPr>
+            <w:tcW w:type="dxa" w:w="480"/>
+          </w:tcPr>
+          <w:p>
+            <w:r>
+              <w:rPr>
+                <w:sz w:val="7"/>
+              </w:rPr>
+              <w:t>0</w:t>
+            </w:r>
+          </w:p>
+        </w:tc>
+        <w:tc>
+          <w:tcPr>
+            <w:tcW w:type="dxa" w:w="480"/>
+          </w:tcPr>
+          <w:p>
+            <w:r>
+              <w:rPr>
+                <w:sz w:val="7"/>
+              </w:rPr>
+              <w:t>NO</w:t>
+            </w:r>
+          </w:p>
+        </w:tc>
+        <w:tc>
+          <w:tcPr>
+            <w:tcW w:type="dxa" w:w="480"/>
+          </w:tcPr>
+          <w:p>
+            <w:r>
+              <w:rPr>
+                <w:sz w:val="7"/>
+              </w:rPr>
+              <w:t>NO</w:t>
+            </w:r>
+          </w:p>
+        </w:tc>
+        <w:tc>
+          <w:tcPr>
+            <w:tcW w:type="dxa" w:w="480"/>
+          </w:tcPr>
+          <w:p>
+            <w:r>
+              <w:rPr>
+                <w:sz w:val="7"/>
+              </w:rPr>
+              <w:t>NO</w:t>
+            </w:r>
+          </w:p>
+        </w:tc>
+        <w:tc>
+          <w:tcPr>
+            <w:tcW w:type="dxa" w:w="480"/>
+          </w:tcPr>
+          <w:p>
+            <w:r>
+              <w:rPr>
+                <w:sz w:val="7"/>
+              </w:rPr>
+              <w:t>NO</w:t>
+            </w:r>
+          </w:p>
+        </w:tc>
+        <w:tc>
+          <w:tcPr>
+            <w:tcW w:type="dxa" w:w="480"/>
+          </w:tcPr>
+          <w:p>
+            <w:r>
+              <w:rPr>
+                <w:sz w:val="7"/>
+              </w:rPr>
+              <w:t>NO_FLAG</w:t>
+            </w:r>
+          </w:p>
+        </w:tc>
+        <w:tc>
+          <w:tcPr>
+            <w:tcW w:type="dxa" w:w="480"/>
+          </w:tcPr>
+          <w:p>
+            <w:r>
+              <w:rPr>
+                <w:sz w:val="7"/>
+              </w:rPr>
+              <w:t>NO_FALSE_FLAG</w:t>
+            </w:r>
+          </w:p>
+        </w:tc>
+      </w:tr>
+      <w:tr>
+        <w:tc>
+          <w:tcPr>
+            <w:tcW w:type="dxa" w:w="480"/>
+          </w:tcPr>
+          <w:p>
+            <w:r>
+              <w:rPr>
+                <w:sz w:val="7"/>
+              </w:rPr>
+              <w:t>STR-01</w:t>
+            </w:r>
+          </w:p>
+        </w:tc>
+        <w:tc>
+          <w:tcPr>
+            <w:tcW w:type="dxa" w:w="480"/>
+          </w:tcPr>
+          <w:p>
+            <w:r>
+              <w:rPr>
+                <w:sz w:val="7"/>
+              </w:rPr>
+              <w:t>ACPOS_STR-01_WORKSPACE_MOTHER_BASIC_DESIGN_TECH_PURPLE_v1.0.docx</w:t>
+            </w:r>
+          </w:p>
+        </w:tc>
+        <w:tc>
+          <w:tcPr>
+            <w:tcW w:type="dxa" w:w="480"/>
+          </w:tcPr>
+          <w:p>
+            <w:r>
+              <w:rPr>
+                <w:sz w:val="7"/>
+              </w:rPr>
+              <w:t>2273aa79858e3a0b4bb7c9ff99cd192d54220bc4</w:t>
+            </w:r>
+          </w:p>
+        </w:tc>
+        <w:tc>
+          <w:tcPr>
+            <w:tcW w:type="dxa" w:w="480"/>
+          </w:tcPr>
+          <w:p>
+            <w:r>
+              <w:rPr>
+                <w:sz w:val="7"/>
+              </w:rPr>
+              <w:t>57</w:t>
+            </w:r>
+          </w:p>
+        </w:tc>
+        <w:tc>
+          <w:tcPr>
+            <w:tcW w:type="dxa" w:w="480"/>
+          </w:tcPr>
+          <w:p>
+            <w:r>
+              <w:rPr>
+                <w:sz w:val="7"/>
+              </w:rPr>
+              <w:t>T16,T29</w:t>
+            </w:r>
+          </w:p>
+        </w:tc>
+        <w:tc>
+          <w:tcPr>
+            <w:tcW w:type="dxa" w:w="480"/>
+          </w:tcPr>
+          <w:p>
+            <w:r>
+              <w:rPr>
+                <w:sz w:val="7"/>
+              </w:rPr>
+              <w:t>a4d731dfcd2c98f1a429011e021adac78af14b32af372cf864fc390494bda9aa</w:t>
+            </w:r>
+          </w:p>
+        </w:tc>
+        <w:tc>
+          <w:tcPr>
+            <w:tcW w:type="dxa" w:w="480"/>
+          </w:tcPr>
+          <w:p>
+            <w:r>
+              <w:rPr>
+                <w:sz w:val="7"/>
+              </w:rPr>
+              <w:t>7</w:t>
+            </w:r>
+          </w:p>
+        </w:tc>
+        <w:tc>
+          <w:tcPr>
+            <w:tcW w:type="dxa" w:w="480"/>
+          </w:tcPr>
+          <w:p>
+            <w:r>
+              <w:rPr>
+                <w:sz w:val="7"/>
+              </w:rPr>
+              <w:t>0</w:t>
+            </w:r>
+          </w:p>
+        </w:tc>
+        <w:tc>
+          <w:tcPr>
+            <w:tcW w:type="dxa" w:w="480"/>
+          </w:tcPr>
+          <w:p>
+            <w:r>
+              <w:rPr>
+                <w:sz w:val="7"/>
+              </w:rPr>
+              <w:t>0</w:t>
+            </w:r>
+          </w:p>
+        </w:tc>
+        <w:tc>
+          <w:tcPr>
+            <w:tcW w:type="dxa" w:w="480"/>
+          </w:tcPr>
+          <w:p>
+            <w:r>
+              <w:rPr>
+                <w:sz w:val="7"/>
+              </w:rPr>
+              <w:t>5</w:t>
+            </w:r>
+          </w:p>
+        </w:tc>
+        <w:tc>
+          <w:tcPr>
+            <w:tcW w:type="dxa" w:w="480"/>
+          </w:tcPr>
+          <w:p>
+            <w:r>
+              <w:rPr>
+                <w:sz w:val="7"/>
+              </w:rPr>
+              <w:t>45</w:t>
+            </w:r>
+          </w:p>
+        </w:tc>
+        <w:tc>
+          <w:tcPr>
+            <w:tcW w:type="dxa" w:w="480"/>
+          </w:tcPr>
+          <w:p>
+            <w:r>
+              <w:rPr>
+                <w:sz w:val="7"/>
+              </w:rPr>
+              <w:t>0</w:t>
+            </w:r>
+          </w:p>
+        </w:tc>
+        <w:tc>
+          <w:tcPr>
+            <w:tcW w:type="dxa" w:w="480"/>
+          </w:tcPr>
+          <w:p>
+            <w:r>
+              <w:rPr>
+                <w:sz w:val="7"/>
+              </w:rPr>
+              <w:t>0</w:t>
+            </w:r>
+          </w:p>
+        </w:tc>
+        <w:tc>
+          <w:tcPr>
+            <w:tcW w:type="dxa" w:w="480"/>
+          </w:tcPr>
+          <w:p>
+            <w:r>
+              <w:rPr>
+                <w:sz w:val="7"/>
+              </w:rPr>
+              <w:t>0</w:t>
+            </w:r>
+          </w:p>
+        </w:tc>
+        <w:tc>
+          <w:tcPr>
+            <w:tcW w:type="dxa" w:w="480"/>
+          </w:tcPr>
+          <w:p>
+            <w:r>
+              <w:rPr>
+                <w:sz w:val="7"/>
+              </w:rPr>
+              <w:t>0</w:t>
+            </w:r>
+          </w:p>
+        </w:tc>
+        <w:tc>
+          <w:tcPr>
+            <w:tcW w:type="dxa" w:w="480"/>
+          </w:tcPr>
+          <w:p>
+            <w:r>
+              <w:rPr>
+                <w:sz w:val="7"/>
+              </w:rPr>
+              <w:t>0</w:t>
+            </w:r>
+          </w:p>
+        </w:tc>
+        <w:tc>
+          <w:tcPr>
+            <w:tcW w:type="dxa" w:w="480"/>
+          </w:tcPr>
+          <w:p>
+            <w:r>
+              <w:rPr>
+                <w:sz w:val="7"/>
+              </w:rPr>
+              <w:t>0</w:t>
+            </w:r>
+          </w:p>
+        </w:tc>
+        <w:tc>
+          <w:tcPr>
+            <w:tcW w:type="dxa" w:w="480"/>
+          </w:tcPr>
+          <w:p>
+            <w:r>
+              <w:rPr>
+                <w:sz w:val="7"/>
+              </w:rPr>
+              <w:t>NO</w:t>
+            </w:r>
+          </w:p>
+        </w:tc>
+        <w:tc>
+          <w:tcPr>
+            <w:tcW w:type="dxa" w:w="480"/>
+          </w:tcPr>
+          <w:p>
+            <w:r>
+              <w:rPr>
+                <w:sz w:val="7"/>
+              </w:rPr>
+              <w:t>NO</w:t>
+            </w:r>
+          </w:p>
+        </w:tc>
+        <w:tc>
+          <w:tcPr>
+            <w:tcW w:type="dxa" w:w="480"/>
+          </w:tcPr>
+          <w:p>
+            <w:r>
+              <w:rPr>
+                <w:sz w:val="7"/>
+              </w:rPr>
+              <w:t>NO</w:t>
+            </w:r>
+          </w:p>
+        </w:tc>
+        <w:tc>
+          <w:tcPr>
+            <w:tcW w:type="dxa" w:w="480"/>
+          </w:tcPr>
+          <w:p>
+            <w:r>
+              <w:rPr>
+                <w:sz w:val="7"/>
+              </w:rPr>
+              <w:t>NO</w:t>
+            </w:r>
+          </w:p>
+        </w:tc>
+        <w:tc>
+          <w:tcPr>
+            <w:tcW w:type="dxa" w:w="480"/>
+          </w:tcPr>
+          <w:p>
+            <w:r>
+              <w:rPr>
+                <w:sz w:val="7"/>
+              </w:rPr>
+              <w:t>HUMAN_REVIEW</w:t>
+            </w:r>
+          </w:p>
+        </w:tc>
+        <w:tc>
+          <w:tcPr>
+            <w:tcW w:type="dxa" w:w="480"/>
+          </w:tcPr>
+          <w:p>
+            <w:r>
+              <w:rPr>
+                <w:sz w:val="7"/>
+              </w:rPr>
+              <w:t>NO_FALSE_FLAG</w:t>
+            </w:r>
+          </w:p>
+        </w:tc>
+      </w:tr>
+      <w:tr>
+        <w:tc>
+          <w:tcPr>
+            <w:tcW w:type="dxa" w:w="480"/>
+          </w:tcPr>
+          <w:p>
+            <w:r>
+              <w:rPr>
+                <w:sz w:val="7"/>
+              </w:rPr>
+              <w:t>SYS-01</w:t>
+            </w:r>
+          </w:p>
+        </w:tc>
+        <w:tc>
+          <w:tcPr>
+            <w:tcW w:type="dxa" w:w="480"/>
+          </w:tcPr>
+          <w:p>
+            <w:r>
+              <w:rPr>
+                <w:sz w:val="7"/>
+              </w:rPr>
+              <w:t>ACPOS_SYS-01_系統維護與生命週期工作區_Mother_Basic_Design_OPTIMIZED.docx</w:t>
+            </w:r>
+          </w:p>
+        </w:tc>
+        <w:tc>
+          <w:tcPr>
+            <w:tcW w:type="dxa" w:w="480"/>
+          </w:tcPr>
+          <w:p>
+            <w:r>
+              <w:rPr>
+                <w:sz w:val="7"/>
+              </w:rPr>
+              <w:t>e2be8ed3fec0eed66fa53135d5bad5b4a963ff7a</w:t>
+            </w:r>
+          </w:p>
+        </w:tc>
+        <w:tc>
+          <w:tcPr>
+            <w:tcW w:type="dxa" w:w="480"/>
+          </w:tcPr>
+          <w:p>
+            <w:r>
+              <w:rPr>
+                <w:sz w:val="7"/>
+              </w:rPr>
+              <w:t>12</w:t>
+            </w:r>
+          </w:p>
+        </w:tc>
+        <w:tc>
+          <w:tcPr>
+            <w:tcW w:type="dxa" w:w="480"/>
+          </w:tcPr>
+          <w:p>
+            <w:r>
+              <w:rPr>
+                <w:sz w:val="7"/>
+              </w:rPr>
+              <w:t>T16,T17,T35</w:t>
+            </w:r>
+          </w:p>
+        </w:tc>
+        <w:tc>
+          <w:tcPr>
+            <w:tcW w:type="dxa" w:w="480"/>
+          </w:tcPr>
+          <w:p>
+            <w:r>
+              <w:rPr>
+                <w:sz w:val="7"/>
+              </w:rPr>
+              <w:t>8ab21cb406cf431e40e4c18d5b7acbbfb7355b4fc545b69d57ca5a6e319a3e6c</w:t>
+            </w:r>
+          </w:p>
+        </w:tc>
+        <w:tc>
+          <w:tcPr>
+            <w:tcW w:type="dxa" w:w="480"/>
+          </w:tcPr>
+          <w:p>
+            <w:r>
+              <w:rPr>
+                <w:sz w:val="7"/>
+              </w:rPr>
+              <w:t>6</w:t>
+            </w:r>
+          </w:p>
+        </w:tc>
+        <w:tc>
+          <w:tcPr>
+            <w:tcW w:type="dxa" w:w="480"/>
+          </w:tcPr>
+          <w:p>
+            <w:r>
+              <w:rPr>
+                <w:sz w:val="7"/>
+              </w:rPr>
+              <w:t>0</w:t>
+            </w:r>
+          </w:p>
+        </w:tc>
+        <w:tc>
+          <w:tcPr>
+            <w:tcW w:type="dxa" w:w="480"/>
+          </w:tcPr>
+          <w:p>
+            <w:r>
+              <w:rPr>
+                <w:sz w:val="7"/>
+              </w:rPr>
+              <w:t>0</w:t>
+            </w:r>
+          </w:p>
+        </w:tc>
+        <w:tc>
+          <w:tcPr>
+            <w:tcW w:type="dxa" w:w="480"/>
+          </w:tcPr>
+          <w:p>
+            <w:r>
+              <w:rPr>
+                <w:sz w:val="7"/>
+              </w:rPr>
+              <w:t>5</w:t>
+            </w:r>
+          </w:p>
+        </w:tc>
+        <w:tc>
+          <w:tcPr>
+            <w:tcW w:type="dxa" w:w="480"/>
+          </w:tcPr>
+          <w:p>
+            <w:r>
+              <w:rPr>
+                <w:sz w:val="7"/>
+              </w:rPr>
+              <w:t>0</w:t>
+            </w:r>
+          </w:p>
+        </w:tc>
+        <w:tc>
+          <w:tcPr>
+            <w:tcW w:type="dxa" w:w="480"/>
+          </w:tcPr>
+          <w:p>
+            <w:r>
+              <w:rPr>
+                <w:sz w:val="7"/>
+              </w:rPr>
+              <w:t>0</w:t>
+            </w:r>
+          </w:p>
+        </w:tc>
+        <w:tc>
+          <w:tcPr>
+            <w:tcW w:type="dxa" w:w="480"/>
+          </w:tcPr>
+          <w:p>
+            <w:r>
+              <w:rPr>
+                <w:sz w:val="7"/>
+              </w:rPr>
+              <w:t>4</w:t>
+            </w:r>
+          </w:p>
+        </w:tc>
+        <w:tc>
+          <w:tcPr>
+            <w:tcW w:type="dxa" w:w="480"/>
+          </w:tcPr>
+          <w:p>
+            <w:r>
+              <w:rPr>
+                <w:sz w:val="7"/>
+              </w:rPr>
+              <w:t>0</w:t>
+            </w:r>
+          </w:p>
+        </w:tc>
+        <w:tc>
+          <w:tcPr>
+            <w:tcW w:type="dxa" w:w="480"/>
+          </w:tcPr>
+          <w:p>
+            <w:r>
+              <w:rPr>
+                <w:sz w:val="7"/>
+              </w:rPr>
+              <w:t>1</w:t>
+            </w:r>
+          </w:p>
+        </w:tc>
+        <w:tc>
+          <w:tcPr>
+            <w:tcW w:type="dxa" w:w="480"/>
+          </w:tcPr>
+          <w:p>
+            <w:r>
+              <w:rPr>
+                <w:sz w:val="7"/>
+              </w:rPr>
+              <w:t>5</w:t>
+            </w:r>
+          </w:p>
+        </w:tc>
+        <w:tc>
+          <w:tcPr>
+            <w:tcW w:type="dxa" w:w="480"/>
+          </w:tcPr>
+          <w:p>
+            <w:r>
+              <w:rPr>
+                <w:sz w:val="7"/>
+              </w:rPr>
+              <w:t>0</w:t>
+            </w:r>
+          </w:p>
+        </w:tc>
+        <w:tc>
+          <w:tcPr>
+            <w:tcW w:type="dxa" w:w="480"/>
+          </w:tcPr>
+          <w:p>
+            <w:r>
+              <w:rPr>
+                <w:sz w:val="7"/>
+              </w:rPr>
+              <w:t>NO</w:t>
+            </w:r>
+          </w:p>
+        </w:tc>
+        <w:tc>
+          <w:tcPr>
+            <w:tcW w:type="dxa" w:w="480"/>
+          </w:tcPr>
+          <w:p>
+            <w:r>
+              <w:rPr>
+                <w:sz w:val="7"/>
+              </w:rPr>
+              <w:t>NO</w:t>
+            </w:r>
+          </w:p>
+        </w:tc>
+        <w:tc>
+          <w:tcPr>
+            <w:tcW w:type="dxa" w:w="480"/>
+          </w:tcPr>
+          <w:p>
+            <w:r>
+              <w:rPr>
+                <w:sz w:val="7"/>
+              </w:rPr>
+              <w:t>NO</w:t>
+            </w:r>
+          </w:p>
+        </w:tc>
+        <w:tc>
+          <w:tcPr>
+            <w:tcW w:type="dxa" w:w="480"/>
+          </w:tcPr>
+          <w:p>
+            <w:r>
+              <w:rPr>
+                <w:sz w:val="7"/>
+              </w:rPr>
+              <w:t>NO</w:t>
+            </w:r>
+          </w:p>
+        </w:tc>
+        <w:tc>
+          <w:tcPr>
+            <w:tcW w:type="dxa" w:w="480"/>
+          </w:tcPr>
+          <w:p>
+            <w:r>
+              <w:rPr>
+                <w:sz w:val="7"/>
+              </w:rPr>
+              <w:t>NO_FLAG</w:t>
+            </w:r>
+          </w:p>
+        </w:tc>
+        <w:tc>
+          <w:tcPr>
+            <w:tcW w:type="dxa" w:w="480"/>
+          </w:tcPr>
+          <w:p>
+            <w:r>
+              <w:rPr>
+                <w:sz w:val="7"/>
+              </w:rPr>
+              <w:t>NO_FALSE_FLAG</w:t>
+            </w:r>
+          </w:p>
+        </w:tc>
+      </w:tr>
+      <w:tr>
+        <w:tc>
+          <w:tcPr>
+            <w:tcW w:type="dxa" w:w="480"/>
+          </w:tcPr>
+          <w:p>
+            <w:r>
+              <w:rPr>
+                <w:sz w:val="7"/>
+              </w:rPr>
+              <w:t>VIDEO-01</w:t>
+            </w:r>
+          </w:p>
+        </w:tc>
+        <w:tc>
+          <w:tcPr>
+            <w:tcW w:type="dxa" w:w="480"/>
+          </w:tcPr>
+          <w:p>
+            <w:r>
+              <w:rPr>
+                <w:sz w:val="7"/>
+              </w:rPr>
+              <w:t>ACPOS_VIDEO-01_MOTHER_BASIC_DESIGN_TECH_PURPLE_v1.0.docx</w:t>
+            </w:r>
+          </w:p>
+        </w:tc>
+        <w:tc>
+          <w:tcPr>
+            <w:tcW w:type="dxa" w:w="480"/>
+          </w:tcPr>
+          <w:p>
+            <w:r>
+              <w:rPr>
+                <w:sz w:val="7"/>
+              </w:rPr>
+              <w:t>5c524d869b8e255b1706fbc3faa05918d0ab9524</w:t>
+            </w:r>
+          </w:p>
+        </w:tc>
+        <w:tc>
+          <w:tcPr>
+            <w:tcW w:type="dxa" w:w="480"/>
+          </w:tcPr>
+          <w:p>
+            <w:r>
+              <w:rPr>
+                <w:sz w:val="7"/>
+              </w:rPr>
+              <w:t>85</w:t>
+            </w:r>
+          </w:p>
+        </w:tc>
+        <w:tc>
+          <w:tcPr>
+            <w:tcW w:type="dxa" w:w="480"/>
+          </w:tcPr>
+          <w:p>
+            <w:r>
+              <w:rPr>
+                <w:sz w:val="7"/>
+              </w:rPr>
+              <w:t>T9,T24</w:t>
+            </w:r>
+          </w:p>
+        </w:tc>
+        <w:tc>
+          <w:tcPr>
+            <w:tcW w:type="dxa" w:w="480"/>
+          </w:tcPr>
+          <w:p>
+            <w:r>
+              <w:rPr>
+                <w:sz w:val="7"/>
+              </w:rPr>
+              <w:t>b95f808d0f282da3ff37f296ad5c8a25f9f0347b8d2893f9faa96924694ea3f0</w:t>
+            </w:r>
+          </w:p>
+        </w:tc>
+        <w:tc>
+          <w:tcPr>
+            <w:tcW w:type="dxa" w:w="480"/>
+          </w:tcPr>
+          <w:p>
+            <w:r>
+              <w:rPr>
+                <w:sz w:val="7"/>
+              </w:rPr>
+              <w:t>10</w:t>
+            </w:r>
+          </w:p>
+        </w:tc>
+        <w:tc>
+          <w:tcPr>
+            <w:tcW w:type="dxa" w:w="480"/>
+          </w:tcPr>
+          <w:p>
+            <w:r>
+              <w:rPr>
+                <w:sz w:val="7"/>
+              </w:rPr>
+              <w:t>0</w:t>
+            </w:r>
+          </w:p>
+        </w:tc>
+        <w:tc>
+          <w:tcPr>
+            <w:tcW w:type="dxa" w:w="480"/>
+          </w:tcPr>
+          <w:p>
+            <w:r>
+              <w:rPr>
+                <w:sz w:val="7"/>
+              </w:rPr>
+              <w:t>0</w:t>
+            </w:r>
+          </w:p>
+        </w:tc>
+        <w:tc>
+          <w:tcPr>
+            <w:tcW w:type="dxa" w:w="480"/>
+          </w:tcPr>
+          <w:p>
+            <w:r>
+              <w:rPr>
+                <w:sz w:val="7"/>
+              </w:rPr>
+              <w:t>75</w:t>
+            </w:r>
+          </w:p>
+        </w:tc>
+        <w:tc>
+          <w:tcPr>
+            <w:tcW w:type="dxa" w:w="480"/>
+          </w:tcPr>
+          <w:p>
+            <w:r>
+              <w:rPr>
+                <w:sz w:val="7"/>
+              </w:rPr>
+              <w:t>0</w:t>
+            </w:r>
+          </w:p>
+        </w:tc>
+        <w:tc>
+          <w:tcPr>
+            <w:tcW w:type="dxa" w:w="480"/>
+          </w:tcPr>
+          <w:p>
+            <w:r>
+              <w:rPr>
+                <w:sz w:val="7"/>
+              </w:rPr>
+              <w:t>0</w:t>
+            </w:r>
+          </w:p>
+        </w:tc>
+        <w:tc>
+          <w:tcPr>
+            <w:tcW w:type="dxa" w:w="480"/>
+          </w:tcPr>
+          <w:p>
+            <w:r>
+              <w:rPr>
+                <w:sz w:val="7"/>
+              </w:rPr>
+              <w:t>0</w:t>
+            </w:r>
+          </w:p>
+        </w:tc>
+        <w:tc>
+          <w:tcPr>
+            <w:tcW w:type="dxa" w:w="480"/>
+          </w:tcPr>
+          <w:p>
+            <w:r>
+              <w:rPr>
+                <w:sz w:val="7"/>
+              </w:rPr>
+              <w:t>0</w:t>
+            </w:r>
+          </w:p>
+        </w:tc>
+        <w:tc>
+          <w:tcPr>
+            <w:tcW w:type="dxa" w:w="480"/>
+          </w:tcPr>
+          <w:p>
+            <w:r>
+              <w:rPr>
+                <w:sz w:val="7"/>
+              </w:rPr>
+              <w:t>7</w:t>
+            </w:r>
+          </w:p>
+        </w:tc>
+        <w:tc>
+          <w:tcPr>
+            <w:tcW w:type="dxa" w:w="480"/>
+          </w:tcPr>
+          <w:p>
+            <w:r>
+              <w:rPr>
+                <w:sz w:val="7"/>
+              </w:rPr>
+              <w:t>0</w:t>
+            </w:r>
+          </w:p>
+        </w:tc>
+        <w:tc>
+          <w:tcPr>
+            <w:tcW w:type="dxa" w:w="480"/>
+          </w:tcPr>
+          <w:p>
+            <w:r>
+              <w:rPr>
+                <w:sz w:val="7"/>
+              </w:rPr>
+              <w:t>0</w:t>
+            </w:r>
+          </w:p>
+        </w:tc>
+        <w:tc>
+          <w:tcPr>
+            <w:tcW w:type="dxa" w:w="480"/>
+          </w:tcPr>
+          <w:p>
+            <w:r>
+              <w:rPr>
+                <w:sz w:val="7"/>
+              </w:rPr>
+              <w:t>NO</w:t>
+            </w:r>
+          </w:p>
+        </w:tc>
+        <w:tc>
+          <w:tcPr>
+            <w:tcW w:type="dxa" w:w="480"/>
+          </w:tcPr>
+          <w:p>
+            <w:r>
+              <w:rPr>
+                <w:sz w:val="7"/>
+              </w:rPr>
+              <w:t>NO</w:t>
+            </w:r>
+          </w:p>
+        </w:tc>
+        <w:tc>
+          <w:tcPr>
+            <w:tcW w:type="dxa" w:w="480"/>
+          </w:tcPr>
+          <w:p>
+            <w:r>
+              <w:rPr>
+                <w:sz w:val="7"/>
+              </w:rPr>
+              <w:t>NO</w:t>
+            </w:r>
+          </w:p>
+        </w:tc>
+        <w:tc>
+          <w:tcPr>
+            <w:tcW w:type="dxa" w:w="480"/>
+          </w:tcPr>
+          <w:p>
+            <w:r>
+              <w:rPr>
+                <w:sz w:val="7"/>
+              </w:rPr>
+              <w:t>NO</w:t>
+            </w:r>
+          </w:p>
+        </w:tc>
+        <w:tc>
+          <w:tcPr>
+            <w:tcW w:type="dxa" w:w="480"/>
+          </w:tcPr>
+          <w:p>
+            <w:r>
+              <w:rPr>
+                <w:sz w:val="7"/>
+              </w:rPr>
+              <w:t>HUMAN_REVIEW</w:t>
+            </w:r>
+          </w:p>
+        </w:tc>
+        <w:tc>
+          <w:tcPr>
+            <w:tcW w:type="dxa" w:w="480"/>
+          </w:tcPr>
+          <w:p>
+            <w:r>
+              <w:rPr>
+                <w:sz w:val="7"/>
+              </w:rPr>
+              <w:t>FALSE</w:t>
+            </w:r>
+          </w:p>
+        </w:tc>
+      </w:tr>
+      <w:tr>
+        <w:tc>
+          <w:tcPr>
+            <w:tcW w:type="dxa" w:w="480"/>
+          </w:tcPr>
+          <w:p>
+            <w:r>
+              <w:rPr>
+                <w:sz w:val="7"/>
+              </w:rPr>
+              <w:t>WB-01</w:t>
+            </w:r>
+          </w:p>
+        </w:tc>
+        <w:tc>
+          <w:tcPr>
+            <w:tcW w:type="dxa" w:w="480"/>
+          </w:tcPr>
+          <w:p>
+            <w:r>
+              <w:rPr>
+                <w:sz w:val="7"/>
+              </w:rPr>
+              <w:t>ACPOS_WB-01_MOTHER_BASIC_DESIGN_TECH_PURPLE_v1.0.docx</w:t>
+            </w:r>
+          </w:p>
+        </w:tc>
+        <w:tc>
+          <w:tcPr>
+            <w:tcW w:type="dxa" w:w="480"/>
+          </w:tcPr>
+          <w:p>
+            <w:r>
+              <w:rPr>
+                <w:sz w:val="7"/>
+              </w:rPr>
+              <w:t>d262022d97d3138dae98b0c45c59bd859f3600fd</w:t>
+            </w:r>
+          </w:p>
+        </w:tc>
+        <w:tc>
+          <w:tcPr>
+            <w:tcW w:type="dxa" w:w="480"/>
+          </w:tcPr>
+          <w:p>
+            <w:r>
+              <w:rPr>
+                <w:sz w:val="7"/>
+              </w:rPr>
+              <w:t>28</w:t>
+            </w:r>
+          </w:p>
+        </w:tc>
+        <w:tc>
+          <w:tcPr>
+            <w:tcW w:type="dxa" w:w="480"/>
+          </w:tcPr>
+          <w:p>
+            <w:r>
+              <w:rPr>
+                <w:sz w:val="7"/>
+              </w:rPr>
+              <w:t>T15,T26</w:t>
+            </w:r>
+          </w:p>
+        </w:tc>
+        <w:tc>
+          <w:tcPr>
+            <w:tcW w:type="dxa" w:w="480"/>
+          </w:tcPr>
+          <w:p>
+            <w:r>
+              <w:rPr>
+                <w:sz w:val="7"/>
+              </w:rPr>
+              <w:t>39ef323e53551b9554f6e5e111c220df3fb5ee83a30db97235a6f2a06cbc37e5</w:t>
+            </w:r>
+          </w:p>
+        </w:tc>
+        <w:tc>
+          <w:tcPr>
+            <w:tcW w:type="dxa" w:w="480"/>
+          </w:tcPr>
+          <w:p>
+            <w:r>
+              <w:rPr>
+                <w:sz w:val="7"/>
+              </w:rPr>
+              <w:t>0</w:t>
+            </w:r>
+          </w:p>
+        </w:tc>
+        <w:tc>
+          <w:tcPr>
+            <w:tcW w:type="dxa" w:w="480"/>
+          </w:tcPr>
+          <w:p>
+            <w:r>
+              <w:rPr>
+                <w:sz w:val="7"/>
+              </w:rPr>
+              <w:t>0</w:t>
+            </w:r>
+          </w:p>
+        </w:tc>
+        <w:tc>
+          <w:tcPr>
+            <w:tcW w:type="dxa" w:w="480"/>
+          </w:tcPr>
+          <w:p>
+            <w:r>
+              <w:rPr>
+                <w:sz w:val="7"/>
+              </w:rPr>
+              <w:t>0</w:t>
+            </w:r>
+          </w:p>
+        </w:tc>
+        <w:tc>
+          <w:tcPr>
+            <w:tcW w:type="dxa" w:w="480"/>
+          </w:tcPr>
+          <w:p>
+            <w:r>
+              <w:rPr>
+                <w:sz w:val="7"/>
+              </w:rPr>
+              <w:t>0</w:t>
+            </w:r>
+          </w:p>
+        </w:tc>
+        <w:tc>
+          <w:tcPr>
+            <w:tcW w:type="dxa" w:w="480"/>
+          </w:tcPr>
+          <w:p>
+            <w:r>
+              <w:rPr>
+                <w:sz w:val="7"/>
+              </w:rPr>
+              <w:t>14</w:t>
+            </w:r>
+          </w:p>
+        </w:tc>
+        <w:tc>
+          <w:tcPr>
+            <w:tcW w:type="dxa" w:w="480"/>
+          </w:tcPr>
+          <w:p>
+            <w:r>
+              <w:rPr>
+                <w:sz w:val="7"/>
+              </w:rPr>
+              <w:t>28</w:t>
+            </w:r>
+          </w:p>
+        </w:tc>
+        <w:tc>
+          <w:tcPr>
+            <w:tcW w:type="dxa" w:w="480"/>
+          </w:tcPr>
+          <w:p>
+            <w:r>
+              <w:rPr>
+                <w:sz w:val="7"/>
+              </w:rPr>
+              <w:t>14</w:t>
+            </w:r>
+          </w:p>
+        </w:tc>
+        <w:tc>
+          <w:tcPr>
+            <w:tcW w:type="dxa" w:w="480"/>
+          </w:tcPr>
+          <w:p>
+            <w:r>
+              <w:rPr>
+                <w:sz w:val="7"/>
+              </w:rPr>
+              <w:t>0</w:t>
+            </w:r>
+          </w:p>
+        </w:tc>
+        <w:tc>
+          <w:tcPr>
+            <w:tcW w:type="dxa" w:w="480"/>
+          </w:tcPr>
+          <w:p>
+            <w:r>
+              <w:rPr>
+                <w:sz w:val="7"/>
+              </w:rPr>
+              <w:t>0</w:t>
+            </w:r>
+          </w:p>
+        </w:tc>
+        <w:tc>
+          <w:tcPr>
+            <w:tcW w:type="dxa" w:w="480"/>
+          </w:tcPr>
+          <w:p>
+            <w:r>
+              <w:rPr>
+                <w:sz w:val="7"/>
+              </w:rPr>
+              <w:t>0</w:t>
+            </w:r>
+          </w:p>
+        </w:tc>
+        <w:tc>
+          <w:tcPr>
+            <w:tcW w:type="dxa" w:w="480"/>
+          </w:tcPr>
+          <w:p>
+            <w:r>
+              <w:rPr>
+                <w:sz w:val="7"/>
+              </w:rPr>
+              <w:t>0</w:t>
+            </w:r>
+          </w:p>
+        </w:tc>
+        <w:tc>
+          <w:tcPr>
+            <w:tcW w:type="dxa" w:w="480"/>
+          </w:tcPr>
+          <w:p>
+            <w:r>
+              <w:rPr>
+                <w:sz w:val="7"/>
+              </w:rPr>
+              <w:t>NO</w:t>
+            </w:r>
+          </w:p>
+        </w:tc>
+        <w:tc>
+          <w:tcPr>
+            <w:tcW w:type="dxa" w:w="480"/>
+          </w:tcPr>
+          <w:p>
+            <w:r>
+              <w:rPr>
+                <w:sz w:val="7"/>
+              </w:rPr>
+              <w:t>NO</w:t>
+            </w:r>
+          </w:p>
+        </w:tc>
+        <w:tc>
+          <w:tcPr>
+            <w:tcW w:type="dxa" w:w="480"/>
+          </w:tcPr>
+          <w:p>
+            <w:r>
+              <w:rPr>
+                <w:sz w:val="7"/>
+              </w:rPr>
+              <w:t>NO</w:t>
+            </w:r>
+          </w:p>
+        </w:tc>
+        <w:tc>
+          <w:tcPr>
+            <w:tcW w:type="dxa" w:w="480"/>
+          </w:tcPr>
+          <w:p>
+            <w:r>
+              <w:rPr>
+                <w:sz w:val="7"/>
+              </w:rPr>
+              <w:t>NO</w:t>
+            </w:r>
+          </w:p>
+        </w:tc>
+        <w:tc>
+          <w:tcPr>
+            <w:tcW w:type="dxa" w:w="480"/>
+          </w:tcPr>
+          <w:p>
+            <w:r>
+              <w:rPr>
+                <w:sz w:val="7"/>
+              </w:rPr>
+              <w:t>HUMAN_REVIEW</w:t>
+            </w:r>
+          </w:p>
+        </w:tc>
+        <w:tc>
+          <w:tcPr>
+            <w:tcW w:type="dxa" w:w="480"/>
+          </w:tcPr>
+          <w:p>
+            <w:r>
+              <w:rPr>
+                <w:sz w:val="7"/>
+              </w:rPr>
+              <w:t>FALSE</w:t>
+            </w:r>
+          </w:p>
+        </w:tc>
+      </w:tr>
+      <w:tr>
+        <w:tc>
+          <w:tcPr>
+            <w:tcW w:type="dxa" w:w="480"/>
+          </w:tcPr>
+          <w:p>
+            <w:r>
+              <w:rPr>
+                <w:sz w:val="7"/>
+              </w:rPr>
+              <w:t>ADMIN-STR-01</w:t>
+            </w:r>
+          </w:p>
+        </w:tc>
+        <w:tc>
+          <w:tcPr>
+            <w:tcW w:type="dxa" w:w="480"/>
+          </w:tcPr>
+          <w:p>
+            <w:r>
+              <w:rPr>
+                <w:sz w:val="7"/>
+              </w:rPr>
+              <w:t>ACPOS_admin_STR-01_戰略中心後台_Mother_Basic_Design_OPTIMIZED.docx</w:t>
+            </w:r>
+          </w:p>
+        </w:tc>
+        <w:tc>
+          <w:tcPr>
+            <w:tcW w:type="dxa" w:w="480"/>
+          </w:tcPr>
+          <w:p>
+            <w:r>
+              <w:rPr>
+                <w:sz w:val="7"/>
+              </w:rPr>
+              <w:t>b1102528b53aa1a9230f610ac386fd208df0a916</w:t>
+            </w:r>
+          </w:p>
+        </w:tc>
+        <w:tc>
+          <w:tcPr>
+            <w:tcW w:type="dxa" w:w="480"/>
+          </w:tcPr>
+          <w:p>
+            <w:r>
+              <w:rPr>
+                <w:sz w:val="7"/>
+              </w:rPr>
+              <w:t>19</w:t>
+            </w:r>
+          </w:p>
+        </w:tc>
+        <w:tc>
+          <w:tcPr>
+            <w:tcW w:type="dxa" w:w="480"/>
+          </w:tcPr>
+          <w:p>
+            <w:r>
+              <w:rPr>
+                <w:sz w:val="7"/>
+              </w:rPr>
+              <w:t>T22,T24</w:t>
+            </w:r>
+          </w:p>
+        </w:tc>
+        <w:tc>
+          <w:tcPr>
+            <w:tcW w:type="dxa" w:w="480"/>
+          </w:tcPr>
+          <w:p>
+            <w:r>
+              <w:rPr>
+                <w:sz w:val="7"/>
+              </w:rPr>
+              <w:t>6362989444ce993f15fbe740dba0ad3398f7e81ff0eaea76fb31f45607bc7d0c</w:t>
+            </w:r>
+          </w:p>
+        </w:tc>
+        <w:tc>
+          <w:tcPr>
+            <w:tcW w:type="dxa" w:w="480"/>
+          </w:tcPr>
+          <w:p>
+            <w:r>
+              <w:rPr>
+                <w:sz w:val="7"/>
+              </w:rPr>
+              <w:t>13</w:t>
+            </w:r>
+          </w:p>
+        </w:tc>
+        <w:tc>
+          <w:tcPr>
+            <w:tcW w:type="dxa" w:w="480"/>
+          </w:tcPr>
+          <w:p>
+            <w:r>
+              <w:rPr>
+                <w:sz w:val="7"/>
+              </w:rPr>
+              <w:t>6</w:t>
+            </w:r>
+          </w:p>
+        </w:tc>
+        <w:tc>
+          <w:tcPr>
+            <w:tcW w:type="dxa" w:w="480"/>
+          </w:tcPr>
+          <w:p>
+            <w:r>
+              <w:rPr>
+                <w:sz w:val="7"/>
+              </w:rPr>
+              <w:t>0</w:t>
+            </w:r>
+          </w:p>
+        </w:tc>
+        <w:tc>
+          <w:tcPr>
+            <w:tcW w:type="dxa" w:w="480"/>
+          </w:tcPr>
+          <w:p>
+            <w:r>
+              <w:rPr>
+                <w:sz w:val="7"/>
+              </w:rPr>
+              <w:t>0</w:t>
+            </w:r>
+          </w:p>
+        </w:tc>
+        <w:tc>
+          <w:tcPr>
+            <w:tcW w:type="dxa" w:w="480"/>
+          </w:tcPr>
+          <w:p>
+            <w:r>
+              <w:rPr>
+                <w:sz w:val="7"/>
+              </w:rPr>
+              <w:t>6</w:t>
+            </w:r>
+          </w:p>
+        </w:tc>
+        <w:tc>
+          <w:tcPr>
+            <w:tcW w:type="dxa" w:w="480"/>
+          </w:tcPr>
+          <w:p>
+            <w:r>
+              <w:rPr>
+                <w:sz w:val="7"/>
+              </w:rPr>
+              <w:t>0</w:t>
+            </w:r>
+          </w:p>
+        </w:tc>
+        <w:tc>
+          <w:tcPr>
+            <w:tcW w:type="dxa" w:w="480"/>
+          </w:tcPr>
+          <w:p>
+            <w:r>
+              <w:rPr>
+                <w:sz w:val="7"/>
+              </w:rPr>
+              <w:t>0</w:t>
+            </w:r>
+          </w:p>
+        </w:tc>
+        <w:tc>
+          <w:tcPr>
+            <w:tcW w:type="dxa" w:w="480"/>
+          </w:tcPr>
+          <w:p>
+            <w:r>
+              <w:rPr>
+                <w:sz w:val="7"/>
+              </w:rPr>
+              <w:t>0</w:t>
+            </w:r>
+          </w:p>
+        </w:tc>
+        <w:tc>
+          <w:tcPr>
+            <w:tcW w:type="dxa" w:w="480"/>
+          </w:tcPr>
+          <w:p>
+            <w:r>
+              <w:rPr>
+                <w:sz w:val="7"/>
+              </w:rPr>
+              <w:t>0</w:t>
+            </w:r>
+          </w:p>
+        </w:tc>
+        <w:tc>
+          <w:tcPr>
+            <w:tcW w:type="dxa" w:w="480"/>
+          </w:tcPr>
+          <w:p>
+            <w:r>
+              <w:rPr>
+                <w:sz w:val="7"/>
+              </w:rPr>
+              <w:t>4</w:t>
+            </w:r>
+          </w:p>
+        </w:tc>
+        <w:tc>
+          <w:tcPr>
+            <w:tcW w:type="dxa" w:w="480"/>
+          </w:tcPr>
+          <w:p>
+            <w:r>
+              <w:rPr>
+                <w:sz w:val="7"/>
+              </w:rPr>
+              <w:t>0</w:t>
+            </w:r>
+          </w:p>
+        </w:tc>
+        <w:tc>
+          <w:tcPr>
+            <w:tcW w:type="dxa" w:w="480"/>
+          </w:tcPr>
+          <w:p>
+            <w:r>
+              <w:rPr>
+                <w:sz w:val="7"/>
+              </w:rPr>
+              <w:t>NO</w:t>
+            </w:r>
+          </w:p>
+        </w:tc>
+        <w:tc>
+          <w:tcPr>
+            <w:tcW w:type="dxa" w:w="480"/>
+          </w:tcPr>
+          <w:p>
+            <w:r>
+              <w:rPr>
+                <w:sz w:val="7"/>
+              </w:rPr>
+              <w:t>NO</w:t>
+            </w:r>
+          </w:p>
+        </w:tc>
+        <w:tc>
+          <w:tcPr>
+            <w:tcW w:type="dxa" w:w="480"/>
+          </w:tcPr>
+          <w:p>
+            <w:r>
+              <w:rPr>
+                <w:sz w:val="7"/>
+              </w:rPr>
+              <w:t>NO</w:t>
+            </w:r>
+          </w:p>
+        </w:tc>
+        <w:tc>
+          <w:tcPr>
+            <w:tcW w:type="dxa" w:w="480"/>
+          </w:tcPr>
+          <w:p>
+            <w:r>
+              <w:rPr>
+                <w:sz w:val="7"/>
+              </w:rPr>
+              <w:t>NO</w:t>
+            </w:r>
+          </w:p>
+        </w:tc>
+        <w:tc>
+          <w:tcPr>
+            <w:tcW w:type="dxa" w:w="480"/>
+          </w:tcPr>
+          <w:p>
+            <w:r>
+              <w:rPr>
+                <w:sz w:val="7"/>
+              </w:rPr>
+              <w:t>NO_FLAG</w:t>
+            </w:r>
+          </w:p>
+        </w:tc>
+        <w:tc>
+          <w:tcPr>
+            <w:tcW w:type="dxa" w:w="480"/>
+          </w:tcPr>
+          <w:p>
+            <w:r>
+              <w:rPr>
+                <w:sz w:val="7"/>
+              </w:rPr>
+              <w:t>NO_FALSE_FLAG</w:t>
+            </w:r>
+          </w:p>
+        </w:tc>
+      </w:tr>
+    </w:tbl>
+    <w:p>
+      <w:pPr>
+        <w:pStyle w:val="Heading2"/>
+      </w:pPr>
+      <w:r>
+        <w:t>Fresh Denominator Totals / Next Remediation Boundary</w:t>
+      </w:r>
+    </w:p>
+    <w:tbl>
+      <w:tblPr>
+        <w:tblStyle w:val="TableGrid"/>
+        <w:tblW w:type="auto" w:w="0"/>
+        <w:tblLook w:firstColumn="1" w:firstRow="1" w:lastColumn="0" w:lastRow="0" w:noHBand="0" w:noVBand="1" w:val="04A0"/>
+      </w:tblPr>
+      <w:tblGrid>
+        <w:gridCol w:w="3682"/>
+        <w:gridCol w:w="3682"/>
+        <w:gridCol w:w="3682"/>
+      </w:tblGrid>
+      <w:tr>
+        <w:trPr>
+          <w:tblHeader w:val="true"/>
+        </w:trPr>
+        <w:tc>
+          <w:tcPr>
+            <w:tcW w:type="dxa" w:w="3682"/>
+            <w:shd w:fill="EDE9FE"/>
+          </w:tcPr>
+          <w:p>
+            <w:r>
+              <w:rPr>
+                <w:sz w:val="10"/>
+              </w:rPr>
+              <w:t>Metric</w:t>
+            </w:r>
+          </w:p>
+        </w:tc>
+        <w:tc>
+          <w:tcPr>
+            <w:tcW w:type="dxa" w:w="3682"/>
+            <w:shd w:fill="EDE9FE"/>
+          </w:tcPr>
+          <w:p>
+            <w:r>
+              <w:rPr>
+                <w:sz w:val="10"/>
+              </w:rPr>
+              <w:t>Value</w:t>
+            </w:r>
+          </w:p>
+        </w:tc>
+        <w:tc>
+          <w:tcPr>
+            <w:tcW w:type="dxa" w:w="3682"/>
+            <w:shd w:fill="EDE9FE"/>
+          </w:tcPr>
+          <w:p>
+            <w:r>
+              <w:rPr>
+                <w:sz w:val="10"/>
+              </w:rPr>
+              <w:t>Interpretation</w:t>
+            </w:r>
+          </w:p>
+        </w:tc>
+      </w:tr>
+      <w:tr>
+        <w:tc>
+          <w:tcPr>
+            <w:tcW w:type="dxa" w:w="3682"/>
+          </w:tcPr>
+          <w:p>
+            <w:r>
+              <w:rPr>
+                <w:sz w:val="10"/>
+              </w:rPr>
+              <w:t>Pages</w:t>
+            </w:r>
+          </w:p>
+        </w:tc>
+        <w:tc>
+          <w:tcPr>
+            <w:tcW w:type="dxa" w:w="3682"/>
+          </w:tcPr>
+          <w:p>
+            <w:r>
+              <w:rPr>
+                <w:sz w:val="10"/>
+              </w:rPr>
+              <w:t>18</w:t>
+            </w:r>
+          </w:p>
+        </w:tc>
+        <w:tc>
+          <w:tcPr>
+            <w:tcW w:type="dxa" w:w="3682"/>
+          </w:tcPr>
+          <w:p>
+            <w:r>
+              <w:rPr>
+                <w:sz w:val="10"/>
+              </w:rPr>
+              <w:t>Fixed by current physical page package for this snapshot; future runs must re-resolve.</w:t>
+            </w:r>
+          </w:p>
+        </w:tc>
+      </w:tr>
+      <w:tr>
+        <w:tc>
+          <w:tcPr>
+            <w:tcW w:type="dxa" w:w="3682"/>
+          </w:tcPr>
+          <w:p>
+            <w:r>
+              <w:rPr>
+                <w:sz w:val="10"/>
+              </w:rPr>
+              <w:t>Unique Control UIDs</w:t>
+            </w:r>
+          </w:p>
+        </w:tc>
+        <w:tc>
+          <w:tcPr>
+            <w:tcW w:type="dxa" w:w="3682"/>
+          </w:tcPr>
+          <w:p>
+            <w:r>
+              <w:rPr>
+                <w:sz w:val="10"/>
+              </w:rPr>
+              <w:t>899</w:t>
+            </w:r>
+          </w:p>
+        </w:tc>
+        <w:tc>
+          <w:tcPr>
+            <w:tcW w:type="dxa" w:w="3682"/>
+          </w:tcPr>
+          <w:p>
+            <w:r>
+              <w:rPr>
+                <w:sz w:val="10"/>
+              </w:rPr>
+              <w:t>Current source-grounded control denominator from explicit Control UID tables.</w:t>
+            </w:r>
+          </w:p>
+        </w:tc>
+      </w:tr>
+      <w:tr>
+        <w:tc>
+          <w:tcPr>
+            <w:tcW w:type="dxa" w:w="3682"/>
+          </w:tcPr>
+          <w:p>
+            <w:r>
+              <w:rPr>
+                <w:sz w:val="10"/>
+              </w:rPr>
+              <w:t>Effectful-like rows</w:t>
+            </w:r>
+          </w:p>
+        </w:tc>
+        <w:tc>
+          <w:tcPr>
+            <w:tcW w:type="dxa" w:w="3682"/>
+          </w:tcPr>
+          <w:p>
+            <w:r>
+              <w:rPr>
+                <w:sz w:val="10"/>
+              </w:rPr>
+              <w:t>199</w:t>
+            </w:r>
+          </w:p>
+        </w:tc>
+        <w:tc>
+          <w:tcPr>
+            <w:tcW w:type="dxa" w:w="3682"/>
+          </w:tcPr>
+          <w:p>
+            <w:r>
+              <w:rPr>
+                <w:sz w:val="10"/>
+              </w:rPr>
+              <w:t>Rows requiring runtime/owner truth or an explicit owner-orchestrated boundary.</w:t>
+            </w:r>
+          </w:p>
+        </w:tc>
+      </w:tr>
+      <w:tr>
+        <w:tc>
+          <w:tcPr>
+            <w:tcW w:type="dxa" w:w="3682"/>
+          </w:tcPr>
+          <w:p>
+            <w:r>
+              <w:rPr>
+                <w:sz w:val="10"/>
+              </w:rPr>
+              <w:t>Runtime blocked / not executed rows</w:t>
+            </w:r>
+          </w:p>
+        </w:tc>
+        <w:tc>
+          <w:tcPr>
+            <w:tcW w:type="dxa" w:w="3682"/>
+          </w:tcPr>
+          <w:p>
+            <w:r>
+              <w:rPr>
+                <w:sz w:val="10"/>
+              </w:rPr>
+              <w:t>26</w:t>
+            </w:r>
+          </w:p>
+        </w:tc>
+        <w:tc>
+          <w:tcPr>
+            <w:tcW w:type="dxa" w:w="3682"/>
+          </w:tcPr>
+          <w:p>
+            <w:r>
+              <w:rPr>
+                <w:sz w:val="10"/>
+              </w:rPr>
+              <w:t>Must remain blocked until fresh implementation evidence closes them.</w:t>
+            </w:r>
+          </w:p>
+        </w:tc>
+      </w:tr>
+      <w:tr>
+        <w:tc>
+          <w:tcPr>
+            <w:tcW w:type="dxa" w:w="3682"/>
+          </w:tcPr>
+          <w:p>
+            <w:r>
+              <w:rPr>
+                <w:sz w:val="10"/>
+              </w:rPr>
+              <w:t>Owner-orchestrated no-public-route rows</w:t>
+            </w:r>
+          </w:p>
+        </w:tc>
+        <w:tc>
+          <w:tcPr>
+            <w:tcW w:type="dxa" w:w="3682"/>
+          </w:tcPr>
+          <w:p>
+            <w:r>
+              <w:rPr>
+                <w:sz w:val="10"/>
+              </w:rPr>
+              <w:t>10</w:t>
+            </w:r>
+          </w:p>
+        </w:tc>
+        <w:tc>
+          <w:tcPr>
+            <w:tcW w:type="dxa" w:w="3682"/>
+          </w:tcPr>
+          <w:p>
+            <w:r>
+              <w:rPr>
+                <w:sz w:val="10"/>
+              </w:rPr>
+              <w:t>Valid only with exact owner/local-command contract; no invented public API.</w:t>
+            </w:r>
+          </w:p>
+        </w:tc>
+      </w:tr>
+      <w:tr>
+        <w:tc>
+          <w:tcPr>
+            <w:tcW w:type="dxa" w:w="3682"/>
+          </w:tcPr>
+          <w:p>
+            <w:r>
+              <w:rPr>
+                <w:sz w:val="10"/>
+              </w:rPr>
+              <w:t>Raw missing Action</w:t>
+            </w:r>
+          </w:p>
+        </w:tc>
+        <w:tc>
+          <w:tcPr>
+            <w:tcW w:type="dxa" w:w="3682"/>
+          </w:tcPr>
+          <w:p>
+            <w:r>
+              <w:rPr>
+                <w:sz w:val="10"/>
+              </w:rPr>
+              <w:t>78</w:t>
+            </w:r>
+          </w:p>
+        </w:tc>
+        <w:tc>
+          <w:tcPr>
+            <w:tcW w:type="dxa" w:w="3682"/>
+          </w:tcPr>
+          <w:p>
+            <w:r>
+              <w:rPr>
+                <w:sz w:val="10"/>
+              </w:rPr>
+              <w:t>Classify against control type; do not auto-fill.</w:t>
+            </w:r>
+          </w:p>
+        </w:tc>
+      </w:tr>
+      <w:tr>
+        <w:tc>
+          <w:tcPr>
+            <w:tcW w:type="dxa" w:w="3682"/>
+          </w:tcPr>
+          <w:p>
+            <w:r>
+              <w:rPr>
+                <w:sz w:val="10"/>
+              </w:rPr>
+              <w:t>Raw missing Gate</w:t>
+            </w:r>
+          </w:p>
+        </w:tc>
+        <w:tc>
+          <w:tcPr>
+            <w:tcW w:type="dxa" w:w="3682"/>
+          </w:tcPr>
+          <w:p>
+            <w:r>
+              <w:rPr>
+                <w:sz w:val="10"/>
+              </w:rPr>
+              <w:t>23</w:t>
+            </w:r>
+          </w:p>
+        </w:tc>
+        <w:tc>
+          <w:tcPr>
+            <w:tcW w:type="dxa" w:w="3682"/>
+          </w:tcPr>
+          <w:p>
+            <w:r>
+              <w:rPr>
+                <w:sz w:val="10"/>
+              </w:rPr>
+              <w:t>Classify against control type; do not auto-fill.</w:t>
+            </w:r>
+          </w:p>
+        </w:tc>
+      </w:tr>
+      <w:tr>
+        <w:tc>
+          <w:tcPr>
+            <w:tcW w:type="dxa" w:w="3682"/>
+          </w:tcPr>
+          <w:p>
+            <w:r>
+              <w:rPr>
+                <w:sz w:val="10"/>
+              </w:rPr>
+              <w:t>Raw missing Permission</w:t>
+            </w:r>
+          </w:p>
+        </w:tc>
+        <w:tc>
+          <w:tcPr>
+            <w:tcW w:type="dxa" w:w="3682"/>
+          </w:tcPr>
+          <w:p>
+            <w:r>
+              <w:rPr>
+                <w:sz w:val="10"/>
+              </w:rPr>
+              <w:t>7</w:t>
+            </w:r>
+          </w:p>
+        </w:tc>
+        <w:tc>
+          <w:tcPr>
+            <w:tcW w:type="dxa" w:w="3682"/>
+          </w:tcPr>
+          <w:p>
+            <w:r>
+              <w:rPr>
+                <w:sz w:val="10"/>
+              </w:rPr>
+              <w:t>Classify against control type; do not auto-fill.</w:t>
+            </w:r>
+          </w:p>
+        </w:tc>
+      </w:tr>
+      <w:tr>
+        <w:tc>
+          <w:tcPr>
+            <w:tcW w:type="dxa" w:w="3682"/>
+          </w:tcPr>
+          <w:p>
+            <w:r>
+              <w:rPr>
+                <w:sz w:val="10"/>
+              </w:rPr>
+              <w:t>Raw missing Operation*</w:t>
+            </w:r>
+          </w:p>
+        </w:tc>
+        <w:tc>
+          <w:tcPr>
+            <w:tcW w:type="dxa" w:w="3682"/>
+          </w:tcPr>
+          <w:p>
+            <w:r>
+              <w:rPr>
+                <w:sz w:val="10"/>
+              </w:rPr>
+              <w:t>125</w:t>
+            </w:r>
+          </w:p>
+        </w:tc>
+        <w:tc>
+          <w:tcPr>
+            <w:tcW w:type="dxa" w:w="3682"/>
+          </w:tcPr>
+          <w:p>
+            <w:r>
+              <w:rPr>
+                <w:sz w:val="10"/>
+              </w:rPr>
+              <w:t>*Excludes UI_LOCAL_EXACT, READ_EXACT and owner-orchestrated no-public-route rows from missing-operation count.</w:t>
+            </w:r>
+          </w:p>
+        </w:tc>
+      </w:tr>
+      <w:tr>
+        <w:tc>
+          <w:tcPr>
+            <w:tcW w:type="dxa" w:w="3682"/>
+          </w:tcPr>
+          <w:p>
+            <w:r>
+              <w:rPr>
+                <w:sz w:val="10"/>
+              </w:rPr>
+              <w:t>Raw missing Runtime Owner*</w:t>
+            </w:r>
+          </w:p>
+        </w:tc>
+        <w:tc>
+          <w:tcPr>
+            <w:tcW w:type="dxa" w:w="3682"/>
+          </w:tcPr>
+          <w:p>
+            <w:r>
+              <w:rPr>
+                <w:sz w:val="10"/>
+              </w:rPr>
+              <w:t>39</w:t>
+            </w:r>
+          </w:p>
+        </w:tc>
+        <w:tc>
+          <w:tcPr>
+            <w:tcW w:type="dxa" w:w="3682"/>
+          </w:tcPr>
+          <w:p>
+            <w:r>
+              <w:rPr>
+                <w:sz w:val="10"/>
+              </w:rPr>
+              <w:t>*Only effectful/owner-orchestrated/blocked-like rows counted.</w:t>
+            </w:r>
+          </w:p>
+        </w:tc>
+      </w:tr>
+      <w:tr>
+        <w:tc>
+          <w:tcPr>
+            <w:tcW w:type="dxa" w:w="3682"/>
+          </w:tcPr>
+          <w:p>
+            <w:r>
+              <w:rPr>
+                <w:sz w:val="10"/>
+              </w:rPr>
+              <w:t>SOURCE_NOT_DEFINED cells</w:t>
+            </w:r>
+          </w:p>
+        </w:tc>
+        <w:tc>
+          <w:tcPr>
+            <w:tcW w:type="dxa" w:w="3682"/>
+          </w:tcPr>
+          <w:p>
+            <w:r>
+              <w:rPr>
+                <w:sz w:val="10"/>
+              </w:rPr>
+              <w:t>0</w:t>
+            </w:r>
+          </w:p>
+        </w:tc>
+        <w:tc>
+          <w:tcPr>
+            <w:tcW w:type="dxa" w:w="3682"/>
+          </w:tcPr>
+          <w:p>
+            <w:r>
+              <w:rPr>
+                <w:sz w:val="10"/>
+              </w:rPr>
+              <w:t>Must be resolved from canonical source or remain decision-required; never guessed.</w:t>
+            </w:r>
+          </w:p>
+        </w:tc>
+      </w:tr>
+      <w:tr>
+        <w:tc>
+          <w:tcPr>
+            <w:tcW w:type="dxa" w:w="3682"/>
+          </w:tcPr>
+          <w:p>
+            <w:r>
+              <w:rPr>
+                <w:sz w:val="10"/>
+              </w:rPr>
+              <w:t>Formal page-level L/S/H/TY materialization</w:t>
+            </w:r>
+          </w:p>
+        </w:tc>
+        <w:tc>
+          <w:tcPr>
+            <w:tcW w:type="dxa" w:w="3682"/>
+          </w:tcPr>
+          <w:p>
+            <w:r>
+              <w:rPr>
+                <w:sz w:val="10"/>
+              </w:rPr>
+              <w:t>See 18-page summary</w:t>
+            </w:r>
+          </w:p>
+        </w:tc>
+        <w:tc>
+          <w:tcPr>
+            <w:tcW w:type="dxa" w:w="3682"/>
+          </w:tcPr>
+          <w:p>
+            <w:r>
+              <w:rPr>
+                <w:sz w:val="10"/>
+              </w:rPr>
+              <w:t>Next batch must cross-walk verified source evidence; a generic global rule alone is not page-level exhaustive closure.</w:t>
+            </w:r>
+          </w:p>
+        </w:tc>
+      </w:tr>
+    </w:tbl>
+    <w:p>
+      <w:r>
+        <w:t>MACHINE_LEDGER_JSON={"marker":"ACPOS-20260921-BATCH-03-EXHAUSTIVE-DENOMINATOR-LEDGER-V1","pages":[{"H":"NO","L":"NO","S":"NO","TY":"NO","blob_sha":"ef610d7f6f2bcc72890f1ba563c063f737cae60e","control_registry_sha256":"bed6aacd5baed927d0e554827fccefaba3a3d4dc75aed8b0169c07bdafe1f4a9","design_frozen":"NO_FALSE_FLAG","effectful_like":14,"file":"ACPOS_AIAPI-01_AI_API管理_Mother_Basic_Design_OPTIMIZED.docx","missing_action":16,"missing_gate":0,"missing_operation":0,"missing_permission":2,"missing_runtime_owner":0,"no_public_route":0,"page_uid":"AIAPI-01","runtime_blocked":0,"source_not_defined":0,"source_tables":"T31","unique_controls":17,"visual_review":"NO_FLAG"},{"H":"NO","L":"NO","S":"NO","TY":"NO","blob_sha":"71c6c4b8b734a51db5f83b73fc76d455973b8775","control_registry_sha256":"401c53ebea713505ed2a9b4995fcbf3bbfa87745cdee76de79507dd9813dfe13","design_frozen":"NO_FALSE_FLAG","effectful_like":23,"file":"ACPOS_ASSET-01_MOTHER_BASIC_DESIGN_TECH_PURPLE_v1.0.docx","missing_action":0,"missing_gate":0,"missing_operation":18,"missing_permission":0,"missing_runtime_owner":18,"no_public_route":0,"page_uid":"ASSET-01","runtime_blocked":0,"source_not_defined":0,"source_tables":"T11,T26","unique_controls":85,"visual_review":"HUMAN_REVIEW"},{"H":"NO","L":"NO","S":"NO","TY":"NO","blob_sha":"a140edcba1d76d5d38b088ec856f6c2bd4692978","control_registry_sha256":"8640488ef9755a7b1c3ff63cdfd0b31e27a254e7fc1c4d8da2dd5878c7af3b44","design_frozen":"FALSE","effectful_like":24,"file":"ACPOS_CORE-01_MOTHER_BASIC_DESIGN_TECH_PURPLE_v1.0.docx","missing_action":0,"missing_gate":0,"missing_operation":24,"missing_permission":0,"missing_runtime_owner":0,"no_public_route":0,"page_uid":"CORE-01","runtime_blocked":0,"source_not_defined":0,"source_tables":"T11,T28","unique_controls":50,"visual_review":"HUMAN_REVIEW"},{"H":"NO","L":"NO","S":"NO","TY":"NO","blob_sha":"741bd95a20b44252725732c0158d2439364cb83e","control_registry_sha256":"8556bdde50e3a937583fb79f1a389743f1138ef21d1758567f1b56675a2c8256","design_frozen":"NO_FALSE_FLAG","effectful_like":0,"file":"ACPOS_DB-01_MOTHER_BASIC_DESIGN_TECH_PURPLE_v1.0.docx","missing_action":0,"missing_gate":0,"missing_operation":8,"missing_permission":0,"missing_runtime_owner":0,"no_public_route":0,"page_uid":"DB-01","runtime_blocked":0,"source_not_defined":0,"source_tables":"T14,T27","unique_controls":49,"visual_review":"HUMAN_REVIEW"},{"H":"NO","L":"NO","S":"NO","TY":"NO","blob_sha":"a98a7eedabcf27af1ecb7015591b2a7c85ecb8de","control_registry_sha256":"f25778325204a00c77a8d979cc07ba4f94e7b3da70e5daa9087f6bdfa6362968","design_frozen":"NO_FALSE_FLAG","effectful_like":17,"file":"ACPOS_DEV-01_企業自動開發系統_Mother_Basic_Design_OPTIMIZED.docx","missing_action":0,"missing_gate":0,"missing_operation":0,"missing_permission":5,"missing_runtime_owner":11,"no_public_route":0,"page_uid":"DEV-01","runtime_blocked":0,"source_not_defined":0,"source_tables":"T23","unique_controls":22,"visual_review":"NO_FLAG"},{"H":"NO","L":"NO","S":"NO","TY":"NO","blob_sha":"f478bbe5e80b4b26b73e131536db740724364003","control_registry_sha256":"c219aa92ea9b4b4eedece8cf0aa8cdd3ce8cebbe05f391cbd0f1eef0b6cbcba9","design_frozen":"FALSE","effectful_like":22,"file":"ACPOS_EDIT-01_MOTHER_BASIC_DESIGN_TECH_PURPLE_v1.0.docx","missing_action":21,"missing_gate":0,"missing_operation":43,"missing_permission":0,"missing_runtime_owner":0,"no_public_route":10,"page_uid":"EDIT-01","runtime_blocked":0,"source_not_defined":0,"source_tables":"T28,T33","unique_controls":160,"visual_review":"HUMAN_REVIEW"},{"H":"NO","L":"NO","S":"NO","TY":"NO","blob_sha":"87e3086adc0f705a8e13ac9c73dabb2b30cafa33","control_registry_sha256":"8b52bf8f48e4aa0c1aaca02760e443248c27be0b4055bc02daafa057392b7c3e","design_frozen":"NO_FALSE_FLAG","effectful_like":8,"file":"ACPOS_ERP-01_ERP與財務_Mother_Basic_Design_OPTIMIZED.docx","missing_action":0,"missing_gate":0,"missing_operation":20,"missing_permission":0,"missing_runtime_owner":0,"no_public_route":0,"page_uid":"ERP-01","runtime_blocked":0,"source_not_defined":0,"source_tables":"T21","unique_controls":42,"visual_review":"NO_FLAG"},{"H":"NO","L":"NO","S":"NO","TY":"NO","blob_sha":"e1845f6997cd87abf4f38a24a247a30d41cd065b","control_registry_sha256":"eb60f624cd8bce6c17fccc452a59fc18dc083e6da4a50241b592553cb60f3352","design_frozen":"NO_FALSE_FLAG","effectful_like":4,"file":"ACPOS_IAM-01_帳戶與權限_Mother_Basic_Design_OPTIMIZED.docx","missing_action":0,"missing_gate":0,"missing_operation":1,"missing_permission":0,"missing_runtime_owner":1,"no_public_route":0,"page_uid":"IAM-01","runtime_blocked":0,"source_not_defined":0,"source_tables":"T13,T33","unique_controls":14,"visual_review":"NO_FLAG"},{"H":"NO","L":"NO","S":"NO","TY":"NO","blob_sha":"9c8af306b835c49d7216824c82f420c0c4d8e5b1","control_registry_sha256":"ecb51c6a11dc46414c3b5665cb6fed480364eaa7ca814b2923f9515f18021d18","design_frozen":"NO_FALSE_FLAG","effectful_like":5,"file":"ACPOS_INFO-01_MOTHER_BASIC_DESIGN_TECH_PURPLE_v1.0.docx","missing_action":0,"missing_gate":0,"missing_operation":0,"missing_permission":0,"missing_runtime_owner":0,"no_public_route":0,"page_uid":"INFO-01","runtime_blocked":0,"source_not_defined":0,"source_tables":"T13,T27","unique_controls":66,"visual_review":"HUMAN_REVIEW"},{"H":"NO","L":"NO","S":"NO","TY":"NO","blob_sha":"e46ef542a5be7249f3b5f60ff308bdfd8e26bacb","control_registry_sha256":"9bf2aad25a5207f4a11f7e18db5861a9456477cfd2c724789b9e2a8ad64429f1","design_frozen":"NO_FALSE_FLAG","effectful_like":18,"file":"ACPOS_KB-01_知識庫_Mother_Basic_Design_OPTIMIZED.docx","missing_action":5,"missing_gate":5,"missing_operation":0,"missing_permission":0,"missing_runtime_owner":0,"no_public_route":0,"page_uid":"KB-01","runtime_blocked":18,"source_not_defined":0,"source_tables":"T29","unique_controls":27,"visual_review":"NO_FLAG"},{"H":"NO","L":"NO","S":"NO","TY":"NO","blob_sha":"dd5533f7ab0ffec491f2d6ab16c86c84cead8a7c","control_registry_sha256":"56cffe132eb5cd1bd9ac1d18f7e2f654fffebce0479954f9bdc046fdb3dc750a","design_frozen":"NO_FALSE_FLAG","effectful_like":11,"file":"ACPOS_QA-01_MOTHER_BASIC_DESIGN_TECH_PURPLE_v1.0.docx","missing_action":0,"missing_gate":0,"missing_operation":3,"missing_permission":0,"missing_runtime_owner":0,"no_public_route":0,"page_uid":"QA-01","runtime_blocked":0,"source_not_defined":0,"source_tables":"T9,T24","unique_controls":87,"visual_review":"HUMAN_REVIEW"},{"H":"NO","L":"NO","S":"NO","TY":"NO","blob_sha":"dc21e0b85a0058953d127b0f9b42c9b500fd19ba","control_registry_sha256":"20f871e38adc89f38d2637ea66a3bb876e84f1b7c8d943129ecb8a38e784110a","design_frozen":"NO_FALSE_FLAG","effectful_like":2,"file":"ACPOS_SG-02_QA審查項目名單_Mother_Basic_Design_OPTIMIZED.docx","missing_action":8,"missing_gate":0,"missing_operation":0,"missing_permission":0,"missing_runtime_owner":0,"no_public_route":0,"page_uid":"SG-02","runtime_blocked":2,"source_not_defined":0,"source_tables":"T19","unique_controls":12,"visual_review":"NO_FLAG"},{"H":"NO","L":"NO","S":"NO","TY":"NO","blob_sha":"82112c2a3759b4d5b3ebce4e1ed184198ac0d0b2","control_registry_sha256":"d6ec202647ea885135fd696504f28f533a726ad7a78cec5f9e6f206289ce0950","design_frozen":"NO_FALSE_FLAG","effectful_like":15,"file":"ACPOS_SOC-01_社群發布_Mother_Basic_Design_OPTIMIZED.docx","missing_action":0,"missing_gate":0,"missing_operation":0,"missing_permission":0,"missing_runtime_owner":0,"no_public_route":0,"page_uid":"SOC-01","runtime_blocked":0,"source_not_defined":0,"source_tables":"T20","unique_controls":67,"visual_review":"NO_FLAG"},{"H":"NO","L":"NO","S":"NO","TY":"NO","blob_sha":"2273aa79858e3a0b4bb7c9ff99cd192d54220bc4","control_registry_sha256":"a4d731dfcd2c98f1a429011e021adac78af14b32af372cf864fc390494bda9aa","design_frozen":"NO_FALSE_FLAG","effectful_like":7,"file":"ACPOS_STR-01_WORKSPACE_MOTHER_BASIC_DESIGN_TECH_PURPLE_v1.0.docx","missing_action":0,"missing_gate":0,"missing_operation":0,"missing_permission":0,"missing_runtime_owner":0,"no_public_route":0,"page_uid":"STR-01","runtime_blocked":0,"source_not_defined":0,"source_tables":"T16,T29","unique_controls":57,"visual_review":"HUMAN_REVIEW"},{"H":"NO","L":"NO","S":"NO","TY":"NO","blob_sha":"e2be8ed3fec0eed66fa53135d5bad5b4a963ff7a","control_registry_sha256":"8ab21cb406cf431e40e4c18d5b7acbbfb7355b4fc545b69d57ca5a6e319a3e6c","design_frozen":"NO_FALSE_FLAG","effectful_like":6,"file":"ACPOS_SYS-01_系統維護與生命週期工作區_Mother_Basic_Design_OPTIMIZED.docx","missing_action":0,"missing_gate":4,"missing_operation":1,"missing_permission":0,"missing_runtime_owner":5,"no_public_route":0,"page_uid":"SYS-01","runtime_blocked":0,"source_not_defined":0,"source_tables":"T16,T17,T35","unique_controls":12,"visual_review":"NO_FLAG"},{"H":"NO","L":"NO","S":"NO","TY":"NO","blob_sha":"5c524d869b8e255b1706fbc3faa05918d0ab9524","control_registry_sha256":"b95f808d0f282da3ff37f296ad5c8a25f9f0347b8d2893f9faa96924694ea3f0","design_frozen":"FALSE","effectful_like":10,"file":"ACPOS_VIDEO-01_MOTHER_BASIC_DESIGN_TECH_PURPLE_v1.0.docx","missing_action":0,"missing_gate":0,"missing_operation":7,"missing_permission":0,"missing_runtime_owner":0,"no_public_route":0,"page_uid":"VIDEO-01","runtime_blocked":0,"source_not_defined":0,"source_tables":"T9,T24","unique_controls":85,"visual_review":"HUMAN_REVIEW"},{"H":"NO","L":"NO","S":"NO","TY":"NO","blob_sha":"d262022d97d3138dae98b0c45c59bd859f3600fd","control_registry_sha256":"39ef323e53551b9554f6e5e111c220df3fb5ee83a30db97235a6f2a06cbc37e5","design_frozen":"FALSE","effectful_like":0,"file":"ACPOS_WB-01_MOTHER_BASIC_DESIGN_TECH_PURPLE_v1.0.docx","missing_action":28,"missing_gate":14,"missing_operation":0,"missing_permission":0,"missing_runtime_owner":0,"no_public_route":0,"page_uid":"WB-01","runtime_blocked":0,"source_not_defined":0,"source_tables":"T15,T26","unique_controls":28,"visual_review":"HUMAN_REVIEW"},{"H":"NO","L":"NO","S":"NO","TY":"NO","blob_sha":"b1102528b53aa1a9230f610ac386fd208df0a916","control_registry_sha256":"6362989444ce993f15fbe740dba0ad3398f7e81ff0eaea76fb31f45607bc7d0c","design_frozen":"NO_FALSE_FLAG","effectful_like":13,"file":"ACPOS_admin_STR-01_戰略中心後台_Mother_Basic_Design_OPTIMIZED.docx","missing_action":0,"missing_gate":0,"missing_operation":0,"missing_permission":0,"missing_runtime_owner":4,"no_public_route":0,"page_uid":"ADMIN-STR-01","runtime_blocked":6,"source_not_defined":0,"source_tables":"T22,T24","unique_controls":19,"visual_review":"NO_FLAG"}],"totals":{"blocked":26,"effectful":199,"missing_action":78,"missing_gate":23,"missing_operation":125,"missing_permission":7,"missing_runtime_owner":39,"no_route":10,"pages":18,"source_not_defined":0,"unique_controls":899}}</w:t>
+      </w:r>
+    </w:p>
     <w:sectPr>
-      <w:pgSz w:w="16834" w:h="11909" w:orient="landscape"/>
-      <w:pgMar w:top="605" w:right="605" w:bottom="605" w:left="605" w:header="720" w:footer="720" w:gutter="0"/>
+      <w:pgSz w:w="11909" w:h="16834" w:orient="landscape"/>
+      <w:pgMar w:top="504" w:right="432" w:bottom="504" w:left="432" w:header="720" w:footer="720" w:gutter="0"/>
       <w:cols w:space="720"/>
       <w:docGrid w:linePitch="360"/>
     </w:sectPr>

--- a/ACPOS_SYSTEM_LOGIC_GLOBAL_INTEGRATION_Mother_Basic_Design_OPTIMIZED.docx
+++ b/ACPOS_SYSTEM_LOGIC_GLOBAL_INTEGRATION_Mother_Basic_Design_OPTIMIZED.docx
@@ -17689,6 +17689,290 @@
     <w:p>
       <w:r>
         <w:t>[ACPOS-GLOBAL-INTEGRATION-HISTORY-SEPARATION-V1] Batch/workflow/Machine JSON/resume-point ledgers are historical execution evidence and are not Current planning/basic-design Authority. They remain recoverable from source-control/workflow artifact history and MUST NOT be embedded as mutable Current design truth. This Word retains only current integration design contracts, owner/reference semantics, and audit/acceptance planning.</w:t>
+      </w:r>
+    </w:p>
+    <w:p>
+      <w:r>
+        <w:br w:type="page"/>
+      </w:r>
+    </w:p>
+    <w:p>
+      <w:pPr>
+        <w:pStyle w:val="Heading1"/>
+      </w:pPr>
+      <w:r>
+        <w:t>Shared Canonical Time Integration Contract｜共享正式時間整合契約</w:t>
+      </w:r>
+    </w:p>
+    <w:p>
+      <w:r>
+        <w:t>[ACPOS-GLOBAL-CANONICAL-TIME-INTEGRATION-V1] Cross-system rule for media/time-bearing design contracts. EDIT-01 is the first explicit consumer; other pages may reference this contract but MUST NOT create competing time truth.</w:t>
+      </w:r>
+    </w:p>
+    <w:tbl>
+      <w:tblPr>
+        <w:tblStyle w:val="TableGrid"/>
+        <w:tblW w:type="auto" w:w="0"/>
+        <w:tblLook w:firstColumn="1" w:firstRow="1" w:lastColumn="0" w:lastRow="0" w:noHBand="0" w:noVBand="1" w:val="04A0"/>
+      </w:tblPr>
+      <w:tblGrid>
+        <w:gridCol w:w="8014"/>
+        <w:gridCol w:w="8014"/>
+      </w:tblGrid>
+      <w:tr>
+        <w:tc>
+          <w:tcPr>
+            <w:tcW w:type="dxa" w:w="8014"/>
+          </w:tcPr>
+          <w:p>
+            <w:r>
+              <w:t>Integration Rule</w:t>
+            </w:r>
+          </w:p>
+        </w:tc>
+        <w:tc>
+          <w:tcPr>
+            <w:tcW w:type="dxa" w:w="8014"/>
+          </w:tcPr>
+          <w:p>
+            <w:r>
+              <w:t>Normative Requirement</w:t>
+            </w:r>
+          </w:p>
+        </w:tc>
+      </w:tr>
+      <w:tr>
+        <w:tc>
+          <w:tcPr>
+            <w:tcW w:type="dxa" w:w="8014"/>
+          </w:tcPr>
+          <w:p>
+            <w:r>
+              <w:t>Single time truth</w:t>
+            </w:r>
+          </w:p>
+        </w:tc>
+        <w:tc>
+          <w:tcPr>
+            <w:tcW w:type="dxa" w:w="8014"/>
+          </w:tcPr>
+          <w:p>
+            <w:r>
+              <w:t>Time-bearing systems exchange exact CanonicalTimePoint rational values + explicit timebase identity; float seconds alone are forbidden as cross-system authority.</w:t>
+            </w:r>
+          </w:p>
+        </w:tc>
+      </w:tr>
+      <w:tr>
+        <w:tc>
+          <w:tcPr>
+            <w:tcW w:type="dxa" w:w="8014"/>
+          </w:tcPr>
+          <w:p>
+            <w:r>
+              <w:t>Display-unit independence</w:t>
+            </w:r>
+          </w:p>
+        </w:tc>
+        <w:tc>
+          <w:tcPr>
+            <w:tcW w:type="dxa" w:w="8014"/>
+          </w:tcPr>
+          <w:p>
+            <w:r>
+              <w:t>Frame, millisecond, subframe and sample are UI/operation projections over the same canonical value; switching projection cannot mutate time.</w:t>
+            </w:r>
+          </w:p>
+        </w:tc>
+      </w:tr>
+      <w:tr>
+        <w:tc>
+          <w:tcPr>
+            <w:tcW w:type="dxa" w:w="8014"/>
+          </w:tcPr>
+          <w:p>
+            <w:r>
+              <w:t>Source identity</w:t>
+            </w:r>
+          </w:p>
+        </w:tc>
+        <w:tc>
+          <w:tcPr>
+            <w:tcW w:type="dxa" w:w="8014"/>
+          </w:tcPr>
+          <w:p>
+            <w:r>
+              <w:t>Frame rate/sample rate/source version are part of the binding needed to interpret a precise position.</w:t>
+            </w:r>
+          </w:p>
+        </w:tc>
+      </w:tr>
+      <w:tr>
+        <w:tc>
+          <w:tcPr>
+            <w:tcW w:type="dxa" w:w="8014"/>
+          </w:tcPr>
+          <w:p>
+            <w:r>
+              <w:t>Cross-stage handoff</w:t>
+            </w:r>
+          </w:p>
+        </w:tc>
+        <w:tc>
+          <w:tcPr>
+            <w:tcW w:type="dxa" w:w="8014"/>
+          </w:tcPr>
+          <w:p>
+            <w:r>
+              <w:t>ASSET/VIDEO/EDIT/VOICE/QA handoffs that carry timing MUST preserve canonical rational values or a lossless equivalent plus timebase metadata.</w:t>
+            </w:r>
+          </w:p>
+        </w:tc>
+      </w:tr>
+      <w:tr>
+        <w:tc>
+          <w:tcPr>
+            <w:tcW w:type="dxa" w:w="8014"/>
+          </w:tcPr>
+          <w:p>
+            <w:r>
+              <w:t>Video boundary</w:t>
+            </w:r>
+          </w:p>
+        </w:tc>
+        <w:tc>
+          <w:tcPr>
+            <w:tcW w:type="dxa" w:w="8014"/>
+          </w:tcPr>
+          <w:p>
+            <w:r>
+              <w:t>Video edits/visual render boundaries remain frame-addressable; audio/dialogue may refine below a frame without creating a video subframe cut.</w:t>
+            </w:r>
+          </w:p>
+        </w:tc>
+      </w:tr>
+      <w:tr>
+        <w:tc>
+          <w:tcPr>
+            <w:tcW w:type="dxa" w:w="8014"/>
+          </w:tcPr>
+          <w:p>
+            <w:r>
+              <w:t>Audio precision</w:t>
+            </w:r>
+          </w:p>
+        </w:tc>
+        <w:tc>
+          <w:tcPr>
+            <w:tcW w:type="dxa" w:w="8014"/>
+          </w:tcPr>
+          <w:p>
+            <w:r>
+              <w:t>Sample-level operations require exact sample-rate authority; millisecond operation is legal as a rational projection and may require deterministic quantization only at a sample-bound commit.</w:t>
+            </w:r>
+          </w:p>
+        </w:tc>
+      </w:tr>
+      <w:tr>
+        <w:tc>
+          <w:tcPr>
+            <w:tcW w:type="dxa" w:w="8014"/>
+          </w:tcPr>
+          <w:p>
+            <w:r>
+              <w:t>Subtitle precision</w:t>
+            </w:r>
+          </w:p>
+        </w:tc>
+        <w:tc>
+          <w:tcPr>
+            <w:tcW w:type="dxa" w:w="8014"/>
+          </w:tcPr>
+          <w:p>
+            <w:r>
+              <w:t>Subtitle cue timing may be millisecond-addressable; export-specific quantization is a target-format concern and must not overwrite canonical edit truth.</w:t>
+            </w:r>
+          </w:p>
+        </w:tc>
+      </w:tr>
+      <w:tr>
+        <w:tc>
+          <w:tcPr>
+            <w:tcW w:type="dxa" w:w="8014"/>
+          </w:tcPr>
+          <w:p>
+            <w:r>
+              <w:t>LipSync/Dialogue</w:t>
+            </w:r>
+          </w:p>
+        </w:tc>
+        <w:tc>
+          <w:tcPr>
+            <w:tcW w:type="dxa" w:w="8014"/>
+          </w:tcPr>
+          <w:p>
+            <w:r>
+              <w:t>Derived sync/binding status references canonical time + source/version fingerprint; derived status cannot become independent timing authority.</w:t>
+            </w:r>
+          </w:p>
+        </w:tc>
+      </w:tr>
+      <w:tr>
+        <w:tc>
+          <w:tcPr>
+            <w:tcW w:type="dxa" w:w="8014"/>
+          </w:tcPr>
+          <w:p>
+            <w:r>
+              <w:t>Failure propagation</w:t>
+            </w:r>
+          </w:p>
+        </w:tc>
+        <w:tc>
+          <w:tcPr>
+            <w:tcW w:type="dxa" w:w="8014"/>
+          </w:tcPr>
+          <w:p>
+            <w:r>
+              <w:t>Unknown/mismatched timebase or source version is an explicit blocker propagated to the consuming stage; no guessed defaults.</w:t>
+            </w:r>
+          </w:p>
+        </w:tc>
+      </w:tr>
+      <w:tr>
+        <w:tc>
+          <w:tcPr>
+            <w:tcW w:type="dxa" w:w="8014"/>
+          </w:tcPr>
+          <w:p>
+            <w:r>
+              <w:t>Audit evidence</w:t>
+            </w:r>
+          </w:p>
+        </w:tc>
+        <w:tc>
+          <w:tcPr>
+            <w:tcW w:type="dxa" w:w="8014"/>
+          </w:tcPr>
+          <w:p>
+            <w:r>
+              <w:t>Precision edits and quantization, when effectful, must be attributable to exact input version, unit, canonical before/after values and deterministic rule.</w:t>
+            </w:r>
+          </w:p>
+        </w:tc>
+      </w:tr>
+    </w:tbl>
+    <w:p>
+      <w:pPr>
+        <w:pStyle w:val="Heading2"/>
+      </w:pPr>
+      <w:r>
+        <w:t>Cross-System Functional Chain</w:t>
+      </w:r>
+    </w:p>
+    <w:p>
+      <w:r>
+        <w:t>Source/Blueprint Authority → Exact Timebase Resolution → CanonicalTimePoint → Page/Runtime Projection Unit → Authorized Edit/Read → Validation/Quantization if required → Version/Dependency Invalidation → Stage Evaluation → Human Confirm → Render/Lock → QA/Handoff. Any unresolved node fails closed; downstream consumers must not repair by guessing.</w:t>
       </w:r>
     </w:p>
     <w:sectPr>

--- a/ACPOS_SYSTEM_LOGIC_GLOBAL_INTEGRATION_Mother_Basic_Design_OPTIMIZED.docx
+++ b/ACPOS_SYSTEM_LOGIC_GLOBAL_INTEGRATION_Mother_Basic_Design_OPTIMIZED.docx
@@ -17973,6 +17973,286 @@
     <w:p>
       <w:r>
         <w:t>Source/Blueprint Authority → Exact Timebase Resolution → CanonicalTimePoint → Page/Runtime Projection Unit → Authorized Edit/Read → Validation/Quantization if required → Version/Dependency Invalidation → Stage Evaluation → Human Confirm → Render/Lock → QA/Handoff. Any unresolved node fails closed; downstream consumers must not repair by guessing.</w:t>
+      </w:r>
+    </w:p>
+    <w:p>
+      <w:pPr>
+        <w:pStyle w:val="Heading1"/>
+      </w:pPr>
+      <w:r>
+        <w:t>Current Page Design-Gap Reconciliation — 2026-09-23</w:t>
+      </w:r>
+    </w:p>
+    <w:p>
+      <w:r>
+        <w:t>[ACPOS-20260923-CURRENT-PAGE-DESIGN-GAP-RECONCILIATION-V1] This section supersedes earlier snapshot counts only for Word Basic Design gap interpretation. Runtime / Production / external evidence blockers remain unchanged and MUST NOT be converted to PASS by this reconciliation.</w:t>
+      </w:r>
+    </w:p>
+    <w:tbl>
+      <w:tblPr>
+        <w:tblW w:type="auto" w:w="0"/>
+        <w:tblLook w:firstColumn="1" w:firstRow="1" w:lastColumn="0" w:lastRow="0" w:noHBand="0" w:noVBand="1" w:val="04A0"/>
+      </w:tblPr>
+      <w:tblGrid>
+        <w:gridCol w:w="2671"/>
+        <w:gridCol w:w="2671"/>
+        <w:gridCol w:w="2671"/>
+        <w:gridCol w:w="2671"/>
+        <w:gridCol w:w="2671"/>
+        <w:gridCol w:w="2671"/>
+      </w:tblGrid>
+      <w:tr>
+        <w:tc>
+          <w:tcPr>
+            <w:tcW w:type="dxa" w:w="2671"/>
+          </w:tcPr>
+          <w:p>
+            <w:r>
+              <w:t>Page UID</w:t>
+            </w:r>
+          </w:p>
+        </w:tc>
+        <w:tc>
+          <w:tcPr>
+            <w:tcW w:type="dxa" w:w="2671"/>
+          </w:tcPr>
+          <w:p>
+            <w:r>
+              <w:t>Earlier snapshot</w:t>
+            </w:r>
+          </w:p>
+        </w:tc>
+        <w:tc>
+          <w:tcPr>
+            <w:tcW w:type="dxa" w:w="2671"/>
+          </w:tcPr>
+          <w:p>
+            <w:r>
+              <w:t>Current reconciliation</w:t>
+            </w:r>
+          </w:p>
+        </w:tc>
+        <w:tc>
+          <w:tcPr>
+            <w:tcW w:type="dxa" w:w="2671"/>
+          </w:tcPr>
+          <w:p>
+            <w:r>
+              <w:t>Word mutation</w:t>
+            </w:r>
+          </w:p>
+        </w:tc>
+        <w:tc>
+          <w:tcPr>
+            <w:tcW w:type="dxa" w:w="2671"/>
+          </w:tcPr>
+          <w:p>
+            <w:r>
+              <w:t>Remaining Word Design Gap</w:t>
+            </w:r>
+          </w:p>
+        </w:tc>
+        <w:tc>
+          <w:tcPr>
+            <w:tcW w:type="dxa" w:w="2671"/>
+          </w:tcPr>
+          <w:p>
+            <w:r>
+              <w:t>Boundary</w:t>
+            </w:r>
+          </w:p>
+        </w:tc>
+      </w:tr>
+      <w:tr>
+        <w:tc>
+          <w:tcPr>
+            <w:tcW w:type="dxa" w:w="2671"/>
+          </w:tcPr>
+          <w:p>
+            <w:r>
+              <w:t>CORE-01</w:t>
+            </w:r>
+          </w:p>
+        </w:tc>
+        <w:tc>
+          <w:tcPr>
+            <w:tcW w:type="dxa" w:w="2671"/>
+          </w:tcPr>
+          <w:p>
+            <w:r>
+              <w:t>T19 snapshot recorded missing_operation=24.</w:t>
+            </w:r>
+          </w:p>
+        </w:tc>
+        <w:tc>
+          <w:tcPr>
+            <w:tcW w:type="dxa" w:w="2671"/>
+          </w:tcPr>
+          <w:p>
+            <w:r>
+              <w:t>22 rows are UI_LOCAL_EXACT and require no server Operation; 2 READ_EXACT rows now reuse existing exact read authorities: getCanonicalScript and compareCoreCandidates.</w:t>
+            </w:r>
+          </w:p>
+        </w:tc>
+        <w:tc>
+          <w:tcPr>
+            <w:tcW w:type="dxa" w:w="2671"/>
+          </w:tcPr>
+          <w:p>
+            <w:r>
+              <w:t>2 exact read bindings added to CORE-01.</w:t>
+            </w:r>
+          </w:p>
+        </w:tc>
+        <w:tc>
+          <w:tcPr>
+            <w:tcW w:type="dxa" w:w="2671"/>
+          </w:tcPr>
+          <w:p>
+            <w:r>
+              <w:t>0 for this Operation denominator.</w:t>
+            </w:r>
+          </w:p>
+        </w:tc>
+        <w:tc>
+          <w:tcPr>
+            <w:tcW w:type="dxa" w:w="2671"/>
+          </w:tcPr>
+          <w:p>
+            <w:r>
+              <w:t>Runtime/Production evidence remains independently governed.</w:t>
+            </w:r>
+          </w:p>
+        </w:tc>
+      </w:tr>
+      <w:tr>
+        <w:tc>
+          <w:tcPr>
+            <w:tcW w:type="dxa" w:w="2671"/>
+          </w:tcPr>
+          <w:p>
+            <w:r>
+              <w:t>ASSET-01</w:t>
+            </w:r>
+          </w:p>
+        </w:tc>
+        <w:tc>
+          <w:tcPr>
+            <w:tcW w:type="dxa" w:w="2671"/>
+          </w:tcPr>
+          <w:p>
+            <w:r>
+              <w:t>Earlier snapshot counts predate later closure tables.</w:t>
+            </w:r>
+          </w:p>
+        </w:tc>
+        <w:tc>
+          <w:tcPr>
+            <w:tcW w:type="dxa" w:w="2671"/>
+          </w:tcPr>
+          <w:p>
+            <w:r>
+              <w:t>Later Batch 16 / Batch 56 authority tables cover all effectful/read controls; remaining empty server-operation fields are UI_LOCAL_EXACT.</w:t>
+            </w:r>
+          </w:p>
+        </w:tc>
+        <w:tc>
+          <w:tcPr>
+            <w:tcW w:type="dxa" w:w="2671"/>
+          </w:tcPr>
+          <w:p>
+            <w:r>
+              <w:t>None.</w:t>
+            </w:r>
+          </w:p>
+        </w:tc>
+        <w:tc>
+          <w:tcPr>
+            <w:tcW w:type="dxa" w:w="2671"/>
+          </w:tcPr>
+          <w:p>
+            <w:r>
+              <w:t>0 for reviewed Operation/Runtime-owner design denominator.</w:t>
+            </w:r>
+          </w:p>
+        </w:tc>
+        <w:tc>
+          <w:tcPr>
+            <w:tcW w:type="dxa" w:w="2671"/>
+          </w:tcPr>
+          <w:p>
+            <w:r>
+              <w:t>No API/Runtime identity invented.</w:t>
+            </w:r>
+          </w:p>
+        </w:tc>
+      </w:tr>
+      <w:tr>
+        <w:tc>
+          <w:tcPr>
+            <w:tcW w:type="dxa" w:w="2671"/>
+          </w:tcPr>
+          <w:p>
+            <w:r>
+              <w:t>VIDEO-01</w:t>
+            </w:r>
+          </w:p>
+        </w:tc>
+        <w:tc>
+          <w:tcPr>
+            <w:tcW w:type="dxa" w:w="2671"/>
+          </w:tcPr>
+          <w:p>
+            <w:r>
+              <w:t>Earlier snapshot counts predate later closure tables.</w:t>
+            </w:r>
+          </w:p>
+        </w:tc>
+        <w:tc>
+          <w:tcPr>
+            <w:tcW w:type="dxa" w:w="2671"/>
+          </w:tcPr>
+          <w:p>
+            <w:r>
+              <w:t>Current control/authority tables bind all non-UI_LOCAL_EXACT effectful/read controls; remaining empty server-operation fields are UI-local.</w:t>
+            </w:r>
+          </w:p>
+        </w:tc>
+        <w:tc>
+          <w:tcPr>
+            <w:tcW w:type="dxa" w:w="2671"/>
+          </w:tcPr>
+          <w:p>
+            <w:r>
+              <w:t>None.</w:t>
+            </w:r>
+          </w:p>
+        </w:tc>
+        <w:tc>
+          <w:tcPr>
+            <w:tcW w:type="dxa" w:w="2671"/>
+          </w:tcPr>
+          <w:p>
+            <w:r>
+              <w:t>0 for reviewed Operation/Runtime-owner design denominator.</w:t>
+            </w:r>
+          </w:p>
+        </w:tc>
+        <w:tc>
+          <w:tcPr>
+            <w:tcW w:type="dxa" w:w="2671"/>
+          </w:tcPr>
+          <w:p>
+            <w:r>
+              <w:t>No API/Runtime identity invented.</w:t>
+            </w:r>
+          </w:p>
+        </w:tc>
+      </w:tr>
+    </w:tbl>
+    <w:p>
+      <w:r>
+        <w:t>Reconciliation rule: newest explicit page closure authority supersedes an earlier aggregate snapshot for design-gap counting; aggregate ledgers MUST NOT be used to reopen a gap already closed by a later exact page authority. Conversely, NOT_EXECUTED / BLOCKED / REQUIRE_EXACT_BINDING remains unresolved when it refers to implementation or evidence not supplied by Current Authority.</w:t>
       </w:r>
     </w:p>
     <w:sectPr>
